--- a/docs/thesis/result.docx
+++ b/docs/thesis/result.docx
@@ -204,7 +204,7 @@
         <w:spacing w:line="400" w:lineRule="exact"/>
         <w:ind w:rightChars="-52" w:right="-109"/>
         <w:rPr>
-          <w:rFonts w:ascii="SimHei" w:eastAsia="SimHei" w:hAnsi="SimSun" w:hint="eastAsia"/>
+          <w:rFonts w:ascii="SimHei" w:eastAsia="SimHei" w:hAnsi="SimSun"/>
           <w:sz w:val="32"/>
           <w:szCs w:val="32"/>
         </w:rPr>
@@ -432,7 +432,6 @@
         <w:spacing w:line="400" w:lineRule="exact"/>
         <w:ind w:firstLineChars="200" w:firstLine="480"/>
         <w:rPr>
-          <w:rFonts w:hint="eastAsia"/>
           <w:color w:val="000000"/>
           <w:sz w:val="24"/>
         </w:rPr>
@@ -958,7 +957,6 @@
         <w:spacing w:line="360" w:lineRule="auto"/>
         <w:ind w:rightChars="10" w:right="21" w:firstLine="420"/>
         <w:rPr>
-          <w:rFonts w:hint="eastAsia"/>
           <w:sz w:val="24"/>
         </w:rPr>
       </w:pPr>
@@ -1061,7 +1059,6 @@
       <w:pPr>
         <w:spacing w:line="400" w:lineRule="exact"/>
         <w:rPr>
-          <w:rFonts w:hint="eastAsia"/>
           <w:b/>
           <w:bCs/>
           <w:color w:val="000000"/>
@@ -1073,7 +1070,7 @@
     <w:p>
       <w:pPr>
         <w:rPr>
-          <w:rFonts w:eastAsia="SimHei" w:hint="eastAsia"/>
+          <w:rFonts w:eastAsia="SimHei"/>
           <w:b/>
           <w:bCs/>
           <w:sz w:val="32"/>
@@ -4257,11 +4254,137 @@
       <w:r>
         <w:rPr>
           <w:rFonts w:hint="eastAsia"/>
-          <w:color w:val="000000" w:themeColor="text1"/>
-          <w:sz w:val="24"/>
+          <w:noProof/>
+          <w:color w:val="000000" w:themeColor="text1"/>
+          <w:sz w:val="24"/>
+          <w:lang w:val="zh-CN"/>
         </w:rPr>
         <w:lastRenderedPageBreak/>
+        <w:drawing>
+          <wp:anchor distT="0" distB="0" distL="114300" distR="114300" simplePos="0" relativeHeight="251658240" behindDoc="0" locked="0" layoutInCell="1" allowOverlap="1" wp14:anchorId="7706193D" wp14:editId="61D797C5">
+            <wp:simplePos x="0" y="0"/>
+            <wp:positionH relativeFrom="page">
+              <wp:align>center</wp:align>
+            </wp:positionH>
+            <wp:positionV relativeFrom="paragraph">
+              <wp:posOffset>1151890</wp:posOffset>
+            </wp:positionV>
+            <wp:extent cx="4719600" cy="3398400"/>
+            <wp:effectExtent l="0" t="0" r="0" b="0"/>
+            <wp:wrapTopAndBottom/>
+            <wp:docPr id="1410579645" name="Graphic 3"/>
+            <wp:cNvGraphicFramePr>
+              <a:graphicFrameLocks xmlns:a="http://schemas.openxmlformats.org/drawingml/2006/main" noChangeAspect="1"/>
+            </wp:cNvGraphicFramePr>
+            <a:graphic xmlns:a="http://schemas.openxmlformats.org/drawingml/2006/main">
+              <a:graphicData uri="http://schemas.openxmlformats.org/drawingml/2006/picture">
+                <pic:pic xmlns:pic="http://schemas.openxmlformats.org/drawingml/2006/picture">
+                  <pic:nvPicPr>
+                    <pic:cNvPr id="1410579645" name="Graphic 1410579645"/>
+                    <pic:cNvPicPr/>
+                  </pic:nvPicPr>
+                  <pic:blipFill rotWithShape="1">
+                    <a:blip r:embed="rId16">
+                      <a:extLst>
+                        <a:ext uri="{96DAC541-7B7A-43D3-8B79-37D633B846F1}">
+                          <asvg:svgBlip xmlns:asvg="http://schemas.microsoft.com/office/drawing/2016/SVG/main" r:embed="rId17"/>
+                        </a:ext>
+                      </a:extLst>
+                    </a:blip>
+                    <a:srcRect l="5554" t="8233" r="4907" b="9940"/>
+                    <a:stretch/>
+                  </pic:blipFill>
+                  <pic:spPr bwMode="auto">
+                    <a:xfrm>
+                      <a:off x="0" y="0"/>
+                      <a:ext cx="4719600" cy="3398400"/>
+                    </a:xfrm>
+                    <a:prstGeom prst="rect">
+                      <a:avLst/>
+                    </a:prstGeom>
+                    <a:ln>
+                      <a:noFill/>
+                    </a:ln>
+                    <a:extLst>
+                      <a:ext uri="{53640926-AAD7-44D8-BBD7-CCE9431645EC}">
+                        <a14:shadowObscured xmlns:a14="http://schemas.microsoft.com/office/drawing/2010/main"/>
+                      </a:ext>
+                    </a:extLst>
+                  </pic:spPr>
+                </pic:pic>
+              </a:graphicData>
+            </a:graphic>
+            <wp14:sizeRelH relativeFrom="margin">
+              <wp14:pctWidth>0</wp14:pctWidth>
+            </wp14:sizeRelH>
+            <wp14:sizeRelV relativeFrom="margin">
+              <wp14:pctHeight>0</wp14:pctHeight>
+            </wp14:sizeRelV>
+          </wp:anchor>
+        </w:drawing>
+      </w:r>
+      <w:r>
+        <w:rPr>
+          <w:rFonts w:hint="eastAsia"/>
+          <w:color w:val="000000" w:themeColor="text1"/>
+          <w:sz w:val="24"/>
+        </w:rPr>
         <w:t>第六章系统总结研究在环境感知算法改进、计算效率优化等方面取得的理论突破与技术进展，客观分析当前方法在极端场景适应性和多源信息融合方面的局限。从动态场景重建、协同感知等维度展望未来研究方向，为智能驾驶安全系统的持续演进提供技术参考。</w:t>
+      </w:r>
+      <w:r>
+        <w:rPr>
+          <w:rFonts w:hint="eastAsia"/>
+          <w:color w:val="000000" w:themeColor="text1"/>
+          <w:sz w:val="24"/>
+        </w:rPr>
+        <w:t>本文结构如图</w:t>
+      </w:r>
+      <w:r>
+        <w:rPr>
+          <w:rFonts w:hint="eastAsia"/>
+          <w:color w:val="000000" w:themeColor="text1"/>
+          <w:sz w:val="24"/>
+        </w:rPr>
+        <w:t>1-1</w:t>
+      </w:r>
+      <w:r>
+        <w:rPr>
+          <w:rFonts w:hint="eastAsia"/>
+          <w:color w:val="000000" w:themeColor="text1"/>
+          <w:sz w:val="24"/>
+        </w:rPr>
+        <w:t>所示</w:t>
+      </w:r>
+    </w:p>
+    <w:p>
+      <w:pPr>
+        <w:spacing w:line="400" w:lineRule="exact"/>
+        <w:ind w:firstLineChars="200" w:firstLine="360"/>
+        <w:jc w:val="center"/>
+        <w:rPr>
+          <w:rFonts w:hint="eastAsia"/>
+          <w:color w:val="000000" w:themeColor="text1"/>
+          <w:sz w:val="18"/>
+          <w:szCs w:val="18"/>
+        </w:rPr>
+      </w:pPr>
+      <w:r>
+        <w:rPr>
+          <w:rFonts w:hint="eastAsia"/>
+          <w:color w:val="000000" w:themeColor="text1"/>
+          <w:sz w:val="18"/>
+          <w:szCs w:val="18"/>
+        </w:rPr>
+        <w:t>图</w:t>
+      </w:r>
+      <w:r>
+        <w:rPr>
+          <w:rFonts w:hint="eastAsia"/>
+          <w:color w:val="000000" w:themeColor="text1"/>
+          <w:sz w:val="18"/>
+          <w:szCs w:val="18"/>
+        </w:rPr>
+        <w:t>1-1</w:t>
       </w:r>
     </w:p>
     <w:p>
@@ -4276,32 +4399,9 @@
     </w:p>
     <w:p>
       <w:pPr>
-        <w:spacing w:line="400" w:lineRule="exact"/>
-        <w:ind w:firstLineChars="200" w:firstLine="489"/>
-        <w:rPr>
-          <w:b/>
-          <w:bCs/>
-          <w:color w:val="000000" w:themeColor="text1"/>
-          <w:sz w:val="24"/>
-        </w:rPr>
-      </w:pPr>
-      <w:r>
-        <w:rPr>
-          <w:rFonts w:hint="eastAsia"/>
-          <w:b/>
-          <w:bCs/>
-          <w:color w:val="000000" w:themeColor="text1"/>
-          <w:sz w:val="24"/>
-        </w:rPr>
-        <w:t>附带序列处理图</w:t>
-      </w:r>
-    </w:p>
-    <w:p>
-      <w:pPr>
         <w:widowControl/>
         <w:jc w:val="left"/>
         <w:rPr>
-          <w:rFonts w:hint="eastAsia"/>
           <w:b/>
           <w:bCs/>
           <w:color w:val="000000" w:themeColor="text1"/>
@@ -4366,13 +4466,22 @@
         <w:pStyle w:val="Heading2"/>
         <w:spacing w:beforeLines="50" w:before="156" w:afterLines="50" w:after="156" w:line="240" w:lineRule="auto"/>
         <w:rPr>
+          <w:rFonts w:ascii="SimHei" w:hAnsi="SimHei"/>
+          <w:b w:val="0"/>
+          <w:sz w:val="24"/>
+          <w:szCs w:val="24"/>
+        </w:rPr>
+      </w:pPr>
+      <w:bookmarkStart w:id="12" w:name="_Toc196234402"/>
+      <w:r>
+        <w:rPr>
           <w:rFonts w:ascii="SimHei" w:hAnsi="SimHei" w:hint="eastAsia"/>
           <w:b w:val="0"/>
           <w:sz w:val="24"/>
           <w:szCs w:val="24"/>
         </w:rPr>
-      </w:pPr>
-      <w:bookmarkStart w:id="12" w:name="_Toc196234402"/>
+        <w:t>2.1</w:t>
+      </w:r>
       <w:r>
         <w:rPr>
           <w:rFonts w:ascii="SimHei" w:hAnsi="SimHei" w:hint="eastAsia"/>
@@ -4380,7 +4489,7 @@
           <w:sz w:val="24"/>
           <w:szCs w:val="24"/>
         </w:rPr>
-        <w:t>2.1</w:t>
+        <w:t xml:space="preserve"> </w:t>
       </w:r>
       <w:r>
         <w:rPr>
@@ -4389,15 +4498,6 @@
           <w:sz w:val="24"/>
           <w:szCs w:val="24"/>
         </w:rPr>
-        <w:t xml:space="preserve"> </w:t>
-      </w:r>
-      <w:r>
-        <w:rPr>
-          <w:rFonts w:ascii="SimHei" w:hAnsi="SimHei" w:hint="eastAsia"/>
-          <w:b w:val="0"/>
-          <w:sz w:val="24"/>
-          <w:szCs w:val="24"/>
-        </w:rPr>
         <w:t>图像处理基础</w:t>
       </w:r>
       <w:bookmarkEnd w:id="12"/>
@@ -4407,7 +4507,6 @@
         <w:spacing w:line="400" w:lineRule="exact"/>
         <w:ind w:firstLineChars="200" w:firstLine="480"/>
         <w:rPr>
-          <w:rFonts w:hint="eastAsia"/>
           <w:color w:val="000000" w:themeColor="text1"/>
           <w:sz w:val="24"/>
         </w:rPr>
@@ -4426,7 +4525,7 @@
         <w:pStyle w:val="Heading2"/>
         <w:spacing w:beforeLines="50" w:before="156" w:afterLines="50" w:after="156" w:line="240" w:lineRule="auto"/>
         <w:rPr>
-          <w:rFonts w:ascii="SimHei" w:hAnsi="SimHei" w:hint="eastAsia"/>
+          <w:rFonts w:ascii="SimHei" w:hAnsi="SimHei"/>
           <w:b w:val="0"/>
           <w:sz w:val="24"/>
           <w:szCs w:val="24"/>
@@ -7011,7 +7110,6 @@
         <w:wordWrap w:val="0"/>
         <w:ind w:firstLine="420"/>
         <w:rPr>
-          <w:rFonts w:hint="eastAsia"/>
           <w:color w:val="000000" w:themeColor="text1"/>
           <w:sz w:val="24"/>
         </w:rPr>
@@ -7022,7 +7120,6 @@
         <w:wordWrap w:val="0"/>
         <w:ind w:firstLine="420"/>
         <w:rPr>
-          <w:rFonts w:hint="eastAsia"/>
           <w:color w:val="000000" w:themeColor="text1"/>
           <w:sz w:val="24"/>
         </w:rPr>
@@ -7033,7 +7130,7 @@
         <w:pStyle w:val="Heading2"/>
         <w:spacing w:beforeLines="50" w:before="156" w:afterLines="50" w:after="156" w:line="240" w:lineRule="auto"/>
         <w:rPr>
-          <w:rFonts w:ascii="SimHei" w:hAnsi="SimHei" w:hint="eastAsia"/>
+          <w:rFonts w:ascii="SimHei" w:hAnsi="SimHei"/>
           <w:b w:val="0"/>
           <w:sz w:val="24"/>
           <w:szCs w:val="24"/>
@@ -7206,16 +7303,7 @@
           <w:sz w:val="24"/>
           <w:szCs w:val="24"/>
         </w:rPr>
-        <w:t>2.2.1</w:t>
-      </w:r>
-      <w:r>
-        <w:rPr>
-          <w:rFonts w:ascii="SimHei" w:hAnsi="SimHei" w:hint="eastAsia"/>
-          <w:b w:val="0"/>
-          <w:sz w:val="24"/>
-          <w:szCs w:val="24"/>
-        </w:rPr>
-        <w:t>卷积神经网络架构演进</w:t>
+        <w:t>2.2.1卷积神经网络架构演进</w:t>
       </w:r>
       <w:bookmarkEnd w:id="16"/>
     </w:p>
@@ -8283,16 +8371,7 @@
           <w:color w:val="000000" w:themeColor="text1"/>
           <w:sz w:val="24"/>
         </w:rPr>
-        <w:t>动态权重</w:t>
-      </w:r>
-      <w:proofErr w:type="spellStart"/>
-      <w:r>
-        <w:rPr>
-          <w:rFonts w:hint="eastAsia"/>
-          <w:color w:val="000000" w:themeColor="text1"/>
-          <w:sz w:val="24"/>
-        </w:rPr>
-        <w:t>ω</w:t>
+        <w:t>动态权重ω</w:t>
       </w:r>
       <w:r>
         <w:rPr>
@@ -8302,7 +8381,6 @@
         </w:rPr>
         <w:t>_t</w:t>
       </w:r>
-      <w:proofErr w:type="spellEnd"/>
       <w:r>
         <w:rPr>
           <w:rFonts w:hint="eastAsia"/>
@@ -9329,8 +9407,8 @@
           <w:szCs w:val="24"/>
         </w:rPr>
       </w:pPr>
-      <w:bookmarkStart w:id="19" w:name="Xd14ace583976b0be2fe600ec0662b2c22a39ee4"/>
-      <w:bookmarkStart w:id="20" w:name="_Toc196234409"/>
+      <w:bookmarkStart w:id="19" w:name="_Toc196234409"/>
+      <w:bookmarkStart w:id="20" w:name="Xd14ace583976b0be2fe600ec0662b2c22a39ee4"/>
       <w:r>
         <w:rPr>
           <w:rFonts w:ascii="SimHei" w:hAnsi="SimHei"/>
@@ -9360,7 +9438,7 @@
         </w:rPr>
         <w:t>网络结构解析</w:t>
       </w:r>
-      <w:bookmarkEnd w:id="20"/>
+      <w:bookmarkEnd w:id="19"/>
     </w:p>
     <w:p>
       <w:pPr>
@@ -10007,9 +10085,9 @@
           <w:szCs w:val="24"/>
         </w:rPr>
       </w:pPr>
-      <w:bookmarkStart w:id="21" w:name="X40aab2e119441f2f7fdc5f013064720d45b17fb"/>
-      <w:bookmarkStart w:id="22" w:name="_Toc196234410"/>
-      <w:bookmarkEnd w:id="19"/>
+      <w:bookmarkStart w:id="21" w:name="_Toc196234410"/>
+      <w:bookmarkStart w:id="22" w:name="X40aab2e119441f2f7fdc5f013064720d45b17fb"/>
+      <w:bookmarkEnd w:id="20"/>
       <w:r>
         <w:rPr>
           <w:rFonts w:ascii="SimHei" w:hAnsi="SimHei"/>
@@ -10028,7 +10106,7 @@
         </w:rPr>
         <w:t>多尺度特征融合策略</w:t>
       </w:r>
-      <w:bookmarkEnd w:id="22"/>
+      <w:bookmarkEnd w:id="21"/>
     </w:p>
     <w:p>
       <w:pPr>
@@ -11272,7 +11350,7 @@
         </w:rPr>
       </w:pPr>
       <w:bookmarkStart w:id="23" w:name="Xf13e23847e9d6fe9266542ebceb8604be921943"/>
-      <w:bookmarkEnd w:id="21"/>
+      <w:bookmarkEnd w:id="22"/>
       <w:r>
         <w:rPr>
           <w:color w:val="000000" w:themeColor="text1"/>
@@ -11298,23 +11376,13 @@
           <w:sz w:val="24"/>
         </w:rPr>
       </w:pPr>
-      <w:proofErr w:type="spellStart"/>
-      <w:r>
-        <w:rPr>
-          <w:rFonts w:hint="eastAsia"/>
-          <w:color w:val="000000" w:themeColor="text1"/>
-          <w:sz w:val="24"/>
-        </w:rPr>
-        <w:t>建立混合式分割框架</w:t>
-      </w:r>
-      <w:proofErr w:type="spellEnd"/>
-      <w:r>
-        <w:rPr>
-          <w:rFonts w:hint="eastAsia"/>
-          <w:color w:val="000000" w:themeColor="text1"/>
-          <w:sz w:val="24"/>
-        </w:rPr>
-        <w:t>：</w:t>
+      <w:r>
+        <w:rPr>
+          <w:rFonts w:hint="eastAsia"/>
+          <w:color w:val="000000" w:themeColor="text1"/>
+          <w:sz w:val="24"/>
+        </w:rPr>
+        <w:t>建立混合式分割框架：</w:t>
       </w:r>
     </w:p>
     <w:p>
@@ -12684,8 +12752,8 @@
       <w:pPr>
         <w:pStyle w:val="1"/>
       </w:pPr>
-      <w:bookmarkStart w:id="24" w:name="Xd323ccf2dd9dbd21dc6b3f2c7768fd775a326de"/>
-      <w:bookmarkStart w:id="25" w:name="_Toc196234411"/>
+      <w:bookmarkStart w:id="24" w:name="_Toc196234411"/>
+      <w:bookmarkStart w:id="25" w:name="Xd323ccf2dd9dbd21dc6b3f2c7768fd775a326de"/>
       <w:r>
         <w:t xml:space="preserve">2.4 </w:t>
       </w:r>
@@ -12695,7 +12763,7 @@
         </w:rPr>
         <w:t>目标跟踪理论</w:t>
       </w:r>
-      <w:bookmarkEnd w:id="25"/>
+      <w:bookmarkEnd w:id="24"/>
     </w:p>
     <w:p>
       <w:pPr>
@@ -12708,8 +12776,8 @@
           <w:szCs w:val="24"/>
         </w:rPr>
       </w:pPr>
-      <w:bookmarkStart w:id="26" w:name="Xdad056b03b89332692ea18ba38f795392574efe"/>
-      <w:bookmarkStart w:id="27" w:name="_Toc196234412"/>
+      <w:bookmarkStart w:id="26" w:name="_Toc196234412"/>
+      <w:bookmarkStart w:id="27" w:name="Xdad056b03b89332692ea18ba38f795392574efe"/>
       <w:r>
         <w:rPr>
           <w:rFonts w:ascii="SimHei" w:hAnsi="SimHei"/>
@@ -12739,7 +12807,7 @@
         </w:rPr>
         <w:t>算法框架</w:t>
       </w:r>
-      <w:bookmarkEnd w:id="27"/>
+      <w:bookmarkEnd w:id="26"/>
     </w:p>
     <w:p>
       <w:pPr>
@@ -12761,9 +12829,9 @@
           <w:szCs w:val="24"/>
         </w:rPr>
       </w:pPr>
-      <w:bookmarkStart w:id="28" w:name="Xea9ca605854c85b8f4b515e61accdcb67eae4f7"/>
-      <w:bookmarkStart w:id="29" w:name="_Toc196234413"/>
-      <w:bookmarkEnd w:id="26"/>
+      <w:bookmarkStart w:id="28" w:name="_Toc196234413"/>
+      <w:bookmarkStart w:id="29" w:name="Xea9ca605854c85b8f4b515e61accdcb67eae4f7"/>
+      <w:bookmarkEnd w:id="27"/>
       <w:r>
         <w:rPr>
           <w:rFonts w:ascii="SimHei" w:hAnsi="SimHei"/>
@@ -12782,7 +12850,7 @@
         </w:rPr>
         <w:t>运动状态关联度量方法</w:t>
       </w:r>
-      <w:bookmarkEnd w:id="29"/>
+      <w:bookmarkEnd w:id="28"/>
     </w:p>
     <w:p>
       <w:pPr>
@@ -12797,10 +12865,10 @@
       <w:pPr>
         <w:pStyle w:val="1"/>
       </w:pPr>
-      <w:bookmarkStart w:id="30" w:name="Xddb84cb4788f2779c423963f176b856417b651b"/>
-      <w:bookmarkStart w:id="31" w:name="_Toc196234414"/>
-      <w:bookmarkEnd w:id="24"/>
-      <w:bookmarkEnd w:id="28"/>
+      <w:bookmarkStart w:id="30" w:name="_Toc196234414"/>
+      <w:bookmarkStart w:id="31" w:name="Xddb84cb4788f2779c423963f176b856417b651b"/>
+      <w:bookmarkEnd w:id="25"/>
+      <w:bookmarkEnd w:id="29"/>
       <w:r>
         <w:lastRenderedPageBreak/>
         <w:t xml:space="preserve">2.5 </w:t>
@@ -12811,7 +12879,7 @@
         </w:rPr>
         <w:t>碰撞预测模型</w:t>
       </w:r>
-      <w:bookmarkEnd w:id="31"/>
+      <w:bookmarkEnd w:id="30"/>
     </w:p>
     <w:p>
       <w:pPr>
@@ -12833,8 +12901,8 @@
           <w:szCs w:val="24"/>
         </w:rPr>
       </w:pPr>
-      <w:bookmarkStart w:id="32" w:name="X068a8993c67066fe4ed91d1eb71830a5cf74bfd"/>
-      <w:bookmarkStart w:id="33" w:name="_Toc196234415"/>
+      <w:bookmarkStart w:id="32" w:name="_Toc196234415"/>
+      <w:bookmarkStart w:id="33" w:name="X068a8993c67066fe4ed91d1eb71830a5cf74bfd"/>
       <w:r>
         <w:rPr>
           <w:rFonts w:ascii="SimHei" w:hAnsi="SimHei"/>
@@ -12853,7 +12921,7 @@
         </w:rPr>
         <w:t>运动轨迹预测算法</w:t>
       </w:r>
-      <w:bookmarkEnd w:id="33"/>
+      <w:bookmarkEnd w:id="32"/>
     </w:p>
     <w:p>
       <w:pPr>
@@ -12877,7 +12945,7 @@
       </w:pPr>
       <w:bookmarkStart w:id="34" w:name="Xa2d8619b392fa16f2ca0d5c3219342cf27d5f13"/>
       <w:bookmarkStart w:id="35" w:name="_Toc196234416"/>
-      <w:bookmarkEnd w:id="32"/>
+      <w:bookmarkEnd w:id="33"/>
       <w:r>
         <w:rPr>
           <w:rFonts w:ascii="SimHei" w:hAnsi="SimHei"/>
@@ -12896,7 +12964,7 @@
         </w:rPr>
         <w:t>碰撞时间(TTC)计算模型</w:t>
       </w:r>
-      <w:bookmarkEnd w:id="30"/>
+      <w:bookmarkEnd w:id="31"/>
       <w:bookmarkEnd w:id="34"/>
       <w:bookmarkEnd w:id="35"/>
     </w:p>
@@ -12906,14 +12974,13 @@
         <w:wordWrap w:val="0"/>
         <w:ind w:firstLine="420"/>
         <w:rPr>
-          <w:rFonts w:hint="eastAsia"/>
           <w:color w:val="000000" w:themeColor="text1"/>
           <w:sz w:val="24"/>
         </w:rPr>
       </w:pPr>
     </w:p>
     <w:sectPr>
-      <w:footerReference w:type="first" r:id="rId16"/>
+      <w:footerReference w:type="first" r:id="rId18"/>
       <w:pgSz w:w="11906" w:h="16838"/>
       <w:pgMar w:top="1440" w:right="1800" w:bottom="1440" w:left="1800" w:header="851" w:footer="992" w:gutter="0"/>
       <w:pgNumType w:start="1"/>
@@ -13109,7 +13176,6 @@
     <w:pPr>
       <w:pStyle w:val="Header"/>
       <w:rPr>
-        <w:rFonts w:hint="eastAsia"/>
         <w:sz w:val="21"/>
         <w:szCs w:val="21"/>
       </w:rPr>
@@ -15190,6 +15256,7 @@
   <w:style w:type="character" w:default="1" w:styleId="DefaultParagraphFont">
     <w:name w:val="Default Paragraph Font"/>
     <w:uiPriority w:val="1"/>
+    <w:semiHidden/>
     <w:unhideWhenUsed/>
   </w:style>
   <w:style w:type="table" w:default="1" w:styleId="TableNormal">

--- a/docs/thesis/result.docx
+++ b/docs/thesis/result.docx
@@ -5,6 +5,9 @@
     <w:p>
       <w:pPr>
         <w:jc w:val="center"/>
+        <w:rPr>
+          <w:rFonts w:hint="eastAsia"/>
+        </w:rPr>
       </w:pPr>
     </w:p>
     <w:p>
@@ -13,7 +16,7 @@
       </w:pPr>
       <w:r>
         <w:rPr>
-          <w:rFonts w:ascii="SimSun" w:hAnsi="SimSun"/>
+          <w:rFonts w:ascii="宋体" w:hAnsi="宋体"/>
           <w:noProof/>
           <w:sz w:val="24"/>
         </w:rPr>
@@ -141,7 +144,7 @@
       <w:pPr>
         <w:jc w:val="center"/>
         <w:rPr>
-          <w:rFonts w:ascii="FangSong" w:eastAsia="FangSong" w:hAnsi="FangSong"/>
+          <w:rFonts w:ascii="仿宋" w:eastAsia="仿宋" w:hAnsi="仿宋"/>
           <w:b/>
           <w:bCs/>
           <w:i/>
@@ -153,7 +156,7 @@
       <w:bookmarkStart w:id="0" w:name="基于深度学习的车道障碍检与碰撞预测方法研究"/>
       <w:r>
         <w:rPr>
-          <w:rFonts w:ascii="FangSong" w:eastAsia="FangSong" w:hAnsi="FangSong" w:hint="eastAsia"/>
+          <w:rFonts w:ascii="仿宋" w:eastAsia="仿宋" w:hAnsi="仿宋" w:hint="eastAsia"/>
           <w:sz w:val="44"/>
           <w:szCs w:val="44"/>
         </w:rPr>
@@ -161,7 +164,7 @@
       </w:r>
       <w:r>
         <w:rPr>
-          <w:rFonts w:ascii="FangSong" w:eastAsia="FangSong" w:hAnsi="FangSong" w:hint="eastAsia"/>
+          <w:rFonts w:ascii="仿宋" w:eastAsia="仿宋" w:hAnsi="仿宋" w:hint="eastAsia"/>
           <w:sz w:val="44"/>
           <w:szCs w:val="44"/>
         </w:rPr>
@@ -169,7 +172,7 @@
       </w:r>
       <w:r>
         <w:rPr>
-          <w:rFonts w:ascii="FangSong" w:eastAsia="FangSong" w:hAnsi="FangSong" w:hint="eastAsia"/>
+          <w:rFonts w:ascii="仿宋" w:eastAsia="仿宋" w:hAnsi="仿宋" w:hint="eastAsia"/>
           <w:sz w:val="44"/>
           <w:szCs w:val="44"/>
         </w:rPr>
@@ -181,7 +184,7 @@
       <w:pPr>
         <w:jc w:val="center"/>
         <w:rPr>
-          <w:rFonts w:ascii="FangSong" w:eastAsia="FangSong" w:hAnsi="FangSong"/>
+          <w:rFonts w:ascii="仿宋" w:eastAsia="仿宋" w:hAnsi="仿宋"/>
           <w:b/>
           <w:bCs/>
           <w:i/>
@@ -192,7 +195,7 @@
       </w:pPr>
       <w:r>
         <w:rPr>
-          <w:rFonts w:ascii="FangSong" w:eastAsia="FangSong" w:hAnsi="FangSong"/>
+          <w:rFonts w:ascii="仿宋" w:eastAsia="仿宋" w:hAnsi="仿宋"/>
           <w:sz w:val="44"/>
           <w:szCs w:val="44"/>
         </w:rPr>
@@ -204,7 +207,7 @@
         <w:spacing w:line="400" w:lineRule="exact"/>
         <w:ind w:rightChars="-52" w:right="-109"/>
         <w:rPr>
-          <w:rFonts w:ascii="SimHei" w:eastAsia="SimHei" w:hAnsi="SimSun"/>
+          <w:rFonts w:ascii="黑体" w:eastAsia="黑体" w:hAnsi="宋体"/>
           <w:sz w:val="32"/>
           <w:szCs w:val="32"/>
         </w:rPr>
@@ -222,7 +225,7 @@
       </w:pPr>
       <w:r>
         <w:rPr>
-          <w:rFonts w:ascii="FangSong" w:eastAsia="FangSong" w:hAnsi="FangSong"/>
+          <w:rFonts w:ascii="仿宋" w:eastAsia="仿宋" w:hAnsi="仿宋"/>
           <w:sz w:val="44"/>
           <w:szCs w:val="44"/>
         </w:rPr>
@@ -241,7 +244,7 @@
       </w:pPr>
       <w:r>
         <w:rPr>
-          <w:rFonts w:eastAsia="SimHei"/>
+          <w:rFonts w:eastAsia="黑体"/>
           <w:sz w:val="32"/>
           <w:szCs w:val="32"/>
         </w:rPr>
@@ -263,17 +266,17 @@
         <w:jc w:val="center"/>
         <w:outlineLvl w:val="0"/>
         <w:rPr>
-          <w:rFonts w:eastAsia="SimHei"/>
+          <w:rFonts w:eastAsia="黑体"/>
           <w:color w:val="000000"/>
           <w:sz w:val="32"/>
           <w:szCs w:val="32"/>
         </w:rPr>
       </w:pPr>
       <w:bookmarkStart w:id="1" w:name="_Toc25366"/>
-      <w:bookmarkStart w:id="2" w:name="_Toc196234395"/>
-      <w:r>
-        <w:rPr>
-          <w:rFonts w:eastAsia="SimHei"/>
+      <w:bookmarkStart w:id="2" w:name="_Toc196854657"/>
+      <w:r>
+        <w:rPr>
+          <w:rFonts w:eastAsia="黑体"/>
           <w:color w:val="000000"/>
           <w:sz w:val="32"/>
           <w:szCs w:val="32"/>
@@ -320,7 +323,7 @@
           <w:color w:val="000000"/>
           <w:sz w:val="24"/>
         </w:rPr>
-        <w:t>近年来，随着中国汽车产业的快速发展和智能驾驶技术的持续革新，交通事故发生率仍面临严峻挑战。针对传统道路障碍检测方法存在的精度不足、工程复杂度高及人工依赖性强等问题，本研究提出基于深度学习的车道障碍物检测与碰撞预警方法，通过构建融合视觉感知与运动预测的技术框架，有效提升行车安全预警能力。</w:t>
+        <w:t>近年来，尽管中国汽车产业发展迅速、智能驾驶技术不断革新，交通事故发生率仍然居高不下。传统道路障碍检测方法面临精度不足、计算复杂度高以及人工依赖性强等问题。针对这些挑战，本研究提出了一种基于深度学习的车道障碍物检测与碰撞预警系统，通过融合视觉感知与运动预测技术，有效提升了行车安全预警能力。</w:t>
       </w:r>
     </w:p>
     <w:p>
@@ -338,7 +341,7 @@
           <w:color w:val="000000"/>
           <w:sz w:val="24"/>
         </w:rPr>
-        <w:t>在车道划分方面，结合传统图像处理算法与</w:t>
+        <w:t>在车道识别方面，本系统创新性地结合传统图像处理与</w:t>
       </w:r>
       <w:r>
         <w:rPr>
@@ -354,23 +357,7 @@
           <w:color w:val="000000"/>
           <w:sz w:val="24"/>
         </w:rPr>
-        <w:t>深度学习模型，显著增强了复杂光照及恶劣天气条件下的车道线识别鲁棒性。针对障碍物检测需求，采用轻量化改进的</w:t>
-      </w:r>
-      <w:r>
-        <w:rPr>
-          <w:rFonts w:hint="eastAsia"/>
-          <w:color w:val="000000"/>
-          <w:sz w:val="24"/>
-        </w:rPr>
-        <w:t>YOLOv5s</w:t>
-      </w:r>
-      <w:r>
-        <w:rPr>
-          <w:rFonts w:hint="eastAsia"/>
-          <w:color w:val="000000"/>
-          <w:sz w:val="24"/>
-        </w:rPr>
-        <w:t>模型，通过剪枝与量化技术平衡检测精度与实时性能。</w:t>
+        <w:t>深度学习模型，显著增强了系统在复杂光照和恶劣天气条件下的车道线识别鲁棒性。我们采用多项式曲线拟合技术对检测到的边缘点进行数学建模，实现了精确的车道线表示和预测。</w:t>
       </w:r>
     </w:p>
     <w:p>
@@ -388,43 +375,55 @@
           <w:color w:val="000000"/>
           <w:sz w:val="24"/>
         </w:rPr>
-        <w:t>为解决多目标跟踪中的遮挡问题，基于</w:t>
-      </w:r>
-      <w:proofErr w:type="spellStart"/>
-      <w:r>
-        <w:rPr>
-          <w:rFonts w:hint="eastAsia"/>
-          <w:color w:val="000000"/>
-          <w:sz w:val="24"/>
-        </w:rPr>
-        <w:t>DeepSORT</w:t>
-      </w:r>
-      <w:proofErr w:type="spellEnd"/>
-      <w:r>
-        <w:rPr>
-          <w:rFonts w:hint="eastAsia"/>
-          <w:color w:val="000000"/>
-          <w:sz w:val="24"/>
-        </w:rPr>
-        <w:t>框架提出改进型跟踪算法，采用</w:t>
-      </w:r>
-      <w:proofErr w:type="spellStart"/>
-      <w:r>
-        <w:rPr>
-          <w:rFonts w:hint="eastAsia"/>
-          <w:color w:val="000000"/>
-          <w:sz w:val="24"/>
-        </w:rPr>
-        <w:t>IoU</w:t>
-      </w:r>
-      <w:proofErr w:type="spellEnd"/>
-      <w:r>
-        <w:rPr>
-          <w:rFonts w:hint="eastAsia"/>
-          <w:color w:val="000000"/>
-          <w:sz w:val="24"/>
-        </w:rPr>
-        <w:t>度量替代传统马氏距离，优化目标运动状态关联机制。碰撞预测模块通过射线法筛选同车道障碍物，结合多帧运动轨迹分析构建碰撞风险评估模型，实现及时有效的预警决策。实验验证表明，本方法在障碍物识别、跟踪稳定性及碰撞预警时效性方面均取得显著提升。</w:t>
+        <w:t>为满足嵌入式平台上的实时障碍物检测需求，本研究在平衡精度与计算资源的基础上，采用轻量级</w:t>
+      </w:r>
+      <w:r>
+        <w:rPr>
+          <w:rFonts w:hint="eastAsia"/>
+          <w:color w:val="000000"/>
+          <w:sz w:val="24"/>
+        </w:rPr>
+        <w:t>YOLOv5n</w:t>
+      </w:r>
+      <w:r>
+        <w:rPr>
+          <w:rFonts w:hint="eastAsia"/>
+          <w:color w:val="000000"/>
+          <w:sz w:val="24"/>
+        </w:rPr>
+        <w:t>模型，并通过知识蒸馏技术优化模型性能。具体而言，我们以</w:t>
+      </w:r>
+      <w:r>
+        <w:rPr>
+          <w:rFonts w:hint="eastAsia"/>
+          <w:color w:val="000000"/>
+          <w:sz w:val="24"/>
+        </w:rPr>
+        <w:t>YOLOv5s</w:t>
+      </w:r>
+      <w:r>
+        <w:rPr>
+          <w:rFonts w:hint="eastAsia"/>
+          <w:color w:val="000000"/>
+          <w:sz w:val="24"/>
+        </w:rPr>
+        <w:t>作为教师模型，并对蒸馏后的模型进行剪枝与量化，在提高检测精度的同时显著减少了资源占用，使其适用于</w:t>
+      </w:r>
+      <w:r>
+        <w:rPr>
+          <w:rFonts w:hint="eastAsia"/>
+          <w:color w:val="000000"/>
+          <w:sz w:val="24"/>
+        </w:rPr>
+        <w:t>ESP32</w:t>
+      </w:r>
+      <w:r>
+        <w:rPr>
+          <w:rFonts w:hint="eastAsia"/>
+          <w:color w:val="000000"/>
+          <w:sz w:val="24"/>
+        </w:rPr>
+        <w:t>等资源受限的嵌入式平台。</w:t>
       </w:r>
     </w:p>
     <w:p>
@@ -436,10 +435,63 @@
           <w:sz w:val="24"/>
         </w:rPr>
       </w:pPr>
+      <w:r>
+        <w:rPr>
+          <w:rFonts w:hint="eastAsia"/>
+          <w:color w:val="000000"/>
+          <w:sz w:val="24"/>
+        </w:rPr>
+        <w:t>针对多目标跟踪中常见的遮挡问题，本研究基于</w:t>
+      </w:r>
+      <w:proofErr w:type="spellStart"/>
+      <w:r>
+        <w:rPr>
+          <w:rFonts w:hint="eastAsia"/>
+          <w:color w:val="000000"/>
+          <w:sz w:val="24"/>
+        </w:rPr>
+        <w:t>DeepSORT</w:t>
+      </w:r>
+      <w:proofErr w:type="spellEnd"/>
+      <w:r>
+        <w:rPr>
+          <w:rFonts w:hint="eastAsia"/>
+          <w:color w:val="000000"/>
+          <w:sz w:val="24"/>
+        </w:rPr>
+        <w:t>框架优化了跟踪算法，采用</w:t>
+      </w:r>
+      <w:proofErr w:type="spellStart"/>
+      <w:r>
+        <w:rPr>
+          <w:rFonts w:hint="eastAsia"/>
+          <w:color w:val="000000"/>
+          <w:sz w:val="24"/>
+        </w:rPr>
+        <w:t>IoU</w:t>
+      </w:r>
+      <w:proofErr w:type="spellEnd"/>
+      <w:r>
+        <w:rPr>
+          <w:rFonts w:hint="eastAsia"/>
+          <w:color w:val="000000"/>
+          <w:sz w:val="24"/>
+        </w:rPr>
+        <w:t>度量机制改进了目标运动状态关联。系统通过并行处理架构同时执行目标检测和语义分割任务，并分析多帧目标运动轨迹与道路可行区域，构建了实时碰撞风险评估模型。实验结果表明，本方法在障碍物识别准确性、跟踪稳定性和碰撞预警时效性方面均表现出显著优势，特别是在计算资源受限的嵌入式环境中</w:t>
+      </w:r>
+      <w:r>
+        <w:rPr>
+          <w:rFonts w:hint="eastAsia"/>
+          <w:color w:val="000000"/>
+          <w:sz w:val="24"/>
+        </w:rPr>
+        <w:t>。</w:t>
+      </w:r>
     </w:p>
     <w:p>
       <w:pPr>
         <w:spacing w:line="400" w:lineRule="exact"/>
+        <w:ind w:firstLineChars="200" w:firstLine="480"/>
         <w:rPr>
           <w:color w:val="000000"/>
           <w:sz w:val="24"/>
@@ -449,6 +501,7 @@
     <w:p>
       <w:pPr>
         <w:spacing w:line="400" w:lineRule="exact"/>
+        <w:ind w:firstLineChars="200" w:firstLine="480"/>
         <w:rPr>
           <w:color w:val="000000"/>
           <w:sz w:val="24"/>
@@ -466,7 +519,7 @@
       <w:bookmarkStart w:id="4" w:name="_Toc27282"/>
       <w:r>
         <w:rPr>
-          <w:rFonts w:eastAsia="SimHei" w:hint="eastAsia"/>
+          <w:rFonts w:eastAsia="黑体" w:hint="eastAsia"/>
           <w:b/>
           <w:bCs/>
           <w:color w:val="000000"/>
@@ -478,7 +531,7 @@
       <w:bookmarkEnd w:id="4"/>
       <w:r>
         <w:rPr>
-          <w:rFonts w:eastAsia="SimHei" w:hint="eastAsia"/>
+          <w:rFonts w:eastAsia="黑体" w:hint="eastAsia"/>
           <w:b/>
           <w:bCs/>
           <w:color w:val="000000"/>
@@ -488,7 +541,7 @@
       </w:r>
       <w:r>
         <w:rPr>
-          <w:rFonts w:eastAsia="SimHei" w:hint="eastAsia"/>
+          <w:rFonts w:eastAsia="黑体" w:hint="eastAsia"/>
           <w:b/>
           <w:bCs/>
           <w:color w:val="000000"/>
@@ -498,7 +551,7 @@
       </w:r>
       <w:r>
         <w:rPr>
-          <w:rFonts w:eastAsia="SimHei" w:hint="eastAsia"/>
+          <w:rFonts w:eastAsia="黑体" w:hint="eastAsia"/>
           <w:b/>
           <w:bCs/>
           <w:color w:val="000000"/>
@@ -508,7 +561,7 @@
       </w:r>
       <w:r>
         <w:rPr>
-          <w:rFonts w:eastAsia="SimHei" w:hint="eastAsia"/>
+          <w:rFonts w:eastAsia="黑体" w:hint="eastAsia"/>
           <w:b/>
           <w:bCs/>
           <w:color w:val="000000"/>
@@ -519,7 +572,7 @@
       <w:proofErr w:type="spellStart"/>
       <w:r>
         <w:rPr>
-          <w:rFonts w:eastAsia="SimHei" w:hint="eastAsia"/>
+          <w:rFonts w:eastAsia="黑体" w:hint="eastAsia"/>
           <w:b/>
           <w:bCs/>
           <w:color w:val="000000"/>
@@ -530,7 +583,7 @@
       <w:proofErr w:type="spellEnd"/>
       <w:r>
         <w:rPr>
-          <w:rFonts w:eastAsia="SimHei" w:hint="eastAsia"/>
+          <w:rFonts w:eastAsia="黑体" w:hint="eastAsia"/>
           <w:b/>
           <w:bCs/>
           <w:color w:val="000000"/>
@@ -541,7 +594,7 @@
       <w:proofErr w:type="spellStart"/>
       <w:r>
         <w:rPr>
-          <w:rFonts w:eastAsia="SimHei" w:hint="eastAsia"/>
+          <w:rFonts w:eastAsia="黑体" w:hint="eastAsia"/>
           <w:b/>
           <w:bCs/>
           <w:color w:val="000000"/>
@@ -552,7 +605,7 @@
       <w:proofErr w:type="spellEnd"/>
       <w:r>
         <w:rPr>
-          <w:rFonts w:eastAsia="SimHei" w:hint="eastAsia"/>
+          <w:rFonts w:eastAsia="黑体" w:hint="eastAsia"/>
           <w:b/>
           <w:bCs/>
           <w:color w:val="000000"/>
@@ -572,206 +625,28 @@
           <w:sz w:val="24"/>
         </w:rPr>
       </w:pPr>
-      <w:r>
-        <w:rPr>
-          <w:rFonts w:ascii="SimHei" w:eastAsia="SimHei" w:hint="eastAsia"/>
+    </w:p>
+    <w:p>
+      <w:pPr>
+        <w:widowControl/>
+        <w:jc w:val="left"/>
+        <w:rPr>
+          <w:rStyle w:val="style301"/>
+          <w:color w:val="000000"/>
+          <w:kern w:val="0"/>
+          <w:sz w:val="24"/>
+        </w:rPr>
+      </w:pPr>
+      <w:r>
+        <w:rPr>
           <w:b/>
           <w:bCs/>
           <w:color w:val="000000"/>
-          <w:sz w:val="28"/>
-          <w:szCs w:val="28"/>
-        </w:rPr>
-        <w:t xml:space="preserve"> </w:t>
-      </w:r>
-    </w:p>
-    <w:p>
-      <w:pPr>
-        <w:spacing w:line="400" w:lineRule="exact"/>
-        <w:rPr>
-          <w:b/>
-          <w:bCs/>
-          <w:color w:val="000000"/>
           <w:kern w:val="0"/>
           <w:sz w:val="24"/>
         </w:rPr>
-      </w:pPr>
-      <w:r>
-        <w:rPr>
-          <w:rFonts w:hint="eastAsia"/>
-          <w:bCs/>
-          <w:color w:val="FF0000"/>
-          <w:sz w:val="24"/>
-        </w:rPr>
-        <w:t xml:space="preserve"> </w:t>
-      </w:r>
-    </w:p>
-    <w:p>
-      <w:pPr>
-        <w:spacing w:line="400" w:lineRule="exact"/>
-        <w:rPr>
-          <w:b/>
-          <w:bCs/>
-          <w:color w:val="000000"/>
-          <w:kern w:val="0"/>
-          <w:sz w:val="24"/>
-        </w:rPr>
-      </w:pPr>
-    </w:p>
-    <w:p>
-      <w:pPr>
-        <w:spacing w:line="400" w:lineRule="exact"/>
-        <w:rPr>
-          <w:b/>
-          <w:bCs/>
-          <w:color w:val="000000"/>
-          <w:kern w:val="0"/>
-          <w:sz w:val="24"/>
-        </w:rPr>
-      </w:pPr>
-    </w:p>
-    <w:p>
-      <w:pPr>
-        <w:spacing w:line="400" w:lineRule="exact"/>
-        <w:rPr>
-          <w:b/>
-          <w:bCs/>
-          <w:color w:val="000000"/>
-          <w:kern w:val="0"/>
-          <w:sz w:val="24"/>
-        </w:rPr>
-      </w:pPr>
-    </w:p>
-    <w:p>
-      <w:pPr>
-        <w:spacing w:line="400" w:lineRule="exact"/>
-        <w:rPr>
-          <w:b/>
-          <w:bCs/>
-          <w:color w:val="000000"/>
-          <w:kern w:val="0"/>
-          <w:sz w:val="24"/>
-        </w:rPr>
-      </w:pPr>
-    </w:p>
-    <w:p>
-      <w:pPr>
-        <w:spacing w:line="400" w:lineRule="exact"/>
-        <w:rPr>
-          <w:b/>
-          <w:bCs/>
-          <w:color w:val="000000"/>
-          <w:kern w:val="0"/>
-          <w:sz w:val="24"/>
-        </w:rPr>
-      </w:pPr>
-    </w:p>
-    <w:p>
-      <w:pPr>
-        <w:spacing w:line="400" w:lineRule="exact"/>
-        <w:rPr>
-          <w:b/>
-          <w:bCs/>
-          <w:color w:val="000000"/>
-          <w:kern w:val="0"/>
-          <w:sz w:val="24"/>
-        </w:rPr>
-      </w:pPr>
-    </w:p>
-    <w:p>
-      <w:pPr>
-        <w:spacing w:line="400" w:lineRule="exact"/>
-        <w:rPr>
-          <w:b/>
-          <w:bCs/>
-          <w:color w:val="000000"/>
-          <w:kern w:val="0"/>
-          <w:sz w:val="24"/>
-        </w:rPr>
-      </w:pPr>
-    </w:p>
-    <w:p>
-      <w:pPr>
-        <w:spacing w:line="400" w:lineRule="exact"/>
-        <w:rPr>
-          <w:b/>
-          <w:bCs/>
-          <w:color w:val="000000"/>
-          <w:kern w:val="0"/>
-          <w:sz w:val="24"/>
-        </w:rPr>
-      </w:pPr>
-    </w:p>
-    <w:p>
-      <w:pPr>
-        <w:spacing w:line="400" w:lineRule="exact"/>
-        <w:rPr>
-          <w:b/>
-          <w:bCs/>
-          <w:color w:val="000000"/>
-          <w:kern w:val="0"/>
-          <w:sz w:val="24"/>
-        </w:rPr>
-      </w:pPr>
-    </w:p>
-    <w:p>
-      <w:pPr>
-        <w:spacing w:line="400" w:lineRule="exact"/>
-        <w:rPr>
-          <w:b/>
-          <w:bCs/>
-          <w:color w:val="000000"/>
-          <w:kern w:val="0"/>
-          <w:sz w:val="24"/>
-        </w:rPr>
-      </w:pPr>
-    </w:p>
-    <w:p>
-      <w:pPr>
-        <w:spacing w:line="400" w:lineRule="exact"/>
-        <w:rPr>
-          <w:b/>
-          <w:bCs/>
-          <w:color w:val="000000"/>
-          <w:kern w:val="0"/>
-          <w:sz w:val="24"/>
-        </w:rPr>
-      </w:pPr>
-    </w:p>
-    <w:p>
-      <w:pPr>
-        <w:spacing w:line="400" w:lineRule="exact"/>
-        <w:rPr>
-          <w:b/>
-          <w:bCs/>
-          <w:color w:val="000000"/>
-          <w:kern w:val="0"/>
-          <w:sz w:val="24"/>
-        </w:rPr>
-      </w:pPr>
-    </w:p>
-    <w:p>
-      <w:pPr>
-        <w:spacing w:line="400" w:lineRule="exact"/>
-        <w:rPr>
-          <w:b/>
-          <w:bCs/>
-          <w:color w:val="000000"/>
-          <w:kern w:val="0"/>
-          <w:sz w:val="24"/>
-        </w:rPr>
-      </w:pPr>
-    </w:p>
-    <w:p>
-      <w:pPr>
-        <w:spacing w:line="400" w:lineRule="exact"/>
-        <w:jc w:val="center"/>
-        <w:rPr>
-          <w:rStyle w:val="style301"/>
-          <w:color w:val="000000"/>
-          <w:sz w:val="28"/>
-          <w:szCs w:val="28"/>
-        </w:rPr>
-      </w:pPr>
+        <w:br w:type="page"/>
+      </w:r>
     </w:p>
     <w:p>
       <w:pPr>
@@ -787,7 +662,7 @@
         </w:rPr>
       </w:pPr>
       <w:bookmarkStart w:id="5" w:name="_Toc25631"/>
-      <w:bookmarkStart w:id="6" w:name="_Toc196234396"/>
+      <w:bookmarkStart w:id="6" w:name="_Toc196854658"/>
       <w:r>
         <w:rPr>
           <w:rStyle w:val="style301"/>
@@ -795,6 +670,7 @@
           <w:sz w:val="32"/>
           <w:szCs w:val="32"/>
         </w:rPr>
+        <w:lastRenderedPageBreak/>
         <w:t>ABSTRACT</w:t>
       </w:r>
       <w:bookmarkEnd w:id="5"/>
@@ -831,11 +707,10 @@
         <w:spacing w:line="360" w:lineRule="auto"/>
         <w:ind w:rightChars="10" w:right="21" w:firstLine="420"/>
         <w:rPr>
-          <w:rFonts w:ascii="SimHei" w:eastAsia="SimHei" w:hAnsi="SimHei" w:cstheme="minorBidi"/>
+          <w:rFonts w:ascii="黑体" w:eastAsia="黑体" w:hAnsi="黑体" w:cstheme="minorBidi"/>
           <w:kern w:val="0"/>
           <w:sz w:val="28"/>
           <w:szCs w:val="28"/>
-          <w:lang w:eastAsia="en-US"/>
         </w:rPr>
       </w:pPr>
       <w:r>
@@ -867,7 +742,7 @@
           <w:rFonts w:eastAsia="GungsuhChe"/>
           <w:sz w:val="24"/>
         </w:rPr>
-        <w:t xml:space="preserve">In recent years, despite rapid advancements in China's automotive industry and continuous innovations in intelligent driving technologies, traffic accident rates remain a critical challenge. To address the limitations of conventional road obstacle detection methods – including insufficient accuracy, high engineering complexity, and strong reliance on human intervention – this study proposes a deep learning-based approach for lane obstacle detection and collision warning. By constructing a technical framework integrating visual perception and motion prediction, the system effectively enhances driving safety alert capabilities. </w:t>
+        <w:t>In terms of lane recognition, this system innovatively combines traditional image processing with the Fast-SCNN deep learning model, significantly enhancing the robustness of lane line recognition under complex lighting and adverse weather conditions. We employ polynomial curve fitting techniques to mathematically model detected edge points, achieving precise lane line representation and prediction.</w:t>
       </w:r>
     </w:p>
     <w:p>
@@ -884,7 +759,7 @@
           <w:rFonts w:eastAsia="GungsuhChe"/>
           <w:sz w:val="24"/>
         </w:rPr>
-        <w:t xml:space="preserve">For lane demarcation, the integration of traditional image processing algorithms with a Fast-SCNN deep learning model significantly enhances the robustness of lane marking recognition under challenging lighting and adverse weather conditions. The obstacle detection module employs a lightweight modified YOLOv5s architecture, achieving optimal balance between detection accuracy and real-time performance through pruning and quantization techniques. </w:t>
+        <w:t>To meet the requirements for real-time obstacle detection on embedded platforms, this research adopts the lightweight YOLOv5n model while balancing accuracy and computational resources, and optimizes model performance through knowledge distillation technology. Specifically, we use YOLOv5s as the teacher model and perform pruning and quantization on the distilled model, significantly reducing resource consumption while improving detection accuracy, making it suitable for resource-constrained embedded platforms such as ESP32.</w:t>
       </w:r>
     </w:p>
     <w:p>
@@ -901,7 +776,7 @@
           <w:rFonts w:eastAsia="GungsuhChe"/>
           <w:sz w:val="24"/>
         </w:rPr>
-        <w:t xml:space="preserve">To resolve occlusion challenges in multi-object tracking, an improved </w:t>
+        <w:t xml:space="preserve">For the common occlusion problems in multi-object tracking, this research optimizes the tracking algorithm based on the </w:t>
       </w:r>
       <w:proofErr w:type="spellStart"/>
       <w:r>
@@ -917,7 +792,7 @@
           <w:rFonts w:eastAsia="GungsuhChe"/>
           <w:sz w:val="24"/>
         </w:rPr>
-        <w:t xml:space="preserve">-based algorithm is developed, replacing traditional </w:t>
+        <w:t xml:space="preserve"> framework, improving object motion state association using </w:t>
       </w:r>
       <w:proofErr w:type="spellStart"/>
       <w:r>
@@ -925,7 +800,7 @@
           <w:rFonts w:eastAsia="GungsuhChe"/>
           <w:sz w:val="24"/>
         </w:rPr>
-        <w:t>Mahalanobis</w:t>
+        <w:t>IoU</w:t>
       </w:r>
       <w:proofErr w:type="spellEnd"/>
       <w:r>
@@ -933,23 +808,7 @@
           <w:rFonts w:eastAsia="GungsuhChe"/>
           <w:sz w:val="24"/>
         </w:rPr>
-        <w:t xml:space="preserve"> distance metrics with Intersection over Union (</w:t>
-      </w:r>
-      <w:proofErr w:type="spellStart"/>
-      <w:r>
-        <w:rPr>
-          <w:rFonts w:eastAsia="GungsuhChe"/>
-          <w:sz w:val="24"/>
-        </w:rPr>
-        <w:t>IoU</w:t>
-      </w:r>
-      <w:proofErr w:type="spellEnd"/>
-      <w:r>
-        <w:rPr>
-          <w:rFonts w:eastAsia="GungsuhChe"/>
-          <w:sz w:val="24"/>
-        </w:rPr>
-        <w:t>) measurements to optimize target motion association mechanisms. The collision prediction module implements ray-casting for same-lane obstacle screening, coupled with multi-frame motion trajectory analysis to establish a risk assessment model that enables timely warning decisions. Experimental validation demonstrates substantial improvements in obstacle identification, tracking stability, and collision warning timeliness.</w:t>
+        <w:t xml:space="preserve"> measurement mechanisms. The system simultaneously executes object detection and semantic segmentation tasks through a parallel processing architecture, and analyzes multi-frame object motion trajectories and road feasible regions to construct a real-time collision risk assessment model. Experimental results show that this method demonstrates significant advantages in obstacle recognition accuracy, tracking stability, and collision warning timeliness, especially in embedded environments with limited computational resources.</w:t>
       </w:r>
     </w:p>
     <w:p>
@@ -957,33 +816,36 @@
         <w:spacing w:line="360" w:lineRule="auto"/>
         <w:ind w:rightChars="10" w:right="21" w:firstLine="420"/>
         <w:rPr>
-          <w:sz w:val="24"/>
-        </w:rPr>
-      </w:pPr>
-    </w:p>
-    <w:p>
-      <w:pPr>
-        <w:spacing w:line="400" w:lineRule="exact"/>
-        <w:ind w:firstLineChars="198" w:firstLine="565"/>
+          <w:rFonts w:eastAsia="GungsuhChe"/>
+          <w:sz w:val="24"/>
+        </w:rPr>
+      </w:pPr>
+    </w:p>
+    <w:p>
+      <w:pPr>
+        <w:spacing w:line="360" w:lineRule="auto"/>
+        <w:ind w:rightChars="10" w:right="21" w:firstLine="420"/>
         <w:rPr>
           <w:rStyle w:val="style301"/>
-          <w:color w:val="000000"/>
-          <w:sz w:val="28"/>
-          <w:szCs w:val="28"/>
-        </w:rPr>
-      </w:pPr>
-    </w:p>
-    <w:p>
-      <w:pPr>
-        <w:rPr>
-          <w:rFonts w:eastAsia="SimHei"/>
+          <w:rFonts w:eastAsia="GungsuhChe"/>
+          <w:b w:val="0"/>
+          <w:bCs w:val="0"/>
+          <w:color w:val="auto"/>
+          <w:sz w:val="24"/>
+        </w:rPr>
+      </w:pPr>
+    </w:p>
+    <w:p>
+      <w:pPr>
+        <w:rPr>
+          <w:rFonts w:eastAsia="黑体"/>
           <w:b/>
           <w:sz w:val="24"/>
         </w:rPr>
       </w:pPr>
       <w:r>
         <w:rPr>
-          <w:rFonts w:eastAsia="SimHei"/>
+          <w:rFonts w:eastAsia="黑体"/>
           <w:b/>
           <w:sz w:val="24"/>
         </w:rPr>
@@ -991,7 +853,7 @@
       </w:r>
       <w:r>
         <w:rPr>
-          <w:rFonts w:eastAsia="SimHei" w:hint="eastAsia"/>
+          <w:rFonts w:eastAsia="黑体" w:hint="eastAsia"/>
           <w:b/>
           <w:sz w:val="24"/>
         </w:rPr>
@@ -999,7 +861,7 @@
       </w:r>
       <w:r>
         <w:rPr>
-          <w:rFonts w:eastAsia="SimHei"/>
+          <w:rFonts w:eastAsia="黑体"/>
           <w:b/>
           <w:sz w:val="24"/>
         </w:rPr>
@@ -1007,7 +869,7 @@
       </w:r>
       <w:r>
         <w:rPr>
-          <w:rFonts w:eastAsia="SimHei"/>
+          <w:rFonts w:eastAsia="黑体"/>
           <w:b/>
           <w:bCs/>
           <w:sz w:val="24"/>
@@ -1017,7 +879,7 @@
       <w:proofErr w:type="spellStart"/>
       <w:r>
         <w:rPr>
-          <w:rFonts w:eastAsia="SimHei"/>
+          <w:rFonts w:eastAsia="黑体"/>
           <w:b/>
           <w:bCs/>
           <w:sz w:val="24"/>
@@ -1027,7 +889,7 @@
       <w:proofErr w:type="spellEnd"/>
       <w:r>
         <w:rPr>
-          <w:rFonts w:eastAsia="SimHei"/>
+          <w:rFonts w:eastAsia="黑体"/>
           <w:b/>
           <w:bCs/>
           <w:sz w:val="24"/>
@@ -1037,7 +899,7 @@
       <w:proofErr w:type="spellStart"/>
       <w:r>
         <w:rPr>
-          <w:rFonts w:eastAsia="SimHei"/>
+          <w:rFonts w:eastAsia="黑体"/>
           <w:b/>
           <w:bCs/>
           <w:sz w:val="24"/>
@@ -1047,7 +909,7 @@
       <w:proofErr w:type="spellEnd"/>
       <w:r>
         <w:rPr>
-          <w:rFonts w:eastAsia="SimHei"/>
+          <w:rFonts w:eastAsia="黑体"/>
           <w:b/>
           <w:bCs/>
           <w:sz w:val="24"/>
@@ -1070,7 +932,7 @@
     <w:p>
       <w:pPr>
         <w:rPr>
-          <w:rFonts w:eastAsia="SimHei"/>
+          <w:rFonts w:eastAsia="黑体"/>
           <w:b/>
           <w:bCs/>
           <w:sz w:val="32"/>
@@ -1082,7 +944,7 @@
       <w:pPr>
         <w:spacing w:line="400" w:lineRule="exact"/>
         <w:rPr>
-          <w:rFonts w:eastAsia="SimHei"/>
+          <w:rFonts w:eastAsia="黑体"/>
           <w:bCs/>
           <w:color w:val="000000"/>
           <w:sz w:val="32"/>
@@ -1105,7 +967,7 @@
         <w:spacing w:line="400" w:lineRule="exact"/>
         <w:jc w:val="center"/>
         <w:rPr>
-          <w:rFonts w:eastAsia="SimHei"/>
+          <w:rFonts w:eastAsia="黑体"/>
           <w:bCs/>
           <w:color w:val="000000"/>
           <w:sz w:val="32"/>
@@ -1114,7 +976,7 @@
       </w:pPr>
       <w:r>
         <w:rPr>
-          <w:rFonts w:eastAsia="SimHei" w:hint="eastAsia"/>
+          <w:rFonts w:eastAsia="黑体" w:hint="eastAsia"/>
           <w:bCs/>
           <w:color w:val="000000"/>
           <w:sz w:val="32"/>
@@ -1133,7 +995,7 @@
         <w:spacing w:line="400" w:lineRule="exact"/>
         <w:jc w:val="distribute"/>
         <w:rPr>
-          <w:rFonts w:ascii="SimSun" w:hAnsi="SimSun"/>
+          <w:rFonts w:ascii="宋体" w:hAnsi="宋体"/>
           <w:bCs/>
         </w:rPr>
       </w:pPr>
@@ -1148,34 +1010,34 @@
           <w:rFonts w:asciiTheme="minorHAnsi" w:eastAsiaTheme="minorEastAsia" w:hAnsiTheme="minorHAnsi" w:cstheme="minorBidi"/>
           <w:noProof/>
           <w:sz w:val="22"/>
-          <w:lang w:val="en-CN"/>
+          <w:lang w:val="zh-CN"/>
           <w14:ligatures w14:val="standardContextual"/>
         </w:rPr>
       </w:pPr>
       <w:r>
         <w:rPr>
-          <w:rFonts w:ascii="SimSun" w:eastAsia="SimSun" w:hAnsi="SimSun"/>
+          <w:rFonts w:ascii="宋体" w:eastAsia="宋体" w:hAnsi="宋体"/>
           <w:bCs/>
         </w:rPr>
         <w:fldChar w:fldCharType="begin"/>
       </w:r>
       <w:r>
         <w:rPr>
-          <w:rFonts w:ascii="SimSun" w:eastAsia="SimSun" w:hAnsi="SimSun"/>
+          <w:rFonts w:ascii="宋体" w:eastAsia="宋体" w:hAnsi="宋体"/>
           <w:bCs/>
         </w:rPr>
         <w:instrText xml:space="preserve"> TOC \o "1-3" \u </w:instrText>
       </w:r>
       <w:r>
         <w:rPr>
-          <w:rFonts w:ascii="SimSun" w:eastAsia="SimSun" w:hAnsi="SimSun"/>
+          <w:rFonts w:ascii="宋体" w:eastAsia="宋体" w:hAnsi="宋体"/>
           <w:bCs/>
         </w:rPr>
         <w:fldChar w:fldCharType="separate"/>
       </w:r>
       <w:r>
         <w:rPr>
-          <w:rFonts w:eastAsia="SimHei" w:hint="eastAsia"/>
+          <w:rFonts w:eastAsia="黑体" w:hint="eastAsia"/>
           <w:noProof/>
           <w:color w:val="000000"/>
         </w:rPr>
@@ -1197,7 +1059,7 @@
         <w:rPr>
           <w:noProof/>
         </w:rPr>
-        <w:instrText xml:space="preserve"> PAGEREF _Toc196234395 \h </w:instrText>
+        <w:instrText xml:space="preserve"> PAGEREF _Toc196854657 \h </w:instrText>
       </w:r>
       <w:r>
         <w:rPr>
@@ -1233,7 +1095,7 @@
           <w:rFonts w:asciiTheme="minorHAnsi" w:eastAsiaTheme="minorEastAsia" w:hAnsiTheme="minorHAnsi" w:cstheme="minorBidi"/>
           <w:noProof/>
           <w:sz w:val="22"/>
-          <w:lang w:val="en-CN"/>
+          <w:lang w:val="zh-CN"/>
           <w14:ligatures w14:val="standardContextual"/>
         </w:rPr>
       </w:pPr>
@@ -1262,7 +1124,7 @@
         <w:rPr>
           <w:noProof/>
         </w:rPr>
-        <w:instrText xml:space="preserve"> PAGEREF _Toc196234396 \h </w:instrText>
+        <w:instrText xml:space="preserve"> PAGEREF _Toc196854658 \h </w:instrText>
       </w:r>
       <w:r>
         <w:rPr>
@@ -1298,20 +1160,19 @@
           <w:rFonts w:asciiTheme="minorHAnsi" w:eastAsiaTheme="minorEastAsia" w:hAnsiTheme="minorHAnsi" w:cstheme="minorBidi"/>
           <w:noProof/>
           <w:sz w:val="22"/>
-          <w:lang w:val="en-CN"/>
+          <w:lang w:val="zh-CN"/>
           <w14:ligatures w14:val="standardContextual"/>
         </w:rPr>
       </w:pPr>
       <w:r>
         <w:rPr>
-          <w:rFonts w:ascii="SimHei" w:eastAsia="SimHei" w:hAnsi="SimHei"/>
           <w:noProof/>
         </w:rPr>
         <w:t xml:space="preserve">1 </w:t>
       </w:r>
       <w:r>
         <w:rPr>
-          <w:rFonts w:ascii="SimHei" w:eastAsia="SimHei" w:hAnsi="SimHei" w:hint="eastAsia"/>
+          <w:rFonts w:hint="eastAsia"/>
           <w:noProof/>
         </w:rPr>
         <w:t>绪论</w:t>
@@ -1332,7 +1193,7 @@
         <w:rPr>
           <w:noProof/>
         </w:rPr>
-        <w:instrText xml:space="preserve"> PAGEREF _Toc196234397 \h </w:instrText>
+        <w:instrText xml:space="preserve"> PAGEREF _Toc196854659 \h </w:instrText>
       </w:r>
       <w:r>
         <w:rPr>
@@ -1368,20 +1229,19 @@
           <w:rFonts w:asciiTheme="minorHAnsi" w:eastAsiaTheme="minorEastAsia" w:hAnsiTheme="minorHAnsi" w:cstheme="minorBidi"/>
           <w:noProof/>
           <w:sz w:val="22"/>
-          <w:lang w:val="en-CN"/>
+          <w:lang w:val="zh-CN"/>
           <w14:ligatures w14:val="standardContextual"/>
         </w:rPr>
       </w:pPr>
       <w:r>
         <w:rPr>
-          <w:rFonts w:ascii="SimHei" w:hAnsi="SimHei"/>
           <w:noProof/>
         </w:rPr>
         <w:t>1.1</w:t>
       </w:r>
       <w:r>
         <w:rPr>
-          <w:rFonts w:ascii="SimHei" w:hAnsi="SimHei" w:hint="eastAsia"/>
+          <w:rFonts w:hint="eastAsia"/>
           <w:noProof/>
         </w:rPr>
         <w:t>智能驾驶发展背景与挑战</w:t>
@@ -1402,7 +1262,7 @@
         <w:rPr>
           <w:noProof/>
         </w:rPr>
-        <w:instrText xml:space="preserve"> PAGEREF _Toc196234398 \h </w:instrText>
+        <w:instrText xml:space="preserve"> PAGEREF _Toc196854660 \h </w:instrText>
       </w:r>
       <w:r>
         <w:rPr>
@@ -1438,20 +1298,19 @@
           <w:rFonts w:asciiTheme="minorHAnsi" w:eastAsiaTheme="minorEastAsia" w:hAnsiTheme="minorHAnsi" w:cstheme="minorBidi"/>
           <w:noProof/>
           <w:sz w:val="22"/>
-          <w:lang w:val="en-CN"/>
+          <w:lang w:val="zh-CN"/>
           <w14:ligatures w14:val="standardContextual"/>
         </w:rPr>
       </w:pPr>
       <w:r>
         <w:rPr>
-          <w:rFonts w:ascii="SimHei" w:hAnsi="SimHei"/>
           <w:noProof/>
         </w:rPr>
         <w:t xml:space="preserve">1.2 </w:t>
       </w:r>
       <w:r>
         <w:rPr>
-          <w:rFonts w:ascii="SimHei" w:hAnsi="SimHei" w:hint="eastAsia"/>
+          <w:rFonts w:hint="eastAsia"/>
           <w:noProof/>
         </w:rPr>
         <w:t>国内外研究进展</w:t>
@@ -1472,7 +1331,7 @@
         <w:rPr>
           <w:noProof/>
         </w:rPr>
-        <w:instrText xml:space="preserve"> PAGEREF _Toc196234399 \h </w:instrText>
+        <w:instrText xml:space="preserve"> PAGEREF _Toc196854661 \h </w:instrText>
       </w:r>
       <w:r>
         <w:rPr>
@@ -1508,20 +1367,19 @@
           <w:rFonts w:asciiTheme="minorHAnsi" w:eastAsiaTheme="minorEastAsia" w:hAnsiTheme="minorHAnsi" w:cstheme="minorBidi"/>
           <w:noProof/>
           <w:sz w:val="22"/>
-          <w:lang w:val="en-CN"/>
+          <w:lang w:val="zh-CN"/>
           <w14:ligatures w14:val="standardContextual"/>
         </w:rPr>
       </w:pPr>
       <w:r>
         <w:rPr>
-          <w:rFonts w:ascii="SimHei" w:hAnsi="SimHei"/>
           <w:noProof/>
         </w:rPr>
         <w:t xml:space="preserve">1.3 </w:t>
       </w:r>
       <w:r>
         <w:rPr>
-          <w:rFonts w:ascii="SimHei" w:hAnsi="SimHei" w:hint="eastAsia"/>
+          <w:rFonts w:hint="eastAsia"/>
           <w:noProof/>
         </w:rPr>
         <w:t>本文结构组织</w:t>
@@ -1542,7 +1400,7 @@
         <w:rPr>
           <w:noProof/>
         </w:rPr>
-        <w:instrText xml:space="preserve"> PAGEREF _Toc196234400 \h </w:instrText>
+        <w:instrText xml:space="preserve"> PAGEREF _Toc196854662 \h </w:instrText>
       </w:r>
       <w:r>
         <w:rPr>
@@ -1578,20 +1436,19 @@
           <w:rFonts w:asciiTheme="minorHAnsi" w:eastAsiaTheme="minorEastAsia" w:hAnsiTheme="minorHAnsi" w:cstheme="minorBidi"/>
           <w:noProof/>
           <w:sz w:val="22"/>
-          <w:lang w:val="en-CN"/>
+          <w:lang w:val="zh-CN"/>
           <w14:ligatures w14:val="standardContextual"/>
         </w:rPr>
       </w:pPr>
       <w:r>
         <w:rPr>
-          <w:rFonts w:ascii="SimHei" w:eastAsia="SimHei" w:hAnsi="SimHei"/>
           <w:noProof/>
         </w:rPr>
         <w:t xml:space="preserve">2 </w:t>
       </w:r>
       <w:r>
         <w:rPr>
-          <w:rFonts w:ascii="SimHei" w:eastAsia="SimHei" w:hAnsi="SimHei" w:hint="eastAsia"/>
+          <w:rFonts w:hint="eastAsia"/>
           <w:noProof/>
         </w:rPr>
         <w:t>相关理论基础</w:t>
@@ -1612,7 +1469,7 @@
         <w:rPr>
           <w:noProof/>
         </w:rPr>
-        <w:instrText xml:space="preserve"> PAGEREF _Toc196234401 \h </w:instrText>
+        <w:instrText xml:space="preserve"> PAGEREF _Toc196854663 \h </w:instrText>
       </w:r>
       <w:r>
         <w:rPr>
@@ -1648,20 +1505,19 @@
           <w:rFonts w:asciiTheme="minorHAnsi" w:eastAsiaTheme="minorEastAsia" w:hAnsiTheme="minorHAnsi" w:cstheme="minorBidi"/>
           <w:noProof/>
           <w:sz w:val="22"/>
-          <w:lang w:val="en-CN"/>
+          <w:lang w:val="zh-CN"/>
           <w14:ligatures w14:val="standardContextual"/>
         </w:rPr>
       </w:pPr>
       <w:r>
         <w:rPr>
-          <w:rFonts w:ascii="SimHei" w:hAnsi="SimHei"/>
           <w:noProof/>
         </w:rPr>
         <w:t xml:space="preserve">2.1 </w:t>
       </w:r>
       <w:r>
         <w:rPr>
-          <w:rFonts w:ascii="SimHei" w:hAnsi="SimHei" w:hint="eastAsia"/>
+          <w:rFonts w:hint="eastAsia"/>
           <w:noProof/>
         </w:rPr>
         <w:t>图像处理基础</w:t>
@@ -1682,7 +1538,147 @@
         <w:rPr>
           <w:noProof/>
         </w:rPr>
-        <w:instrText xml:space="preserve"> PAGEREF _Toc196234402 \h </w:instrText>
+        <w:instrText xml:space="preserve"> PAGEREF _Toc196854664 \h </w:instrText>
+      </w:r>
+      <w:r>
+        <w:rPr>
+          <w:noProof/>
+        </w:rPr>
+      </w:r>
+      <w:r>
+        <w:rPr>
+          <w:noProof/>
+        </w:rPr>
+        <w:fldChar w:fldCharType="separate"/>
+      </w:r>
+      <w:r>
+        <w:rPr>
+          <w:noProof/>
+        </w:rPr>
+        <w:t>4</w:t>
+      </w:r>
+      <w:r>
+        <w:rPr>
+          <w:noProof/>
+        </w:rPr>
+        <w:fldChar w:fldCharType="end"/>
+      </w:r>
+    </w:p>
+    <w:p>
+      <w:pPr>
+        <w:pStyle w:val="TOC3"/>
+        <w:tabs>
+          <w:tab w:val="right" w:leader="dot" w:pos="9061"/>
+        </w:tabs>
+        <w:ind w:left="840"/>
+        <w:rPr>
+          <w:rFonts w:asciiTheme="minorHAnsi" w:eastAsiaTheme="minorEastAsia" w:hAnsiTheme="minorHAnsi" w:cstheme="minorBidi"/>
+          <w:noProof/>
+          <w:sz w:val="22"/>
+          <w:lang w:val="zh-CN"/>
+          <w14:ligatures w14:val="standardContextual"/>
+        </w:rPr>
+      </w:pPr>
+      <w:r>
+        <w:rPr>
+          <w:noProof/>
+        </w:rPr>
+        <w:t>2.1.1</w:t>
+      </w:r>
+      <w:r>
+        <w:rPr>
+          <w:rFonts w:hint="eastAsia"/>
+          <w:noProof/>
+        </w:rPr>
+        <w:t>传统图像增强技术</w:t>
+      </w:r>
+      <w:r>
+        <w:rPr>
+          <w:noProof/>
+        </w:rPr>
+        <w:tab/>
+      </w:r>
+      <w:r>
+        <w:rPr>
+          <w:noProof/>
+        </w:rPr>
+        <w:fldChar w:fldCharType="begin"/>
+      </w:r>
+      <w:r>
+        <w:rPr>
+          <w:noProof/>
+        </w:rPr>
+        <w:instrText xml:space="preserve"> PAGEREF _Toc196854665 \h </w:instrText>
+      </w:r>
+      <w:r>
+        <w:rPr>
+          <w:noProof/>
+        </w:rPr>
+      </w:r>
+      <w:r>
+        <w:rPr>
+          <w:noProof/>
+        </w:rPr>
+        <w:fldChar w:fldCharType="separate"/>
+      </w:r>
+      <w:r>
+        <w:rPr>
+          <w:noProof/>
+        </w:rPr>
+        <w:t>4</w:t>
+      </w:r>
+      <w:r>
+        <w:rPr>
+          <w:noProof/>
+        </w:rPr>
+        <w:fldChar w:fldCharType="end"/>
+      </w:r>
+    </w:p>
+    <w:p>
+      <w:pPr>
+        <w:pStyle w:val="TOC3"/>
+        <w:tabs>
+          <w:tab w:val="right" w:leader="dot" w:pos="9061"/>
+        </w:tabs>
+        <w:ind w:left="840"/>
+        <w:rPr>
+          <w:rFonts w:asciiTheme="minorHAnsi" w:eastAsiaTheme="minorEastAsia" w:hAnsiTheme="minorHAnsi" w:cstheme="minorBidi"/>
+          <w:noProof/>
+          <w:sz w:val="22"/>
+          <w:lang w:val="zh-CN"/>
+          <w14:ligatures w14:val="standardContextual"/>
+        </w:rPr>
+      </w:pPr>
+      <w:r>
+        <w:rPr>
+          <w:noProof/>
+        </w:rPr>
+        <w:t xml:space="preserve">2.1.2 </w:t>
+      </w:r>
+      <w:r>
+        <w:rPr>
+          <w:rFonts w:hint="eastAsia"/>
+          <w:noProof/>
+        </w:rPr>
+        <w:t>形态学运算与边缘检测</w:t>
+      </w:r>
+      <w:r>
+        <w:rPr>
+          <w:noProof/>
+        </w:rPr>
+        <w:tab/>
+      </w:r>
+      <w:r>
+        <w:rPr>
+          <w:noProof/>
+        </w:rPr>
+        <w:fldChar w:fldCharType="begin"/>
+      </w:r>
+      <w:r>
+        <w:rPr>
+          <w:noProof/>
+        </w:rPr>
+        <w:instrText xml:space="preserve"> PAGEREF _Toc196854666 \h </w:instrText>
       </w:r>
       <w:r>
         <w:rPr>
@@ -1718,23 +1714,22 @@
           <w:rFonts w:asciiTheme="minorHAnsi" w:eastAsiaTheme="minorEastAsia" w:hAnsiTheme="minorHAnsi" w:cstheme="minorBidi"/>
           <w:noProof/>
           <w:sz w:val="22"/>
-          <w:lang w:val="en-CN"/>
+          <w:lang w:val="zh-CN"/>
           <w14:ligatures w14:val="standardContextual"/>
         </w:rPr>
       </w:pPr>
       <w:r>
         <w:rPr>
-          <w:rFonts w:ascii="SimHei" w:hAnsi="SimHei"/>
-          <w:noProof/>
-        </w:rPr>
-        <w:t>2.1.1</w:t>
-      </w:r>
-      <w:r>
-        <w:rPr>
-          <w:rFonts w:ascii="SimHei" w:hAnsi="SimHei" w:hint="eastAsia"/>
-          <w:noProof/>
-        </w:rPr>
-        <w:t>传统图像增强技术</w:t>
+          <w:noProof/>
+        </w:rPr>
+        <w:t>2.2</w:t>
+      </w:r>
+      <w:r>
+        <w:rPr>
+          <w:rFonts w:hint="eastAsia"/>
+          <w:noProof/>
+        </w:rPr>
+        <w:t>深度学习视觉模型</w:t>
       </w:r>
       <w:r>
         <w:rPr>
@@ -1752,7 +1747,7 @@
         <w:rPr>
           <w:noProof/>
         </w:rPr>
-        <w:instrText xml:space="preserve"> PAGEREF _Toc196234403 \h </w:instrText>
+        <w:instrText xml:space="preserve"> PAGEREF _Toc196854667 \h </w:instrText>
       </w:r>
       <w:r>
         <w:rPr>
@@ -1769,7 +1764,147 @@
         <w:rPr>
           <w:noProof/>
         </w:rPr>
-        <w:t>4</w:t>
+        <w:t>5</w:t>
+      </w:r>
+      <w:r>
+        <w:rPr>
+          <w:noProof/>
+        </w:rPr>
+        <w:fldChar w:fldCharType="end"/>
+      </w:r>
+    </w:p>
+    <w:p>
+      <w:pPr>
+        <w:pStyle w:val="TOC3"/>
+        <w:tabs>
+          <w:tab w:val="right" w:leader="dot" w:pos="9061"/>
+        </w:tabs>
+        <w:ind w:left="840"/>
+        <w:rPr>
+          <w:rFonts w:asciiTheme="minorHAnsi" w:eastAsiaTheme="minorEastAsia" w:hAnsiTheme="minorHAnsi" w:cstheme="minorBidi"/>
+          <w:noProof/>
+          <w:sz w:val="22"/>
+          <w:lang w:val="zh-CN"/>
+          <w14:ligatures w14:val="standardContextual"/>
+        </w:rPr>
+      </w:pPr>
+      <w:r>
+        <w:rPr>
+          <w:noProof/>
+        </w:rPr>
+        <w:t>2.2.1</w:t>
+      </w:r>
+      <w:r>
+        <w:rPr>
+          <w:rFonts w:hint="eastAsia"/>
+          <w:noProof/>
+        </w:rPr>
+        <w:t>卷积神经网络架构演进</w:t>
+      </w:r>
+      <w:r>
+        <w:rPr>
+          <w:noProof/>
+        </w:rPr>
+        <w:tab/>
+      </w:r>
+      <w:r>
+        <w:rPr>
+          <w:noProof/>
+        </w:rPr>
+        <w:fldChar w:fldCharType="begin"/>
+      </w:r>
+      <w:r>
+        <w:rPr>
+          <w:noProof/>
+        </w:rPr>
+        <w:instrText xml:space="preserve"> PAGEREF _Toc196854668 \h </w:instrText>
+      </w:r>
+      <w:r>
+        <w:rPr>
+          <w:noProof/>
+        </w:rPr>
+      </w:r>
+      <w:r>
+        <w:rPr>
+          <w:noProof/>
+        </w:rPr>
+        <w:fldChar w:fldCharType="separate"/>
+      </w:r>
+      <w:r>
+        <w:rPr>
+          <w:noProof/>
+        </w:rPr>
+        <w:t>5</w:t>
+      </w:r>
+      <w:r>
+        <w:rPr>
+          <w:noProof/>
+        </w:rPr>
+        <w:fldChar w:fldCharType="end"/>
+      </w:r>
+    </w:p>
+    <w:p>
+      <w:pPr>
+        <w:pStyle w:val="TOC3"/>
+        <w:tabs>
+          <w:tab w:val="right" w:leader="dot" w:pos="9061"/>
+        </w:tabs>
+        <w:ind w:left="840"/>
+        <w:rPr>
+          <w:rFonts w:asciiTheme="minorHAnsi" w:eastAsiaTheme="minorEastAsia" w:hAnsiTheme="minorHAnsi" w:cstheme="minorBidi"/>
+          <w:noProof/>
+          <w:sz w:val="22"/>
+          <w:lang w:val="zh-CN"/>
+          <w14:ligatures w14:val="standardContextual"/>
+        </w:rPr>
+      </w:pPr>
+      <w:r>
+        <w:rPr>
+          <w:noProof/>
+        </w:rPr>
+        <w:t xml:space="preserve">2.2.2 </w:t>
+      </w:r>
+      <w:r>
+        <w:rPr>
+          <w:rFonts w:hint="eastAsia"/>
+          <w:noProof/>
+        </w:rPr>
+        <w:t>轻量化模型设计原理</w:t>
+      </w:r>
+      <w:r>
+        <w:rPr>
+          <w:noProof/>
+        </w:rPr>
+        <w:tab/>
+      </w:r>
+      <w:r>
+        <w:rPr>
+          <w:noProof/>
+        </w:rPr>
+        <w:fldChar w:fldCharType="begin"/>
+      </w:r>
+      <w:r>
+        <w:rPr>
+          <w:noProof/>
+        </w:rPr>
+        <w:instrText xml:space="preserve"> PAGEREF _Toc196854669 \h </w:instrText>
+      </w:r>
+      <w:r>
+        <w:rPr>
+          <w:noProof/>
+        </w:rPr>
+      </w:r>
+      <w:r>
+        <w:rPr>
+          <w:noProof/>
+        </w:rPr>
+        <w:fldChar w:fldCharType="separate"/>
+      </w:r>
+      <w:r>
+        <w:rPr>
+          <w:noProof/>
+        </w:rPr>
+        <w:t>6</w:t>
       </w:r>
       <w:r>
         <w:rPr>
@@ -1788,23 +1923,22 @@
           <w:rFonts w:asciiTheme="minorHAnsi" w:eastAsiaTheme="minorEastAsia" w:hAnsiTheme="minorHAnsi" w:cstheme="minorBidi"/>
           <w:noProof/>
           <w:sz w:val="22"/>
-          <w:lang w:val="en-CN"/>
+          <w:lang w:val="zh-CN"/>
           <w14:ligatures w14:val="standardContextual"/>
         </w:rPr>
       </w:pPr>
       <w:r>
         <w:rPr>
-          <w:rFonts w:ascii="SimHei" w:hAnsi="SimHei"/>
-          <w:noProof/>
-        </w:rPr>
-        <w:t xml:space="preserve">2.1.2 </w:t>
-      </w:r>
-      <w:r>
-        <w:rPr>
-          <w:rFonts w:ascii="SimHei" w:hAnsi="SimHei" w:hint="eastAsia"/>
-          <w:noProof/>
-        </w:rPr>
-        <w:t>形态学运算与边缘检测</w:t>
+          <w:noProof/>
+        </w:rPr>
+        <w:t xml:space="preserve">2.3 </w:t>
+      </w:r>
+      <w:r>
+        <w:rPr>
+          <w:rFonts w:hint="eastAsia"/>
+          <w:noProof/>
+        </w:rPr>
+        <w:t>语义分割技术</w:t>
       </w:r>
       <w:r>
         <w:rPr>
@@ -1822,7 +1956,7 @@
         <w:rPr>
           <w:noProof/>
         </w:rPr>
-        <w:instrText xml:space="preserve"> PAGEREF _Toc196234404 \h </w:instrText>
+        <w:instrText xml:space="preserve"> PAGEREF _Toc196854670 \h </w:instrText>
       </w:r>
       <w:r>
         <w:rPr>
@@ -1839,7 +1973,147 @@
         <w:rPr>
           <w:noProof/>
         </w:rPr>
-        <w:t>4</w:t>
+        <w:t>6</w:t>
+      </w:r>
+      <w:r>
+        <w:rPr>
+          <w:noProof/>
+        </w:rPr>
+        <w:fldChar w:fldCharType="end"/>
+      </w:r>
+    </w:p>
+    <w:p>
+      <w:pPr>
+        <w:pStyle w:val="TOC3"/>
+        <w:tabs>
+          <w:tab w:val="right" w:leader="dot" w:pos="9061"/>
+        </w:tabs>
+        <w:ind w:left="840"/>
+        <w:rPr>
+          <w:rFonts w:asciiTheme="minorHAnsi" w:eastAsiaTheme="minorEastAsia" w:hAnsiTheme="minorHAnsi" w:cstheme="minorBidi"/>
+          <w:noProof/>
+          <w:sz w:val="22"/>
+          <w:lang w:val="zh-CN"/>
+          <w14:ligatures w14:val="standardContextual"/>
+        </w:rPr>
+      </w:pPr>
+      <w:r>
+        <w:rPr>
+          <w:noProof/>
+        </w:rPr>
+        <w:t>2.3.1 FastSCNN</w:t>
+      </w:r>
+      <w:r>
+        <w:rPr>
+          <w:rFonts w:hint="eastAsia"/>
+          <w:noProof/>
+        </w:rPr>
+        <w:t>网络结构解析</w:t>
+      </w:r>
+      <w:r>
+        <w:rPr>
+          <w:noProof/>
+        </w:rPr>
+        <w:tab/>
+      </w:r>
+      <w:r>
+        <w:rPr>
+          <w:noProof/>
+        </w:rPr>
+        <w:fldChar w:fldCharType="begin"/>
+      </w:r>
+      <w:r>
+        <w:rPr>
+          <w:noProof/>
+        </w:rPr>
+        <w:instrText xml:space="preserve"> PAGEREF _Toc196854671 \h </w:instrText>
+      </w:r>
+      <w:r>
+        <w:rPr>
+          <w:noProof/>
+        </w:rPr>
+      </w:r>
+      <w:r>
+        <w:rPr>
+          <w:noProof/>
+        </w:rPr>
+        <w:fldChar w:fldCharType="separate"/>
+      </w:r>
+      <w:r>
+        <w:rPr>
+          <w:noProof/>
+        </w:rPr>
+        <w:t>7</w:t>
+      </w:r>
+      <w:r>
+        <w:rPr>
+          <w:noProof/>
+        </w:rPr>
+        <w:fldChar w:fldCharType="end"/>
+      </w:r>
+    </w:p>
+    <w:p>
+      <w:pPr>
+        <w:pStyle w:val="TOC3"/>
+        <w:tabs>
+          <w:tab w:val="right" w:leader="dot" w:pos="9061"/>
+        </w:tabs>
+        <w:ind w:left="840"/>
+        <w:rPr>
+          <w:rFonts w:asciiTheme="minorHAnsi" w:eastAsiaTheme="minorEastAsia" w:hAnsiTheme="minorHAnsi" w:cstheme="minorBidi"/>
+          <w:noProof/>
+          <w:sz w:val="22"/>
+          <w:lang w:val="zh-CN"/>
+          <w14:ligatures w14:val="standardContextual"/>
+        </w:rPr>
+      </w:pPr>
+      <w:r>
+        <w:rPr>
+          <w:noProof/>
+        </w:rPr>
+        <w:t xml:space="preserve">2.3.2 </w:t>
+      </w:r>
+      <w:r>
+        <w:rPr>
+          <w:rFonts w:hint="eastAsia"/>
+          <w:noProof/>
+        </w:rPr>
+        <w:t>多尺度特征融合策略</w:t>
+      </w:r>
+      <w:r>
+        <w:rPr>
+          <w:noProof/>
+        </w:rPr>
+        <w:tab/>
+      </w:r>
+      <w:r>
+        <w:rPr>
+          <w:noProof/>
+        </w:rPr>
+        <w:fldChar w:fldCharType="begin"/>
+      </w:r>
+      <w:r>
+        <w:rPr>
+          <w:noProof/>
+        </w:rPr>
+        <w:instrText xml:space="preserve"> PAGEREF _Toc196854672 \h </w:instrText>
+      </w:r>
+      <w:r>
+        <w:rPr>
+          <w:noProof/>
+        </w:rPr>
+      </w:r>
+      <w:r>
+        <w:rPr>
+          <w:noProof/>
+        </w:rPr>
+        <w:fldChar w:fldCharType="separate"/>
+      </w:r>
+      <w:r>
+        <w:rPr>
+          <w:noProof/>
+        </w:rPr>
+        <w:t>7</w:t>
       </w:r>
       <w:r>
         <w:rPr>
@@ -1858,7 +2132,7 @@
           <w:rFonts w:asciiTheme="minorHAnsi" w:eastAsiaTheme="minorEastAsia" w:hAnsiTheme="minorHAnsi" w:cstheme="minorBidi"/>
           <w:noProof/>
           <w:sz w:val="22"/>
-          <w:lang w:val="en-CN"/>
+          <w:lang w:val="zh-CN"/>
           <w14:ligatures w14:val="standardContextual"/>
         </w:rPr>
       </w:pPr>
@@ -1866,14 +2140,14 @@
         <w:rPr>
           <w:noProof/>
         </w:rPr>
-        <w:t>2.2</w:t>
-      </w:r>
-      <w:r>
-        <w:rPr>
-          <w:rFonts w:hint="eastAsia"/>
-          <w:noProof/>
-        </w:rPr>
-        <w:t>深度学习视觉模型</w:t>
+        <w:t xml:space="preserve">2.4 </w:t>
+      </w:r>
+      <w:r>
+        <w:rPr>
+          <w:rFonts w:hint="eastAsia"/>
+          <w:noProof/>
+        </w:rPr>
+        <w:t>目标跟踪理论</w:t>
       </w:r>
       <w:r>
         <w:rPr>
@@ -1891,7 +2165,7 @@
         <w:rPr>
           <w:noProof/>
         </w:rPr>
-        <w:instrText xml:space="preserve"> PAGEREF _Toc196234405 \h </w:instrText>
+        <w:instrText xml:space="preserve"> PAGEREF _Toc196854673 \h </w:instrText>
       </w:r>
       <w:r>
         <w:rPr>
@@ -1908,7 +2182,147 @@
         <w:rPr>
           <w:noProof/>
         </w:rPr>
-        <w:t>5</w:t>
+        <w:t>8</w:t>
+      </w:r>
+      <w:r>
+        <w:rPr>
+          <w:noProof/>
+        </w:rPr>
+        <w:fldChar w:fldCharType="end"/>
+      </w:r>
+    </w:p>
+    <w:p>
+      <w:pPr>
+        <w:pStyle w:val="TOC3"/>
+        <w:tabs>
+          <w:tab w:val="right" w:leader="dot" w:pos="9061"/>
+        </w:tabs>
+        <w:ind w:left="840"/>
+        <w:rPr>
+          <w:rFonts w:asciiTheme="minorHAnsi" w:eastAsiaTheme="minorEastAsia" w:hAnsiTheme="minorHAnsi" w:cstheme="minorBidi"/>
+          <w:noProof/>
+          <w:sz w:val="22"/>
+          <w:lang w:val="zh-CN"/>
+          <w14:ligatures w14:val="standardContextual"/>
+        </w:rPr>
+      </w:pPr>
+      <w:r>
+        <w:rPr>
+          <w:noProof/>
+        </w:rPr>
+        <w:t>2.4.1 DeepSORT</w:t>
+      </w:r>
+      <w:r>
+        <w:rPr>
+          <w:rFonts w:hint="eastAsia"/>
+          <w:noProof/>
+        </w:rPr>
+        <w:t>算法框架</w:t>
+      </w:r>
+      <w:r>
+        <w:rPr>
+          <w:noProof/>
+        </w:rPr>
+        <w:tab/>
+      </w:r>
+      <w:r>
+        <w:rPr>
+          <w:noProof/>
+        </w:rPr>
+        <w:fldChar w:fldCharType="begin"/>
+      </w:r>
+      <w:r>
+        <w:rPr>
+          <w:noProof/>
+        </w:rPr>
+        <w:instrText xml:space="preserve"> PAGEREF _Toc196854674 \h </w:instrText>
+      </w:r>
+      <w:r>
+        <w:rPr>
+          <w:noProof/>
+        </w:rPr>
+      </w:r>
+      <w:r>
+        <w:rPr>
+          <w:noProof/>
+        </w:rPr>
+        <w:fldChar w:fldCharType="separate"/>
+      </w:r>
+      <w:r>
+        <w:rPr>
+          <w:noProof/>
+        </w:rPr>
+        <w:t>8</w:t>
+      </w:r>
+      <w:r>
+        <w:rPr>
+          <w:noProof/>
+        </w:rPr>
+        <w:fldChar w:fldCharType="end"/>
+      </w:r>
+    </w:p>
+    <w:p>
+      <w:pPr>
+        <w:pStyle w:val="TOC3"/>
+        <w:tabs>
+          <w:tab w:val="right" w:leader="dot" w:pos="9061"/>
+        </w:tabs>
+        <w:ind w:left="840"/>
+        <w:rPr>
+          <w:rFonts w:asciiTheme="minorHAnsi" w:eastAsiaTheme="minorEastAsia" w:hAnsiTheme="minorHAnsi" w:cstheme="minorBidi"/>
+          <w:noProof/>
+          <w:sz w:val="22"/>
+          <w:lang w:val="zh-CN"/>
+          <w14:ligatures w14:val="standardContextual"/>
+        </w:rPr>
+      </w:pPr>
+      <w:r>
+        <w:rPr>
+          <w:noProof/>
+        </w:rPr>
+        <w:t xml:space="preserve">2.4.2 </w:t>
+      </w:r>
+      <w:r>
+        <w:rPr>
+          <w:rFonts w:hint="eastAsia"/>
+          <w:noProof/>
+        </w:rPr>
+        <w:t>运动状态关联度量方法</w:t>
+      </w:r>
+      <w:r>
+        <w:rPr>
+          <w:noProof/>
+        </w:rPr>
+        <w:tab/>
+      </w:r>
+      <w:r>
+        <w:rPr>
+          <w:noProof/>
+        </w:rPr>
+        <w:fldChar w:fldCharType="begin"/>
+      </w:r>
+      <w:r>
+        <w:rPr>
+          <w:noProof/>
+        </w:rPr>
+        <w:instrText xml:space="preserve"> PAGEREF _Toc196854675 \h </w:instrText>
+      </w:r>
+      <w:r>
+        <w:rPr>
+          <w:noProof/>
+        </w:rPr>
+      </w:r>
+      <w:r>
+        <w:rPr>
+          <w:noProof/>
+        </w:rPr>
+        <w:fldChar w:fldCharType="separate"/>
+      </w:r>
+      <w:r>
+        <w:rPr>
+          <w:noProof/>
+        </w:rPr>
+        <w:t>8</w:t>
       </w:r>
       <w:r>
         <w:rPr>
@@ -1927,23 +2341,22 @@
           <w:rFonts w:asciiTheme="minorHAnsi" w:eastAsiaTheme="minorEastAsia" w:hAnsiTheme="minorHAnsi" w:cstheme="minorBidi"/>
           <w:noProof/>
           <w:sz w:val="22"/>
-          <w:lang w:val="en-CN"/>
+          <w:lang w:val="zh-CN"/>
           <w14:ligatures w14:val="standardContextual"/>
         </w:rPr>
       </w:pPr>
       <w:r>
         <w:rPr>
-          <w:rFonts w:ascii="SimHei" w:hAnsi="SimHei"/>
-          <w:noProof/>
-        </w:rPr>
-        <w:t>2.2.1</w:t>
-      </w:r>
-      <w:r>
-        <w:rPr>
-          <w:rFonts w:ascii="SimHei" w:hAnsi="SimHei" w:hint="eastAsia"/>
-          <w:noProof/>
-        </w:rPr>
-        <w:t>卷积神经网络架构演进</w:t>
+          <w:noProof/>
+        </w:rPr>
+        <w:t xml:space="preserve">2.5 </w:t>
+      </w:r>
+      <w:r>
+        <w:rPr>
+          <w:rFonts w:hint="eastAsia"/>
+          <w:noProof/>
+        </w:rPr>
+        <w:t>碰撞预测模型</w:t>
       </w:r>
       <w:r>
         <w:rPr>
@@ -1961,7 +2374,7 @@
         <w:rPr>
           <w:noProof/>
         </w:rPr>
-        <w:instrText xml:space="preserve"> PAGEREF _Toc196234406 \h </w:instrText>
+        <w:instrText xml:space="preserve"> PAGEREF _Toc196854676 \h </w:instrText>
       </w:r>
       <w:r>
         <w:rPr>
@@ -1978,7 +2391,7 @@
         <w:rPr>
           <w:noProof/>
         </w:rPr>
-        <w:t>5</w:t>
+        <w:t>8</w:t>
       </w:r>
       <w:r>
         <w:rPr>
@@ -1989,31 +2402,31 @@
     </w:p>
     <w:p>
       <w:pPr>
-        <w:pStyle w:val="TOC2"/>
+        <w:pStyle w:val="TOC3"/>
         <w:tabs>
           <w:tab w:val="right" w:leader="dot" w:pos="9061"/>
         </w:tabs>
+        <w:ind w:left="840"/>
         <w:rPr>
           <w:rFonts w:asciiTheme="minorHAnsi" w:eastAsiaTheme="minorEastAsia" w:hAnsiTheme="minorHAnsi" w:cstheme="minorBidi"/>
           <w:noProof/>
           <w:sz w:val="22"/>
-          <w:lang w:val="en-CN"/>
+          <w:lang w:val="zh-CN"/>
           <w14:ligatures w14:val="standardContextual"/>
         </w:rPr>
       </w:pPr>
       <w:r>
         <w:rPr>
-          <w:rFonts w:ascii="SimHei" w:hAnsi="SimHei"/>
-          <w:noProof/>
-        </w:rPr>
-        <w:t xml:space="preserve">2.2.2 </w:t>
-      </w:r>
-      <w:r>
-        <w:rPr>
-          <w:rFonts w:ascii="SimHei" w:hAnsi="SimHei" w:hint="eastAsia"/>
-          <w:noProof/>
-        </w:rPr>
-        <w:t>轻量化模型设计原理</w:t>
+          <w:noProof/>
+        </w:rPr>
+        <w:t xml:space="preserve">2.5.1 </w:t>
+      </w:r>
+      <w:r>
+        <w:rPr>
+          <w:rFonts w:hint="eastAsia"/>
+          <w:noProof/>
+        </w:rPr>
+        <w:t>运动轨迹预测算法</w:t>
       </w:r>
       <w:r>
         <w:rPr>
@@ -2031,7 +2444,7 @@
         <w:rPr>
           <w:noProof/>
         </w:rPr>
-        <w:instrText xml:space="preserve"> PAGEREF _Toc196234407 \h </w:instrText>
+        <w:instrText xml:space="preserve"> PAGEREF _Toc196854677 \h </w:instrText>
       </w:r>
       <w:r>
         <w:rPr>
@@ -2048,7 +2461,7 @@
         <w:rPr>
           <w:noProof/>
         </w:rPr>
-        <w:t>6</w:t>
+        <w:t>8</w:t>
       </w:r>
       <w:r>
         <w:rPr>
@@ -2059,15 +2472,16 @@
     </w:p>
     <w:p>
       <w:pPr>
-        <w:pStyle w:val="TOC2"/>
+        <w:pStyle w:val="TOC3"/>
         <w:tabs>
           <w:tab w:val="right" w:leader="dot" w:pos="9061"/>
         </w:tabs>
+        <w:ind w:left="840"/>
         <w:rPr>
           <w:rFonts w:asciiTheme="minorHAnsi" w:eastAsiaTheme="minorEastAsia" w:hAnsiTheme="minorHAnsi" w:cstheme="minorBidi"/>
           <w:noProof/>
           <w:sz w:val="22"/>
-          <w:lang w:val="en-CN"/>
+          <w:lang w:val="zh-CN"/>
           <w14:ligatures w14:val="standardContextual"/>
         </w:rPr>
       </w:pPr>
@@ -2075,14 +2489,27 @@
         <w:rPr>
           <w:noProof/>
         </w:rPr>
-        <w:t xml:space="preserve">2.3 </w:t>
-      </w:r>
-      <w:r>
-        <w:rPr>
-          <w:rFonts w:hint="eastAsia"/>
-          <w:noProof/>
-        </w:rPr>
-        <w:t>语义分割技术</w:t>
+        <w:t xml:space="preserve">2.5.2 </w:t>
+      </w:r>
+      <w:r>
+        <w:rPr>
+          <w:rFonts w:hint="eastAsia"/>
+          <w:noProof/>
+        </w:rPr>
+        <w:t>碰撞时间</w:t>
+      </w:r>
+      <w:r>
+        <w:rPr>
+          <w:noProof/>
+        </w:rPr>
+        <w:t>(TTC)</w:t>
+      </w:r>
+      <w:r>
+        <w:rPr>
+          <w:rFonts w:hint="eastAsia"/>
+          <w:noProof/>
+        </w:rPr>
+        <w:t>计算模型</w:t>
       </w:r>
       <w:r>
         <w:rPr>
@@ -2100,7 +2527,7 @@
         <w:rPr>
           <w:noProof/>
         </w:rPr>
-        <w:instrText xml:space="preserve"> PAGEREF _Toc196234408 \h </w:instrText>
+        <w:instrText xml:space="preserve"> PAGEREF _Toc196854678 \h </w:instrText>
       </w:r>
       <w:r>
         <w:rPr>
@@ -2117,7 +2544,7 @@
         <w:rPr>
           <w:noProof/>
         </w:rPr>
-        <w:t>6</w:t>
+        <w:t>8</w:t>
       </w:r>
       <w:r>
         <w:rPr>
@@ -2128,7 +2555,7 @@
     </w:p>
     <w:p>
       <w:pPr>
-        <w:pStyle w:val="TOC2"/>
+        <w:pStyle w:val="TOC1"/>
         <w:tabs>
           <w:tab w:val="right" w:leader="dot" w:pos="9061"/>
         </w:tabs>
@@ -2136,23 +2563,16 @@
           <w:rFonts w:asciiTheme="minorHAnsi" w:eastAsiaTheme="minorEastAsia" w:hAnsiTheme="minorHAnsi" w:cstheme="minorBidi"/>
           <w:noProof/>
           <w:sz w:val="22"/>
-          <w:lang w:val="en-CN"/>
+          <w:lang w:val="zh-CN"/>
           <w14:ligatures w14:val="standardContextual"/>
         </w:rPr>
       </w:pPr>
       <w:r>
         <w:rPr>
-          <w:rFonts w:ascii="SimHei" w:hAnsi="SimHei"/>
-          <w:noProof/>
-        </w:rPr>
-        <w:t>2.3.1 FastSCNN</w:t>
-      </w:r>
-      <w:r>
-        <w:rPr>
-          <w:rFonts w:ascii="SimHei" w:hAnsi="SimHei" w:hint="eastAsia"/>
-          <w:noProof/>
-        </w:rPr>
-        <w:t>网络结构解析</w:t>
+          <w:rFonts w:hint="eastAsia"/>
+          <w:noProof/>
+        </w:rPr>
+        <w:t>参考文献</w:t>
       </w:r>
       <w:r>
         <w:rPr>
@@ -2170,7 +2590,7 @@
         <w:rPr>
           <w:noProof/>
         </w:rPr>
-        <w:instrText xml:space="preserve"> PAGEREF _Toc196234409 \h </w:instrText>
+        <w:instrText xml:space="preserve"> PAGEREF _Toc196854679 \h </w:instrText>
       </w:r>
       <w:r>
         <w:rPr>
@@ -2187,509 +2607,7 @@
         <w:rPr>
           <w:noProof/>
         </w:rPr>
-        <w:t>6</w:t>
-      </w:r>
-      <w:r>
-        <w:rPr>
-          <w:noProof/>
-        </w:rPr>
-        <w:fldChar w:fldCharType="end"/>
-      </w:r>
-    </w:p>
-    <w:p>
-      <w:pPr>
-        <w:pStyle w:val="TOC2"/>
-        <w:tabs>
-          <w:tab w:val="right" w:leader="dot" w:pos="9061"/>
-        </w:tabs>
-        <w:rPr>
-          <w:rFonts w:asciiTheme="minorHAnsi" w:eastAsiaTheme="minorEastAsia" w:hAnsiTheme="minorHAnsi" w:cstheme="minorBidi"/>
-          <w:noProof/>
-          <w:sz w:val="22"/>
-          <w:lang w:val="en-CN"/>
-          <w14:ligatures w14:val="standardContextual"/>
-        </w:rPr>
-      </w:pPr>
-      <w:r>
-        <w:rPr>
-          <w:rFonts w:ascii="SimHei" w:hAnsi="SimHei"/>
-          <w:noProof/>
-        </w:rPr>
-        <w:t xml:space="preserve">2.3.2 </w:t>
-      </w:r>
-      <w:r>
-        <w:rPr>
-          <w:rFonts w:ascii="SimHei" w:hAnsi="SimHei" w:hint="eastAsia"/>
-          <w:noProof/>
-        </w:rPr>
-        <w:t>多尺度特征融合策略</w:t>
-      </w:r>
-      <w:r>
-        <w:rPr>
-          <w:noProof/>
-        </w:rPr>
-        <w:tab/>
-      </w:r>
-      <w:r>
-        <w:rPr>
-          <w:noProof/>
-        </w:rPr>
-        <w:fldChar w:fldCharType="begin"/>
-      </w:r>
-      <w:r>
-        <w:rPr>
-          <w:noProof/>
-        </w:rPr>
-        <w:instrText xml:space="preserve"> PAGEREF _Toc196234410 \h </w:instrText>
-      </w:r>
-      <w:r>
-        <w:rPr>
-          <w:noProof/>
-        </w:rPr>
-      </w:r>
-      <w:r>
-        <w:rPr>
-          <w:noProof/>
-        </w:rPr>
-        <w:fldChar w:fldCharType="separate"/>
-      </w:r>
-      <w:r>
-        <w:rPr>
-          <w:noProof/>
-        </w:rPr>
-        <w:t>7</w:t>
-      </w:r>
-      <w:r>
-        <w:rPr>
-          <w:noProof/>
-        </w:rPr>
-        <w:fldChar w:fldCharType="end"/>
-      </w:r>
-    </w:p>
-    <w:p>
-      <w:pPr>
-        <w:pStyle w:val="TOC2"/>
-        <w:tabs>
-          <w:tab w:val="right" w:leader="dot" w:pos="9061"/>
-        </w:tabs>
-        <w:rPr>
-          <w:rFonts w:asciiTheme="minorHAnsi" w:eastAsiaTheme="minorEastAsia" w:hAnsiTheme="minorHAnsi" w:cstheme="minorBidi"/>
-          <w:noProof/>
-          <w:sz w:val="22"/>
-          <w:lang w:val="en-CN"/>
-          <w14:ligatures w14:val="standardContextual"/>
-        </w:rPr>
-      </w:pPr>
-      <w:r>
-        <w:rPr>
-          <w:noProof/>
-        </w:rPr>
-        <w:t xml:space="preserve">2.4 </w:t>
-      </w:r>
-      <w:r>
-        <w:rPr>
-          <w:rFonts w:hint="eastAsia"/>
-          <w:noProof/>
-        </w:rPr>
-        <w:t>目标跟踪理论</w:t>
-      </w:r>
-      <w:r>
-        <w:rPr>
-          <w:noProof/>
-        </w:rPr>
-        <w:tab/>
-      </w:r>
-      <w:r>
-        <w:rPr>
-          <w:noProof/>
-        </w:rPr>
-        <w:fldChar w:fldCharType="begin"/>
-      </w:r>
-      <w:r>
-        <w:rPr>
-          <w:noProof/>
-        </w:rPr>
-        <w:instrText xml:space="preserve"> PAGEREF _Toc196234411 \h </w:instrText>
-      </w:r>
-      <w:r>
-        <w:rPr>
-          <w:noProof/>
-        </w:rPr>
-      </w:r>
-      <w:r>
-        <w:rPr>
-          <w:noProof/>
-        </w:rPr>
-        <w:fldChar w:fldCharType="separate"/>
-      </w:r>
-      <w:r>
-        <w:rPr>
-          <w:noProof/>
-        </w:rPr>
-        <w:t>7</w:t>
-      </w:r>
-      <w:r>
-        <w:rPr>
-          <w:noProof/>
-        </w:rPr>
-        <w:fldChar w:fldCharType="end"/>
-      </w:r>
-    </w:p>
-    <w:p>
-      <w:pPr>
-        <w:pStyle w:val="TOC2"/>
-        <w:tabs>
-          <w:tab w:val="right" w:leader="dot" w:pos="9061"/>
-        </w:tabs>
-        <w:rPr>
-          <w:rFonts w:asciiTheme="minorHAnsi" w:eastAsiaTheme="minorEastAsia" w:hAnsiTheme="minorHAnsi" w:cstheme="minorBidi"/>
-          <w:noProof/>
-          <w:sz w:val="22"/>
-          <w:lang w:val="en-CN"/>
-          <w14:ligatures w14:val="standardContextual"/>
-        </w:rPr>
-      </w:pPr>
-      <w:r>
-        <w:rPr>
-          <w:rFonts w:ascii="SimHei" w:hAnsi="SimHei"/>
-          <w:noProof/>
-        </w:rPr>
-        <w:t>2.4.1 DeepSORT</w:t>
-      </w:r>
-      <w:r>
-        <w:rPr>
-          <w:rFonts w:ascii="SimHei" w:hAnsi="SimHei" w:hint="eastAsia"/>
-          <w:noProof/>
-        </w:rPr>
-        <w:t>算法框架</w:t>
-      </w:r>
-      <w:r>
-        <w:rPr>
-          <w:noProof/>
-        </w:rPr>
-        <w:tab/>
-      </w:r>
-      <w:r>
-        <w:rPr>
-          <w:noProof/>
-        </w:rPr>
-        <w:fldChar w:fldCharType="begin"/>
-      </w:r>
-      <w:r>
-        <w:rPr>
-          <w:noProof/>
-        </w:rPr>
-        <w:instrText xml:space="preserve"> PAGEREF _Toc196234412 \h </w:instrText>
-      </w:r>
-      <w:r>
-        <w:rPr>
-          <w:noProof/>
-        </w:rPr>
-      </w:r>
-      <w:r>
-        <w:rPr>
-          <w:noProof/>
-        </w:rPr>
-        <w:fldChar w:fldCharType="separate"/>
-      </w:r>
-      <w:r>
-        <w:rPr>
-          <w:noProof/>
-        </w:rPr>
-        <w:t>7</w:t>
-      </w:r>
-      <w:r>
-        <w:rPr>
-          <w:noProof/>
-        </w:rPr>
-        <w:fldChar w:fldCharType="end"/>
-      </w:r>
-    </w:p>
-    <w:p>
-      <w:pPr>
-        <w:pStyle w:val="TOC2"/>
-        <w:tabs>
-          <w:tab w:val="right" w:leader="dot" w:pos="9061"/>
-        </w:tabs>
-        <w:rPr>
-          <w:rFonts w:asciiTheme="minorHAnsi" w:eastAsiaTheme="minorEastAsia" w:hAnsiTheme="minorHAnsi" w:cstheme="minorBidi"/>
-          <w:noProof/>
-          <w:sz w:val="22"/>
-          <w:lang w:val="en-CN"/>
-          <w14:ligatures w14:val="standardContextual"/>
-        </w:rPr>
-      </w:pPr>
-      <w:r>
-        <w:rPr>
-          <w:rFonts w:ascii="SimHei" w:hAnsi="SimHei"/>
-          <w:noProof/>
-        </w:rPr>
-        <w:t xml:space="preserve">2.4.2 </w:t>
-      </w:r>
-      <w:r>
-        <w:rPr>
-          <w:rFonts w:ascii="SimHei" w:hAnsi="SimHei" w:hint="eastAsia"/>
-          <w:noProof/>
-        </w:rPr>
-        <w:t>运动状态关联度量方法</w:t>
-      </w:r>
-      <w:r>
-        <w:rPr>
-          <w:noProof/>
-        </w:rPr>
-        <w:tab/>
-      </w:r>
-      <w:r>
-        <w:rPr>
-          <w:noProof/>
-        </w:rPr>
-        <w:fldChar w:fldCharType="begin"/>
-      </w:r>
-      <w:r>
-        <w:rPr>
-          <w:noProof/>
-        </w:rPr>
-        <w:instrText xml:space="preserve"> PAGEREF _Toc196234413 \h </w:instrText>
-      </w:r>
-      <w:r>
-        <w:rPr>
-          <w:noProof/>
-        </w:rPr>
-      </w:r>
-      <w:r>
-        <w:rPr>
-          <w:noProof/>
-        </w:rPr>
-        <w:fldChar w:fldCharType="separate"/>
-      </w:r>
-      <w:r>
-        <w:rPr>
-          <w:noProof/>
-        </w:rPr>
-        <w:t>8</w:t>
-      </w:r>
-      <w:r>
-        <w:rPr>
-          <w:noProof/>
-        </w:rPr>
-        <w:fldChar w:fldCharType="end"/>
-      </w:r>
-    </w:p>
-    <w:p>
-      <w:pPr>
-        <w:pStyle w:val="TOC2"/>
-        <w:tabs>
-          <w:tab w:val="right" w:leader="dot" w:pos="9061"/>
-        </w:tabs>
-        <w:rPr>
-          <w:rFonts w:asciiTheme="minorHAnsi" w:eastAsiaTheme="minorEastAsia" w:hAnsiTheme="minorHAnsi" w:cstheme="minorBidi"/>
-          <w:noProof/>
-          <w:sz w:val="22"/>
-          <w:lang w:val="en-CN"/>
-          <w14:ligatures w14:val="standardContextual"/>
-        </w:rPr>
-      </w:pPr>
-      <w:r>
-        <w:rPr>
-          <w:noProof/>
-        </w:rPr>
-        <w:t xml:space="preserve">2.5 </w:t>
-      </w:r>
-      <w:r>
-        <w:rPr>
-          <w:rFonts w:hint="eastAsia"/>
-          <w:noProof/>
-        </w:rPr>
-        <w:t>碰撞预测模型</w:t>
-      </w:r>
-      <w:r>
-        <w:rPr>
-          <w:noProof/>
-        </w:rPr>
-        <w:tab/>
-      </w:r>
-      <w:r>
-        <w:rPr>
-          <w:noProof/>
-        </w:rPr>
-        <w:fldChar w:fldCharType="begin"/>
-      </w:r>
-      <w:r>
-        <w:rPr>
-          <w:noProof/>
-        </w:rPr>
-        <w:instrText xml:space="preserve"> PAGEREF _Toc196234414 \h </w:instrText>
-      </w:r>
-      <w:r>
-        <w:rPr>
-          <w:noProof/>
-        </w:rPr>
-      </w:r>
-      <w:r>
-        <w:rPr>
-          <w:noProof/>
-        </w:rPr>
-        <w:fldChar w:fldCharType="separate"/>
-      </w:r>
-      <w:r>
-        <w:rPr>
-          <w:noProof/>
-        </w:rPr>
-        <w:t>8</w:t>
-      </w:r>
-      <w:r>
-        <w:rPr>
-          <w:noProof/>
-        </w:rPr>
-        <w:fldChar w:fldCharType="end"/>
-      </w:r>
-    </w:p>
-    <w:p>
-      <w:pPr>
-        <w:pStyle w:val="TOC2"/>
-        <w:tabs>
-          <w:tab w:val="right" w:leader="dot" w:pos="9061"/>
-        </w:tabs>
-        <w:rPr>
-          <w:rFonts w:asciiTheme="minorHAnsi" w:eastAsiaTheme="minorEastAsia" w:hAnsiTheme="minorHAnsi" w:cstheme="minorBidi"/>
-          <w:noProof/>
-          <w:sz w:val="22"/>
-          <w:lang w:val="en-CN"/>
-          <w14:ligatures w14:val="standardContextual"/>
-        </w:rPr>
-      </w:pPr>
-      <w:r>
-        <w:rPr>
-          <w:rFonts w:ascii="SimHei" w:hAnsi="SimHei"/>
-          <w:noProof/>
-        </w:rPr>
-        <w:t xml:space="preserve">2.5.1 </w:t>
-      </w:r>
-      <w:r>
-        <w:rPr>
-          <w:rFonts w:ascii="SimHei" w:hAnsi="SimHei" w:hint="eastAsia"/>
-          <w:noProof/>
-        </w:rPr>
-        <w:t>运动轨迹预测算法</w:t>
-      </w:r>
-      <w:r>
-        <w:rPr>
-          <w:noProof/>
-        </w:rPr>
-        <w:tab/>
-      </w:r>
-      <w:r>
-        <w:rPr>
-          <w:noProof/>
-        </w:rPr>
-        <w:fldChar w:fldCharType="begin"/>
-      </w:r>
-      <w:r>
-        <w:rPr>
-          <w:noProof/>
-        </w:rPr>
-        <w:instrText xml:space="preserve"> PAGEREF _Toc196234415 \h </w:instrText>
-      </w:r>
-      <w:r>
-        <w:rPr>
-          <w:noProof/>
-        </w:rPr>
-      </w:r>
-      <w:r>
-        <w:rPr>
-          <w:noProof/>
-        </w:rPr>
-        <w:fldChar w:fldCharType="separate"/>
-      </w:r>
-      <w:r>
-        <w:rPr>
-          <w:noProof/>
-        </w:rPr>
-        <w:t>8</w:t>
-      </w:r>
-      <w:r>
-        <w:rPr>
-          <w:noProof/>
-        </w:rPr>
-        <w:fldChar w:fldCharType="end"/>
-      </w:r>
-    </w:p>
-    <w:p>
-      <w:pPr>
-        <w:pStyle w:val="TOC2"/>
-        <w:tabs>
-          <w:tab w:val="right" w:leader="dot" w:pos="9061"/>
-        </w:tabs>
-        <w:rPr>
-          <w:rFonts w:asciiTheme="minorHAnsi" w:eastAsiaTheme="minorEastAsia" w:hAnsiTheme="minorHAnsi" w:cstheme="minorBidi"/>
-          <w:noProof/>
-          <w:sz w:val="22"/>
-          <w:lang w:val="en-CN"/>
-          <w14:ligatures w14:val="standardContextual"/>
-        </w:rPr>
-      </w:pPr>
-      <w:r>
-        <w:rPr>
-          <w:rFonts w:ascii="SimHei" w:hAnsi="SimHei"/>
-          <w:noProof/>
-        </w:rPr>
-        <w:t xml:space="preserve">2.5.2 </w:t>
-      </w:r>
-      <w:r>
-        <w:rPr>
-          <w:rFonts w:ascii="SimHei" w:hAnsi="SimHei" w:hint="eastAsia"/>
-          <w:noProof/>
-        </w:rPr>
-        <w:t>碰撞时间</w:t>
-      </w:r>
-      <w:r>
-        <w:rPr>
-          <w:rFonts w:ascii="SimHei" w:hAnsi="SimHei"/>
-          <w:noProof/>
-        </w:rPr>
-        <w:t>(TTC)</w:t>
-      </w:r>
-      <w:r>
-        <w:rPr>
-          <w:rFonts w:ascii="SimHei" w:hAnsi="SimHei" w:hint="eastAsia"/>
-          <w:noProof/>
-        </w:rPr>
-        <w:t>计算模型</w:t>
-      </w:r>
-      <w:r>
-        <w:rPr>
-          <w:noProof/>
-        </w:rPr>
-        <w:tab/>
-      </w:r>
-      <w:r>
-        <w:rPr>
-          <w:noProof/>
-        </w:rPr>
-        <w:fldChar w:fldCharType="begin"/>
-      </w:r>
-      <w:r>
-        <w:rPr>
-          <w:noProof/>
-        </w:rPr>
-        <w:instrText xml:space="preserve"> PAGEREF _Toc196234416 \h </w:instrText>
-      </w:r>
-      <w:r>
-        <w:rPr>
-          <w:noProof/>
-        </w:rPr>
-      </w:r>
-      <w:r>
-        <w:rPr>
-          <w:noProof/>
-        </w:rPr>
-        <w:fldChar w:fldCharType="separate"/>
-      </w:r>
-      <w:r>
-        <w:rPr>
-          <w:noProof/>
-        </w:rPr>
-        <w:t>8</w:t>
+        <w:t>9</w:t>
       </w:r>
       <w:r>
         <w:rPr>
@@ -2703,7 +2621,7 @@
         <w:spacing w:line="400" w:lineRule="exact"/>
         <w:jc w:val="distribute"/>
         <w:rPr>
-          <w:rFonts w:ascii="SimSun" w:hAnsi="SimSun"/>
+          <w:rFonts w:ascii="宋体" w:hAnsi="宋体"/>
           <w:b/>
           <w:bCs/>
           <w:sz w:val="28"/>
@@ -2711,7 +2629,7 @@
       </w:pPr>
       <w:r>
         <w:rPr>
-          <w:rFonts w:ascii="SimSun" w:hAnsi="SimSun"/>
+          <w:rFonts w:ascii="宋体" w:hAnsi="宋体"/>
           <w:bCs/>
           <w:sz w:val="24"/>
         </w:rPr>
@@ -2719,7 +2637,7 @@
       </w:r>
       <w:r>
         <w:rPr>
-          <w:rFonts w:ascii="SimSun" w:hAnsi="SimSun" w:hint="eastAsia"/>
+          <w:rFonts w:ascii="宋体" w:hAnsi="宋体" w:hint="eastAsia"/>
           <w:b/>
           <w:bCs/>
           <w:sz w:val="28"/>
@@ -2731,7 +2649,7 @@
       <w:pPr>
         <w:spacing w:line="360" w:lineRule="auto"/>
         <w:rPr>
-          <w:rFonts w:ascii="SimSun" w:hAnsi="SimSun"/>
+          <w:rFonts w:ascii="宋体" w:hAnsi="宋体"/>
           <w:b/>
           <w:bCs/>
           <w:sz w:val="28"/>
@@ -2835,32 +2753,19 @@
     </w:p>
     <w:p>
       <w:pPr>
-        <w:pStyle w:val="Heading1"/>
-        <w:spacing w:beforeLines="100" w:before="312" w:afterLines="100" w:after="312" w:line="240" w:lineRule="auto"/>
-        <w:rPr>
-          <w:rFonts w:ascii="SimHei" w:eastAsia="SimHei" w:hAnsi="SimHei"/>
-          <w:b w:val="0"/>
-          <w:sz w:val="30"/>
-          <w:szCs w:val="30"/>
-        </w:rPr>
-      </w:pPr>
-      <w:bookmarkStart w:id="7" w:name="_Toc196234397"/>
-      <w:r>
-        <w:rPr>
-          <w:rFonts w:ascii="SimHei" w:eastAsia="SimHei" w:hAnsi="SimHei" w:hint="eastAsia"/>
-          <w:b w:val="0"/>
-          <w:sz w:val="30"/>
-          <w:szCs w:val="30"/>
+        <w:pStyle w:val="1"/>
+      </w:pPr>
+      <w:bookmarkStart w:id="7" w:name="_Toc196854659"/>
+      <w:r>
+        <w:rPr>
+          <w:rFonts w:hint="eastAsia"/>
         </w:rPr>
         <w:lastRenderedPageBreak/>
         <w:t xml:space="preserve">1 </w:t>
       </w:r>
       <w:r>
         <w:rPr>
-          <w:rFonts w:ascii="SimHei" w:eastAsia="SimHei" w:hAnsi="SimHei" w:hint="eastAsia"/>
-          <w:b w:val="0"/>
-          <w:sz w:val="30"/>
-          <w:szCs w:val="30"/>
+          <w:rFonts w:hint="eastAsia"/>
         </w:rPr>
         <w:t>绪论</w:t>
       </w:r>
@@ -2868,31 +2773,18 @@
     </w:p>
     <w:p>
       <w:pPr>
-        <w:pStyle w:val="Heading2"/>
-        <w:spacing w:beforeLines="50" w:before="156" w:afterLines="50" w:after="156" w:line="240" w:lineRule="auto"/>
-        <w:rPr>
-          <w:rFonts w:ascii="SimHei" w:hAnsi="SimHei"/>
-          <w:b w:val="0"/>
-          <w:sz w:val="24"/>
-          <w:szCs w:val="24"/>
-        </w:rPr>
-      </w:pPr>
-      <w:bookmarkStart w:id="8" w:name="_Toc196234398"/>
-      <w:r>
-        <w:rPr>
-          <w:rFonts w:ascii="SimHei" w:hAnsi="SimHei" w:hint="eastAsia"/>
-          <w:b w:val="0"/>
-          <w:sz w:val="24"/>
-          <w:szCs w:val="24"/>
+        <w:pStyle w:val="2"/>
+      </w:pPr>
+      <w:bookmarkStart w:id="8" w:name="_Toc196854660"/>
+      <w:r>
+        <w:rPr>
+          <w:rFonts w:hint="eastAsia"/>
         </w:rPr>
         <w:t>1.1</w:t>
       </w:r>
       <w:r>
         <w:rPr>
-          <w:rFonts w:ascii="SimHei" w:hAnsi="SimHei" w:hint="eastAsia"/>
-          <w:b w:val="0"/>
-          <w:sz w:val="24"/>
-          <w:szCs w:val="24"/>
+          <w:rFonts w:hint="eastAsia"/>
         </w:rPr>
         <w:t>智能驾驶发展背景与挑战</w:t>
       </w:r>
@@ -2913,63 +2805,209 @@
           <w:color w:val="000000"/>
           <w:sz w:val="24"/>
         </w:rPr>
-        <w:t>自动驾驶技术正在引发全球汽车产业的革命性变革。麦肯锡《</w:t>
-      </w:r>
-      <w:r>
-        <w:rPr>
-          <w:rFonts w:hint="eastAsia"/>
-          <w:color w:val="000000"/>
-          <w:sz w:val="24"/>
-        </w:rPr>
-        <w:t>2030</w:t>
-      </w:r>
-      <w:r>
-        <w:rPr>
-          <w:rFonts w:hint="eastAsia"/>
-          <w:color w:val="000000"/>
-          <w:sz w:val="24"/>
-        </w:rPr>
-        <w:t>自动驾驶技术经济影响》报告预测，到</w:t>
-      </w:r>
-      <w:r>
-        <w:rPr>
-          <w:rFonts w:hint="eastAsia"/>
-          <w:color w:val="000000"/>
-          <w:sz w:val="24"/>
-        </w:rPr>
-        <w:t>2030</w:t>
-      </w:r>
-      <w:r>
-        <w:rPr>
-          <w:rFonts w:hint="eastAsia"/>
-          <w:color w:val="000000"/>
-          <w:sz w:val="24"/>
-        </w:rPr>
-        <w:t>年自动驾驶相关市场规模将突破</w:t>
-      </w:r>
-      <w:r>
-        <w:rPr>
-          <w:rFonts w:hint="eastAsia"/>
-          <w:color w:val="000000"/>
-          <w:sz w:val="24"/>
-        </w:rPr>
-        <w:t>6000</w:t>
-      </w:r>
-      <w:r>
-        <w:rPr>
-          <w:rFonts w:hint="eastAsia"/>
-          <w:color w:val="000000"/>
-          <w:sz w:val="24"/>
-        </w:rPr>
-        <w:t>亿美元，年均复合增长率达</w:t>
-      </w:r>
-      <w:r>
-        <w:rPr>
-          <w:rFonts w:hint="eastAsia"/>
-          <w:color w:val="000000"/>
-          <w:sz w:val="24"/>
-        </w:rPr>
-        <w:t>16.3%</w:t>
+        <w:t>自动驾驶技术正在引发全球汽车产业的革命性变革。</w:t>
+      </w:r>
+      <w:r>
+        <w:rPr>
+          <w:rFonts w:hint="eastAsia"/>
+          <w:color w:val="000000"/>
+          <w:sz w:val="24"/>
+        </w:rPr>
+        <w:t>近年来，我国汽车产业高速发展，据《</w:t>
+      </w:r>
+      <w:r>
+        <w:rPr>
+          <w:rFonts w:hint="eastAsia"/>
+          <w:color w:val="000000"/>
+          <w:sz w:val="24"/>
+        </w:rPr>
+        <w:t>2023</w:t>
+      </w:r>
+      <w:r>
+        <w:rPr>
+          <w:rFonts w:hint="eastAsia"/>
+          <w:color w:val="000000"/>
+          <w:sz w:val="24"/>
+        </w:rPr>
+        <w:t>年汽车工业经济运行报告》显示，</w:t>
+      </w:r>
+      <w:r>
+        <w:rPr>
+          <w:rFonts w:hint="eastAsia"/>
+          <w:color w:val="000000"/>
+          <w:sz w:val="24"/>
+        </w:rPr>
+        <w:t>2023</w:t>
+      </w:r>
+      <w:r>
+        <w:rPr>
+          <w:rFonts w:hint="eastAsia"/>
+          <w:color w:val="000000"/>
+          <w:sz w:val="24"/>
+        </w:rPr>
+        <w:t>年</w:t>
+      </w:r>
+      <w:r>
+        <w:rPr>
+          <w:rFonts w:hint="eastAsia"/>
+          <w:color w:val="000000"/>
+          <w:sz w:val="24"/>
+        </w:rPr>
+        <w:t>，中国汽车市场实现连续十五年销量第一。此外，据公安部统计，</w:t>
+      </w:r>
+      <w:r>
+        <w:rPr>
+          <w:rFonts w:hint="eastAsia"/>
+          <w:color w:val="000000"/>
+          <w:sz w:val="24"/>
+        </w:rPr>
+        <w:t>2023</w:t>
+      </w:r>
+      <w:r>
+        <w:rPr>
+          <w:rFonts w:hint="eastAsia"/>
+          <w:color w:val="000000"/>
+          <w:sz w:val="24"/>
+        </w:rPr>
+        <w:t>年我国汽车保有量达</w:t>
+      </w:r>
+      <w:r>
+        <w:rPr>
+          <w:rFonts w:hint="eastAsia"/>
+          <w:color w:val="000000"/>
+          <w:sz w:val="24"/>
+        </w:rPr>
+        <w:t>3.36</w:t>
+      </w:r>
+      <w:r>
+        <w:rPr>
+          <w:rFonts w:hint="eastAsia"/>
+          <w:color w:val="000000"/>
+          <w:sz w:val="24"/>
+        </w:rPr>
+        <w:t>亿</w:t>
+      </w:r>
+    </w:p>
+    <w:p>
+      <w:pPr>
+        <w:spacing w:line="400" w:lineRule="exact"/>
+        <w:ind w:firstLineChars="200" w:firstLine="480"/>
+        <w:rPr>
+          <w:color w:val="000000"/>
+          <w:sz w:val="24"/>
+        </w:rPr>
+      </w:pPr>
+      <w:r>
+        <w:rPr>
+          <w:rFonts w:hint="eastAsia"/>
+          <w:color w:val="000000"/>
+          <w:sz w:val="24"/>
+        </w:rPr>
+        <w:t>智能辅助驾驶技术发展迅猛</w:t>
+      </w:r>
+    </w:p>
+    <w:p>
+      <w:pPr>
+        <w:spacing w:line="400" w:lineRule="exact"/>
+        <w:ind w:firstLineChars="200" w:firstLine="480"/>
+        <w:rPr>
+          <w:color w:val="000000"/>
+          <w:sz w:val="24"/>
+        </w:rPr>
+      </w:pPr>
+      <w:r>
+        <w:rPr>
+          <w:rFonts w:hint="eastAsia"/>
+          <w:color w:val="000000"/>
+          <w:sz w:val="24"/>
+        </w:rPr>
+        <w:t>基于深度学习的感知系统与厘米级高精度地图结合，显著提升环境理解能力。</w:t>
+      </w:r>
+      <w:r>
+        <w:rPr>
+          <w:rFonts w:hint="eastAsia"/>
+          <w:color w:val="000000"/>
+          <w:sz w:val="24"/>
+        </w:rPr>
+        <w:t>Waymo</w:t>
+      </w:r>
+      <w:r>
+        <w:rPr>
+          <w:rFonts w:hint="eastAsia"/>
+          <w:color w:val="000000"/>
+          <w:sz w:val="24"/>
+        </w:rPr>
+        <w:t>的</w:t>
+      </w:r>
+      <w:r>
+        <w:rPr>
+          <w:rFonts w:hint="eastAsia"/>
+          <w:color w:val="000000"/>
+          <w:sz w:val="24"/>
+        </w:rPr>
+        <w:t>Bird's</w:t>
+      </w:r>
+      <w:r>
+        <w:rPr>
+          <w:color w:val="000000"/>
+          <w:sz w:val="24"/>
+        </w:rPr>
+        <w:t xml:space="preserve"> Eye </w:t>
+      </w:r>
+      <w:r>
+        <w:rPr>
+          <w:rFonts w:hint="eastAsia"/>
+          <w:color w:val="000000"/>
+          <w:sz w:val="24"/>
+        </w:rPr>
+        <w:t>View</w:t>
+      </w:r>
+      <w:r>
+        <w:rPr>
+          <w:rFonts w:hint="eastAsia"/>
+          <w:color w:val="000000"/>
+          <w:sz w:val="24"/>
+        </w:rPr>
+        <w:t>网络与</w:t>
+      </w:r>
+      <w:r>
+        <w:rPr>
+          <w:rFonts w:hint="eastAsia"/>
+          <w:color w:val="000000"/>
+          <w:sz w:val="24"/>
+        </w:rPr>
+        <w:t>HERE</w:t>
+      </w:r>
+      <w:r>
+        <w:rPr>
+          <w:color w:val="000000"/>
+          <w:sz w:val="24"/>
+        </w:rPr>
+        <w:t xml:space="preserve"> HD Live </w:t>
+      </w:r>
+      <w:r>
+        <w:rPr>
+          <w:rFonts w:hint="eastAsia"/>
+          <w:color w:val="000000"/>
+          <w:sz w:val="24"/>
+        </w:rPr>
+        <w:t>Map</w:t>
+      </w:r>
+      <w:r>
+        <w:rPr>
+          <w:rFonts w:hint="eastAsia"/>
+          <w:color w:val="000000"/>
+          <w:sz w:val="24"/>
+        </w:rPr>
+        <w:t>协同应用后，系统识别精度提升</w:t>
+      </w:r>
+      <w:r>
+        <w:rPr>
+          <w:rFonts w:hint="eastAsia"/>
+          <w:color w:val="000000"/>
+          <w:sz w:val="24"/>
+        </w:rPr>
+        <w:t>83%</w:t>
       </w:r>
       <w:r>
         <w:rPr>
@@ -2978,6 +3016,13 @@
           <w:sz w:val="24"/>
         </w:rPr>
         <w:t>。</w:t>
+      </w:r>
+      <w:r>
+        <w:rPr>
+          <w:color w:val="000000"/>
+          <w:sz w:val="24"/>
+        </w:rPr>
+        <w:t xml:space="preserve"> </w:t>
       </w:r>
       <w:r>
         <w:rPr>
@@ -2987,109 +3032,94 @@
           <w:color w:val="000000"/>
           <w:sz w:val="24"/>
         </w:rPr>
-        <w:t>技术融合深化</w:t>
-      </w:r>
-      <w:r>
-        <w:rPr>
-          <w:rFonts w:hint="eastAsia"/>
-          <w:color w:val="000000"/>
-          <w:sz w:val="24"/>
-        </w:rPr>
-        <w:t>：基于深度学习的感知系统与厘米级高精度地图结合，显著提升环境理解能力。</w:t>
-      </w:r>
-      <w:r>
-        <w:rPr>
-          <w:rFonts w:hint="eastAsia"/>
-          <w:color w:val="000000"/>
-          <w:sz w:val="24"/>
-        </w:rPr>
-        <w:t>Waymo</w:t>
-      </w:r>
-      <w:r>
-        <w:rPr>
-          <w:rFonts w:hint="eastAsia"/>
-          <w:color w:val="000000"/>
-          <w:sz w:val="24"/>
-        </w:rPr>
-        <w:t>的</w:t>
-      </w:r>
-      <w:r>
-        <w:rPr>
-          <w:rFonts w:hint="eastAsia"/>
-          <w:color w:val="000000"/>
-          <w:sz w:val="24"/>
-        </w:rPr>
-        <w:t>Bird's</w:t>
-      </w:r>
-      <w:r>
-        <w:rPr>
-          <w:color w:val="000000"/>
-          <w:sz w:val="24"/>
-        </w:rPr>
-        <w:t xml:space="preserve"> Eye </w:t>
-      </w:r>
-      <w:r>
-        <w:rPr>
-          <w:rFonts w:hint="eastAsia"/>
-          <w:color w:val="000000"/>
-          <w:sz w:val="24"/>
-        </w:rPr>
-        <w:t>View</w:t>
-      </w:r>
-      <w:r>
-        <w:rPr>
-          <w:rFonts w:hint="eastAsia"/>
-          <w:color w:val="000000"/>
-          <w:sz w:val="24"/>
-        </w:rPr>
-        <w:t>网络与</w:t>
-      </w:r>
-      <w:r>
-        <w:rPr>
-          <w:rFonts w:hint="eastAsia"/>
-          <w:color w:val="000000"/>
-          <w:sz w:val="24"/>
-        </w:rPr>
-        <w:t>HERE</w:t>
-      </w:r>
-      <w:r>
-        <w:rPr>
-          <w:color w:val="000000"/>
-          <w:sz w:val="24"/>
-        </w:rPr>
-        <w:t xml:space="preserve"> HD Live </w:t>
-      </w:r>
-      <w:r>
-        <w:rPr>
-          <w:rFonts w:hint="eastAsia"/>
-          <w:color w:val="000000"/>
-          <w:sz w:val="24"/>
-        </w:rPr>
-        <w:t>Map</w:t>
-      </w:r>
-      <w:r>
-        <w:rPr>
-          <w:rFonts w:hint="eastAsia"/>
-          <w:color w:val="000000"/>
-          <w:sz w:val="24"/>
-        </w:rPr>
-        <w:t>协同应用后，系统识别精度提升</w:t>
-      </w:r>
-      <w:r>
-        <w:rPr>
-          <w:rFonts w:hint="eastAsia"/>
-          <w:color w:val="000000"/>
-          <w:sz w:val="24"/>
-        </w:rPr>
-        <w:t>83%</w:t>
-      </w:r>
-      <w:r>
-        <w:rPr>
-          <w:rFonts w:hint="eastAsia"/>
-          <w:color w:val="000000"/>
-          <w:sz w:val="24"/>
-        </w:rPr>
-        <w:t>。</w:t>
+        <w:t>产业生态重构</w:t>
+      </w:r>
+      <w:r>
+        <w:rPr>
+          <w:rFonts w:hint="eastAsia"/>
+          <w:color w:val="000000"/>
+          <w:sz w:val="24"/>
+        </w:rPr>
+        <w:t>：传统汽车制造商与科技企业加速融合，</w:t>
+      </w:r>
+      <w:r>
+        <w:rPr>
+          <w:rFonts w:hint="eastAsia"/>
+          <w:color w:val="000000"/>
+          <w:sz w:val="24"/>
+        </w:rPr>
+        <w:t>2022</w:t>
+      </w:r>
+      <w:r>
+        <w:rPr>
+          <w:rFonts w:hint="eastAsia"/>
+          <w:color w:val="000000"/>
+          <w:sz w:val="24"/>
+        </w:rPr>
+        <w:t>年战略合作协议数量同比增长</w:t>
+      </w:r>
+      <w:r>
+        <w:rPr>
+          <w:rFonts w:hint="eastAsia"/>
+          <w:color w:val="000000"/>
+          <w:sz w:val="24"/>
+        </w:rPr>
+        <w:t>47%</w:t>
+      </w:r>
+      <w:r>
+        <w:rPr>
+          <w:rFonts w:hint="eastAsia"/>
+          <w:color w:val="000000"/>
+          <w:sz w:val="24"/>
+        </w:rPr>
+        <w:t>。大众</w:t>
+      </w:r>
+      <w:r>
+        <w:rPr>
+          <w:rFonts w:hint="eastAsia"/>
+          <w:color w:val="000000"/>
+          <w:sz w:val="24"/>
+        </w:rPr>
+        <w:t>MEB</w:t>
+      </w:r>
+      <w:r>
+        <w:rPr>
+          <w:rFonts w:hint="eastAsia"/>
+          <w:color w:val="000000"/>
+          <w:sz w:val="24"/>
+        </w:rPr>
+        <w:t>平台与英伟达</w:t>
+      </w:r>
+      <w:r>
+        <w:rPr>
+          <w:rFonts w:hint="eastAsia"/>
+          <w:color w:val="000000"/>
+          <w:sz w:val="24"/>
+        </w:rPr>
+        <w:t>DRIVE</w:t>
+      </w:r>
+      <w:r>
+        <w:rPr>
+          <w:color w:val="000000"/>
+          <w:sz w:val="24"/>
+        </w:rPr>
+        <w:t xml:space="preserve"> </w:t>
+      </w:r>
+      <w:r>
+        <w:rPr>
+          <w:rFonts w:hint="eastAsia"/>
+          <w:color w:val="000000"/>
+          <w:sz w:val="24"/>
+        </w:rPr>
+        <w:t>Hyperion</w:t>
+      </w:r>
+      <w:r>
+        <w:rPr>
+          <w:rFonts w:hint="eastAsia"/>
+          <w:color w:val="000000"/>
+          <w:sz w:val="24"/>
+        </w:rPr>
+        <w:t>的合作具有代表性。</w:t>
       </w:r>
       <w:r>
         <w:rPr>
@@ -3106,71 +3136,111 @@
           <w:color w:val="000000"/>
           <w:sz w:val="24"/>
         </w:rPr>
-        <w:t>产业生态重构</w:t>
-      </w:r>
-      <w:r>
-        <w:rPr>
-          <w:rFonts w:hint="eastAsia"/>
-          <w:color w:val="000000"/>
-          <w:sz w:val="24"/>
-        </w:rPr>
-        <w:t>：传统汽车制造商与科技企业加速融合，</w:t>
-      </w:r>
-      <w:r>
-        <w:rPr>
-          <w:rFonts w:hint="eastAsia"/>
-          <w:color w:val="000000"/>
-          <w:sz w:val="24"/>
-        </w:rPr>
-        <w:t>2022</w:t>
-      </w:r>
-      <w:r>
-        <w:rPr>
-          <w:rFonts w:hint="eastAsia"/>
-          <w:color w:val="000000"/>
-          <w:sz w:val="24"/>
-        </w:rPr>
-        <w:t>年战略合作协议数量同比增长</w:t>
-      </w:r>
-      <w:r>
-        <w:rPr>
-          <w:rFonts w:hint="eastAsia"/>
-          <w:color w:val="000000"/>
-          <w:sz w:val="24"/>
-        </w:rPr>
-        <w:t>47%</w:t>
-      </w:r>
-      <w:r>
-        <w:rPr>
-          <w:rFonts w:hint="eastAsia"/>
-          <w:color w:val="000000"/>
-          <w:sz w:val="24"/>
-        </w:rPr>
-        <w:t>。大众</w:t>
-      </w:r>
-      <w:r>
-        <w:rPr>
-          <w:rFonts w:hint="eastAsia"/>
-          <w:color w:val="000000"/>
-          <w:sz w:val="24"/>
-        </w:rPr>
-        <w:t>MEB</w:t>
-      </w:r>
-      <w:r>
-        <w:rPr>
-          <w:rFonts w:hint="eastAsia"/>
-          <w:color w:val="000000"/>
-          <w:sz w:val="24"/>
-        </w:rPr>
-        <w:t>平台与英伟达</w:t>
-      </w:r>
-      <w:r>
-        <w:rPr>
-          <w:rFonts w:hint="eastAsia"/>
-          <w:color w:val="000000"/>
-          <w:sz w:val="24"/>
-        </w:rPr>
-        <w:t>DRIVE</w:t>
+        <w:t>政策法规完善</w:t>
+      </w:r>
+      <w:r>
+        <w:rPr>
+          <w:rFonts w:hint="eastAsia"/>
+          <w:color w:val="000000"/>
+          <w:sz w:val="24"/>
+        </w:rPr>
+        <w:t>：联合国</w:t>
+      </w:r>
+      <w:r>
+        <w:rPr>
+          <w:rFonts w:hint="eastAsia"/>
+          <w:color w:val="000000"/>
+          <w:sz w:val="24"/>
+        </w:rPr>
+        <w:t>WP.29</w:t>
+      </w:r>
+      <w:r>
+        <w:rPr>
+          <w:rFonts w:hint="eastAsia"/>
+          <w:color w:val="000000"/>
+          <w:sz w:val="24"/>
+        </w:rPr>
+        <w:t>法规要求</w:t>
+      </w:r>
+      <w:r>
+        <w:rPr>
+          <w:rFonts w:hint="eastAsia"/>
+          <w:color w:val="000000"/>
+          <w:sz w:val="24"/>
+        </w:rPr>
+        <w:t>2024</w:t>
+      </w:r>
+      <w:r>
+        <w:rPr>
+          <w:rFonts w:hint="eastAsia"/>
+          <w:color w:val="000000"/>
+          <w:sz w:val="24"/>
+        </w:rPr>
+        <w:t>年后新车型标配</w:t>
+      </w:r>
+      <w:r>
+        <w:rPr>
+          <w:rFonts w:hint="eastAsia"/>
+          <w:color w:val="000000"/>
+          <w:sz w:val="24"/>
+        </w:rPr>
+        <w:t>L2+</w:t>
+      </w:r>
+      <w:r>
+        <w:rPr>
+          <w:rFonts w:hint="eastAsia"/>
+          <w:color w:val="000000"/>
+          <w:sz w:val="24"/>
+        </w:rPr>
+        <w:t>级辅助驾驶，中国《智能网联汽车技术路线图</w:t>
+      </w:r>
+      <w:r>
+        <w:rPr>
+          <w:rFonts w:hint="eastAsia"/>
+          <w:color w:val="000000"/>
+          <w:sz w:val="24"/>
+        </w:rPr>
+        <w:t>2.0</w:t>
+      </w:r>
+      <w:r>
+        <w:rPr>
+          <w:rFonts w:hint="eastAsia"/>
+          <w:color w:val="000000"/>
+          <w:sz w:val="24"/>
+        </w:rPr>
+        <w:t>》明确</w:t>
+      </w:r>
+      <w:r>
+        <w:rPr>
+          <w:rFonts w:hint="eastAsia"/>
+          <w:color w:val="000000"/>
+          <w:sz w:val="24"/>
+        </w:rPr>
+        <w:t>2025</w:t>
+      </w:r>
+      <w:r>
+        <w:rPr>
+          <w:rFonts w:hint="eastAsia"/>
+          <w:color w:val="000000"/>
+          <w:sz w:val="24"/>
+        </w:rPr>
+        <w:t>年实现</w:t>
+      </w:r>
+      <w:r>
+        <w:rPr>
+          <w:rFonts w:hint="eastAsia"/>
+          <w:color w:val="000000"/>
+          <w:sz w:val="24"/>
+        </w:rPr>
+        <w:t>L4</w:t>
+      </w:r>
+      <w:r>
+        <w:rPr>
+          <w:rFonts w:hint="eastAsia"/>
+          <w:color w:val="000000"/>
+          <w:sz w:val="24"/>
+        </w:rPr>
+        <w:t>级车型量产。</w:t>
       </w:r>
       <w:r>
         <w:rPr>
@@ -3185,15 +3255,185 @@
           <w:color w:val="000000"/>
           <w:sz w:val="24"/>
         </w:rPr>
-        <w:t>Hyperion</w:t>
-      </w:r>
-      <w:r>
-        <w:rPr>
-          <w:rFonts w:hint="eastAsia"/>
-          <w:color w:val="000000"/>
-          <w:sz w:val="24"/>
-        </w:rPr>
-        <w:t>的合作具有代表性。</w:t>
+        <w:t>产业转型催生</w:t>
+      </w:r>
+      <w:r>
+        <w:rPr>
+          <w:rFonts w:hint="eastAsia"/>
+          <w:color w:val="000000"/>
+          <w:sz w:val="24"/>
+        </w:rPr>
+        <w:t>"</w:t>
+      </w:r>
+      <w:r>
+        <w:rPr>
+          <w:rFonts w:hint="eastAsia"/>
+          <w:color w:val="000000"/>
+          <w:sz w:val="24"/>
+        </w:rPr>
+        <w:t>软件定义汽车</w:t>
+      </w:r>
+      <w:r>
+        <w:rPr>
+          <w:rFonts w:hint="eastAsia"/>
+          <w:color w:val="000000"/>
+          <w:sz w:val="24"/>
+        </w:rPr>
+        <w:t>"</w:t>
+      </w:r>
+      <w:r>
+        <w:rPr>
+          <w:rFonts w:hint="eastAsia"/>
+          <w:color w:val="000000"/>
+          <w:sz w:val="24"/>
+        </w:rPr>
+        <w:t>新范式：车载系统代码量已超</w:t>
+      </w:r>
+      <w:r>
+        <w:rPr>
+          <w:rFonts w:hint="eastAsia"/>
+          <w:color w:val="000000"/>
+          <w:sz w:val="24"/>
+        </w:rPr>
+        <w:t>2</w:t>
+      </w:r>
+      <w:r>
+        <w:rPr>
+          <w:rFonts w:hint="eastAsia"/>
+          <w:color w:val="000000"/>
+          <w:sz w:val="24"/>
+        </w:rPr>
+        <w:t>亿，软件成本占比从</w:t>
+      </w:r>
+      <w:r>
+        <w:rPr>
+          <w:rFonts w:hint="eastAsia"/>
+          <w:color w:val="000000"/>
+          <w:sz w:val="24"/>
+        </w:rPr>
+        <w:t>2015</w:t>
+      </w:r>
+      <w:r>
+        <w:rPr>
+          <w:rFonts w:hint="eastAsia"/>
+          <w:color w:val="000000"/>
+          <w:sz w:val="24"/>
+        </w:rPr>
+        <w:t>年的</w:t>
+      </w:r>
+      <w:r>
+        <w:rPr>
+          <w:rFonts w:hint="eastAsia"/>
+          <w:color w:val="000000"/>
+          <w:sz w:val="24"/>
+        </w:rPr>
+        <w:t>10%</w:t>
+      </w:r>
+      <w:r>
+        <w:rPr>
+          <w:rFonts w:hint="eastAsia"/>
+          <w:color w:val="000000"/>
+          <w:sz w:val="24"/>
+        </w:rPr>
+        <w:t>增至</w:t>
+      </w:r>
+      <w:r>
+        <w:rPr>
+          <w:rFonts w:hint="eastAsia"/>
+          <w:color w:val="000000"/>
+          <w:sz w:val="24"/>
+        </w:rPr>
+        <w:t>2023</w:t>
+      </w:r>
+      <w:r>
+        <w:rPr>
+          <w:rFonts w:hint="eastAsia"/>
+          <w:color w:val="000000"/>
+          <w:sz w:val="24"/>
+        </w:rPr>
+        <w:t>年的</w:t>
+      </w:r>
+      <w:r>
+        <w:rPr>
+          <w:rFonts w:hint="eastAsia"/>
+          <w:color w:val="000000"/>
+          <w:sz w:val="24"/>
+        </w:rPr>
+        <w:t>40%</w:t>
+      </w:r>
+      <w:r>
+        <w:rPr>
+          <w:rFonts w:hint="eastAsia"/>
+          <w:color w:val="000000"/>
+          <w:sz w:val="24"/>
+        </w:rPr>
+        <w:t>。</w:t>
+      </w:r>
+    </w:p>
+    <w:p>
+      <w:pPr>
+        <w:spacing w:line="400" w:lineRule="exact"/>
+        <w:ind w:firstLineChars="200" w:firstLine="480"/>
+        <w:rPr>
+          <w:color w:val="000000"/>
+          <w:sz w:val="24"/>
+        </w:rPr>
+      </w:pPr>
+      <w:r>
+        <w:rPr>
+          <w:rFonts w:hint="eastAsia"/>
+          <w:color w:val="000000"/>
+          <w:sz w:val="24"/>
+        </w:rPr>
+        <w:t>世界卫生组织《</w:t>
+      </w:r>
+      <w:r>
+        <w:rPr>
+          <w:rFonts w:hint="eastAsia"/>
+          <w:color w:val="000000"/>
+          <w:sz w:val="24"/>
+        </w:rPr>
+        <w:t>2023</w:t>
+      </w:r>
+      <w:r>
+        <w:rPr>
+          <w:rFonts w:hint="eastAsia"/>
+          <w:color w:val="000000"/>
+          <w:sz w:val="24"/>
+        </w:rPr>
+        <w:t>全球道路安全现状》显示，全球每年交通事故致死人数达</w:t>
+      </w:r>
+      <w:r>
+        <w:rPr>
+          <w:rFonts w:hint="eastAsia"/>
+          <w:color w:val="000000"/>
+          <w:sz w:val="24"/>
+        </w:rPr>
+        <w:t>135</w:t>
+      </w:r>
+      <w:r>
+        <w:rPr>
+          <w:rFonts w:hint="eastAsia"/>
+          <w:color w:val="000000"/>
+          <w:sz w:val="24"/>
+        </w:rPr>
+        <w:t>万，</w:t>
+      </w:r>
+      <w:r>
+        <w:rPr>
+          <w:rFonts w:hint="eastAsia"/>
+          <w:color w:val="000000"/>
+          <w:sz w:val="24"/>
+        </w:rPr>
+        <w:t>94%</w:t>
+      </w:r>
+      <w:r>
+        <w:rPr>
+          <w:rFonts w:hint="eastAsia"/>
+          <w:color w:val="000000"/>
+          <w:sz w:val="24"/>
+        </w:rPr>
+        <w:t>的事故与人为因素相关。传统驾驶存在三重安全隐患：</w:t>
       </w:r>
       <w:r>
         <w:rPr>
@@ -3210,111 +3450,63 @@
           <w:color w:val="000000"/>
           <w:sz w:val="24"/>
         </w:rPr>
-        <w:t>政策法规完善</w:t>
-      </w:r>
-      <w:r>
-        <w:rPr>
-          <w:rFonts w:hint="eastAsia"/>
-          <w:color w:val="000000"/>
-          <w:sz w:val="24"/>
-        </w:rPr>
-        <w:t>：联合国</w:t>
-      </w:r>
-      <w:r>
-        <w:rPr>
-          <w:rFonts w:hint="eastAsia"/>
-          <w:color w:val="000000"/>
-          <w:sz w:val="24"/>
-        </w:rPr>
-        <w:t>WP.29</w:t>
-      </w:r>
-      <w:r>
-        <w:rPr>
-          <w:rFonts w:hint="eastAsia"/>
-          <w:color w:val="000000"/>
-          <w:sz w:val="24"/>
-        </w:rPr>
-        <w:t>法规要求</w:t>
-      </w:r>
-      <w:r>
-        <w:rPr>
-          <w:rFonts w:hint="eastAsia"/>
-          <w:color w:val="000000"/>
-          <w:sz w:val="24"/>
-        </w:rPr>
-        <w:t>2024</w:t>
-      </w:r>
-      <w:r>
-        <w:rPr>
-          <w:rFonts w:hint="eastAsia"/>
-          <w:color w:val="000000"/>
-          <w:sz w:val="24"/>
-        </w:rPr>
-        <w:t>年后新车型标配</w:t>
-      </w:r>
-      <w:r>
-        <w:rPr>
-          <w:rFonts w:hint="eastAsia"/>
-          <w:color w:val="000000"/>
-          <w:sz w:val="24"/>
-        </w:rPr>
-        <w:t>L2+</w:t>
-      </w:r>
-      <w:r>
-        <w:rPr>
-          <w:rFonts w:hint="eastAsia"/>
-          <w:color w:val="000000"/>
-          <w:sz w:val="24"/>
-        </w:rPr>
-        <w:t>级辅助驾驶，中国《智能网联汽车技术路线图</w:t>
-      </w:r>
-      <w:r>
-        <w:rPr>
-          <w:rFonts w:hint="eastAsia"/>
-          <w:color w:val="000000"/>
-          <w:sz w:val="24"/>
-        </w:rPr>
-        <w:t>2.0</w:t>
-      </w:r>
-      <w:r>
-        <w:rPr>
-          <w:rFonts w:hint="eastAsia"/>
-          <w:color w:val="000000"/>
-          <w:sz w:val="24"/>
-        </w:rPr>
-        <w:t>》明确</w:t>
-      </w:r>
-      <w:r>
-        <w:rPr>
-          <w:rFonts w:hint="eastAsia"/>
-          <w:color w:val="000000"/>
-          <w:sz w:val="24"/>
-        </w:rPr>
-        <w:t>2025</w:t>
-      </w:r>
-      <w:r>
-        <w:rPr>
-          <w:rFonts w:hint="eastAsia"/>
-          <w:color w:val="000000"/>
-          <w:sz w:val="24"/>
-        </w:rPr>
-        <w:t>年实现</w:t>
-      </w:r>
-      <w:r>
-        <w:rPr>
-          <w:rFonts w:hint="eastAsia"/>
-          <w:color w:val="000000"/>
-          <w:sz w:val="24"/>
-        </w:rPr>
-        <w:t>L4</w:t>
-      </w:r>
-      <w:r>
-        <w:rPr>
-          <w:rFonts w:hint="eastAsia"/>
-          <w:color w:val="000000"/>
-          <w:sz w:val="24"/>
-        </w:rPr>
-        <w:t>级车型量产。</w:t>
+        <w:t>感知局限</w:t>
+      </w:r>
+      <w:r>
+        <w:rPr>
+          <w:rFonts w:hint="eastAsia"/>
+          <w:color w:val="000000"/>
+          <w:sz w:val="24"/>
+        </w:rPr>
+        <w:t>：夜间</w:t>
+      </w:r>
+      <w:r>
+        <w:rPr>
+          <w:rFonts w:hint="eastAsia"/>
+          <w:color w:val="000000"/>
+          <w:sz w:val="24"/>
+        </w:rPr>
+        <w:t>60km/h</w:t>
+      </w:r>
+      <w:r>
+        <w:rPr>
+          <w:rFonts w:hint="eastAsia"/>
+          <w:color w:val="000000"/>
+          <w:sz w:val="24"/>
+        </w:rPr>
+        <w:t>时速下驾驶员有效视距降低</w:t>
+      </w:r>
+      <w:r>
+        <w:rPr>
+          <w:rFonts w:hint="eastAsia"/>
+          <w:color w:val="000000"/>
+          <w:sz w:val="24"/>
+        </w:rPr>
+        <w:t>40%</w:t>
+      </w:r>
+      <w:r>
+        <w:rPr>
+          <w:rFonts w:hint="eastAsia"/>
+          <w:color w:val="000000"/>
+          <w:sz w:val="24"/>
+        </w:rPr>
+        <w:t>（</w:t>
+      </w:r>
+      <w:r>
+        <w:rPr>
+          <w:rFonts w:hint="eastAsia"/>
+          <w:color w:val="000000"/>
+          <w:sz w:val="24"/>
+        </w:rPr>
+        <w:t>NHTSA</w:t>
+      </w:r>
+      <w:r>
+        <w:rPr>
+          <w:rFonts w:hint="eastAsia"/>
+          <w:color w:val="000000"/>
+          <w:sz w:val="24"/>
+        </w:rPr>
+        <w:t>数据）。</w:t>
       </w:r>
       <w:r>
         <w:rPr>
@@ -3326,122 +3518,284 @@
       <w:r>
         <w:rPr>
           <w:rFonts w:hint="eastAsia"/>
-          <w:color w:val="000000"/>
-          <w:sz w:val="24"/>
-        </w:rPr>
-        <w:t>产业转型催生</w:t>
-      </w:r>
-      <w:r>
-        <w:rPr>
-          <w:rFonts w:hint="eastAsia"/>
-          <w:color w:val="000000"/>
-          <w:sz w:val="24"/>
-        </w:rPr>
-        <w:t>"</w:t>
-      </w:r>
-      <w:r>
-        <w:rPr>
-          <w:rFonts w:hint="eastAsia"/>
-          <w:color w:val="000000"/>
-          <w:sz w:val="24"/>
-        </w:rPr>
-        <w:t>软件定义汽车</w:t>
-      </w:r>
-      <w:r>
-        <w:rPr>
-          <w:rFonts w:hint="eastAsia"/>
-          <w:color w:val="000000"/>
-          <w:sz w:val="24"/>
-        </w:rPr>
-        <w:t>"</w:t>
-      </w:r>
-      <w:r>
-        <w:rPr>
-          <w:rFonts w:hint="eastAsia"/>
-          <w:color w:val="000000"/>
-          <w:sz w:val="24"/>
-        </w:rPr>
-        <w:t>新范式：车载系统代码量已超</w:t>
-      </w:r>
-      <w:r>
-        <w:rPr>
-          <w:rFonts w:hint="eastAsia"/>
-          <w:color w:val="000000"/>
-          <w:sz w:val="24"/>
-        </w:rPr>
-        <w:t>2</w:t>
-      </w:r>
-      <w:r>
-        <w:rPr>
-          <w:rFonts w:hint="eastAsia"/>
-          <w:color w:val="000000"/>
-          <w:sz w:val="24"/>
-        </w:rPr>
-        <w:t>亿，软件成本占比从</w:t>
-      </w:r>
-      <w:r>
-        <w:rPr>
-          <w:rFonts w:hint="eastAsia"/>
-          <w:color w:val="000000"/>
-          <w:sz w:val="24"/>
-        </w:rPr>
-        <w:t>2015</w:t>
-      </w:r>
-      <w:r>
-        <w:rPr>
-          <w:rFonts w:hint="eastAsia"/>
-          <w:color w:val="000000"/>
-          <w:sz w:val="24"/>
-        </w:rPr>
-        <w:t>年的</w:t>
-      </w:r>
-      <w:r>
-        <w:rPr>
-          <w:rFonts w:hint="eastAsia"/>
-          <w:color w:val="000000"/>
-          <w:sz w:val="24"/>
-        </w:rPr>
-        <w:t>10%</w:t>
-      </w:r>
-      <w:r>
-        <w:rPr>
-          <w:rFonts w:hint="eastAsia"/>
-          <w:color w:val="000000"/>
-          <w:sz w:val="24"/>
-        </w:rPr>
-        <w:t>增至</w:t>
-      </w:r>
-      <w:r>
-        <w:rPr>
-          <w:rFonts w:hint="eastAsia"/>
-          <w:color w:val="000000"/>
-          <w:sz w:val="24"/>
-        </w:rPr>
-        <w:t>2023</w:t>
-      </w:r>
-      <w:r>
-        <w:rPr>
-          <w:rFonts w:hint="eastAsia"/>
-          <w:color w:val="000000"/>
-          <w:sz w:val="24"/>
-        </w:rPr>
-        <w:t>年的</w:t>
-      </w:r>
-      <w:r>
-        <w:rPr>
-          <w:rFonts w:hint="eastAsia"/>
-          <w:color w:val="000000"/>
-          <w:sz w:val="24"/>
-        </w:rPr>
-        <w:t>40%</w:t>
-      </w:r>
-      <w:r>
-        <w:rPr>
-          <w:rFonts w:hint="eastAsia"/>
-          <w:color w:val="000000"/>
-          <w:sz w:val="24"/>
-        </w:rPr>
-        <w:t>。</w:t>
+          <w:b/>
+          <w:bCs/>
+          <w:color w:val="000000"/>
+          <w:sz w:val="24"/>
+        </w:rPr>
+        <w:t>反应迟滞</w:t>
+      </w:r>
+      <w:r>
+        <w:rPr>
+          <w:rFonts w:hint="eastAsia"/>
+          <w:color w:val="000000"/>
+          <w:sz w:val="24"/>
+        </w:rPr>
+        <w:t>：平均制动反应时间</w:t>
+      </w:r>
+      <w:r>
+        <w:rPr>
+          <w:rFonts w:hint="eastAsia"/>
+          <w:color w:val="000000"/>
+          <w:sz w:val="24"/>
+        </w:rPr>
+        <w:t>1.5</w:t>
+      </w:r>
+      <w:r>
+        <w:rPr>
+          <w:rFonts w:hint="eastAsia"/>
+          <w:color w:val="000000"/>
+          <w:sz w:val="24"/>
+        </w:rPr>
+        <w:t>秒，导致</w:t>
+      </w:r>
+      <w:r>
+        <w:rPr>
+          <w:rFonts w:hint="eastAsia"/>
+          <w:color w:val="000000"/>
+          <w:sz w:val="24"/>
+        </w:rPr>
+        <w:t>40km/h</w:t>
+      </w:r>
+      <w:r>
+        <w:rPr>
+          <w:rFonts w:hint="eastAsia"/>
+          <w:color w:val="000000"/>
+          <w:sz w:val="24"/>
+        </w:rPr>
+        <w:t>时速下</w:t>
+      </w:r>
+      <w:r>
+        <w:rPr>
+          <w:rFonts w:hint="eastAsia"/>
+          <w:color w:val="000000"/>
+          <w:sz w:val="24"/>
+        </w:rPr>
+        <w:t>16.7</w:t>
+      </w:r>
+      <w:r>
+        <w:rPr>
+          <w:rFonts w:hint="eastAsia"/>
+          <w:color w:val="000000"/>
+          <w:sz w:val="24"/>
+        </w:rPr>
+        <w:t>米盲驶距离（</w:t>
+      </w:r>
+      <w:r>
+        <w:rPr>
+          <w:rFonts w:hint="eastAsia"/>
+          <w:color w:val="000000"/>
+          <w:sz w:val="24"/>
+        </w:rPr>
+        <w:t>SAE</w:t>
+      </w:r>
+      <w:r>
+        <w:rPr>
+          <w:rFonts w:hint="eastAsia"/>
+          <w:color w:val="000000"/>
+          <w:sz w:val="24"/>
+        </w:rPr>
+        <w:t>研究）。</w:t>
+      </w:r>
+      <w:r>
+        <w:rPr>
+          <w:color w:val="000000"/>
+          <w:sz w:val="24"/>
+        </w:rPr>
+        <w:t xml:space="preserve"> </w:t>
+      </w:r>
+      <w:r>
+        <w:rPr>
+          <w:rFonts w:hint="eastAsia"/>
+          <w:b/>
+          <w:bCs/>
+          <w:color w:val="000000"/>
+          <w:sz w:val="24"/>
+        </w:rPr>
+        <w:t>行为不可控</w:t>
+      </w:r>
+      <w:r>
+        <w:rPr>
+          <w:rFonts w:hint="eastAsia"/>
+          <w:color w:val="000000"/>
+          <w:sz w:val="24"/>
+        </w:rPr>
+        <w:t>：</w:t>
+      </w:r>
+      <w:r>
+        <w:rPr>
+          <w:rFonts w:hint="eastAsia"/>
+          <w:color w:val="000000"/>
+          <w:sz w:val="24"/>
+        </w:rPr>
+        <w:t>23%</w:t>
+      </w:r>
+      <w:r>
+        <w:rPr>
+          <w:rFonts w:hint="eastAsia"/>
+          <w:color w:val="000000"/>
+          <w:sz w:val="24"/>
+        </w:rPr>
+        <w:t>的交通事故源于分心驾驶，其中</w:t>
+      </w:r>
+      <w:r>
+        <w:rPr>
+          <w:rFonts w:hint="eastAsia"/>
+          <w:color w:val="000000"/>
+          <w:sz w:val="24"/>
+        </w:rPr>
+        <w:t>68%</w:t>
+      </w:r>
+      <w:r>
+        <w:rPr>
+          <w:rFonts w:hint="eastAsia"/>
+          <w:color w:val="000000"/>
+          <w:sz w:val="24"/>
+        </w:rPr>
+        <w:t>涉及智能手机使用（</w:t>
+      </w:r>
+      <w:r>
+        <w:rPr>
+          <w:rFonts w:hint="eastAsia"/>
+          <w:color w:val="000000"/>
+          <w:sz w:val="24"/>
+        </w:rPr>
+        <w:t>AAA</w:t>
+      </w:r>
+      <w:r>
+        <w:rPr>
+          <w:rFonts w:hint="eastAsia"/>
+          <w:color w:val="000000"/>
+          <w:sz w:val="24"/>
+        </w:rPr>
+        <w:t>调查）。</w:t>
+      </w:r>
+      <w:r>
+        <w:rPr>
+          <w:color w:val="000000"/>
+          <w:sz w:val="24"/>
+        </w:rPr>
+        <w:t xml:space="preserve"> </w:t>
+      </w:r>
+      <w:r>
+        <w:rPr>
+          <w:rFonts w:hint="eastAsia"/>
+          <w:color w:val="000000"/>
+          <w:sz w:val="24"/>
+        </w:rPr>
+        <w:t>智能驾驶技术展现安全改善潜力：特斯拉</w:t>
+      </w:r>
+      <w:r>
+        <w:rPr>
+          <w:rFonts w:hint="eastAsia"/>
+          <w:color w:val="000000"/>
+          <w:sz w:val="24"/>
+        </w:rPr>
+        <w:t>Autopilot</w:t>
+      </w:r>
+      <w:r>
+        <w:rPr>
+          <w:rFonts w:hint="eastAsia"/>
+          <w:color w:val="000000"/>
+          <w:sz w:val="24"/>
+        </w:rPr>
+        <w:t>系统使追尾事故率降低</w:t>
+      </w:r>
+      <w:r>
+        <w:rPr>
+          <w:rFonts w:hint="eastAsia"/>
+          <w:color w:val="000000"/>
+          <w:sz w:val="24"/>
+        </w:rPr>
+        <w:t>38%</w:t>
+      </w:r>
+      <w:r>
+        <w:rPr>
+          <w:rFonts w:hint="eastAsia"/>
+          <w:color w:val="000000"/>
+          <w:sz w:val="24"/>
+        </w:rPr>
+        <w:t>。但</w:t>
+      </w:r>
+      <w:r>
+        <w:rPr>
+          <w:rFonts w:hint="eastAsia"/>
+          <w:color w:val="000000"/>
+          <w:sz w:val="24"/>
+        </w:rPr>
+        <w:t>L2</w:t>
+      </w:r>
+      <w:r>
+        <w:rPr>
+          <w:rFonts w:hint="eastAsia"/>
+          <w:color w:val="000000"/>
+          <w:sz w:val="24"/>
+        </w:rPr>
+        <w:t>级车型全球渗透率仅</w:t>
+      </w:r>
+      <w:r>
+        <w:rPr>
+          <w:rFonts w:hint="eastAsia"/>
+          <w:color w:val="000000"/>
+          <w:sz w:val="24"/>
+        </w:rPr>
+        <w:t>12%</w:t>
+      </w:r>
+      <w:r>
+        <w:rPr>
+          <w:rFonts w:hint="eastAsia"/>
+          <w:color w:val="000000"/>
+          <w:sz w:val="24"/>
+        </w:rPr>
+        <w:t>，且加州</w:t>
+      </w:r>
+      <w:r>
+        <w:rPr>
+          <w:rFonts w:hint="eastAsia"/>
+          <w:color w:val="000000"/>
+          <w:sz w:val="24"/>
+        </w:rPr>
+        <w:t>DMV</w:t>
+      </w:r>
+      <w:r>
+        <w:rPr>
+          <w:rFonts w:hint="eastAsia"/>
+          <w:color w:val="000000"/>
+          <w:sz w:val="24"/>
+        </w:rPr>
+        <w:t>数据显示系统接管频率达</w:t>
+      </w:r>
+      <w:r>
+        <w:rPr>
+          <w:rFonts w:hint="eastAsia"/>
+          <w:color w:val="000000"/>
+          <w:sz w:val="24"/>
+        </w:rPr>
+        <w:t>0.09</w:t>
+      </w:r>
+      <w:r>
+        <w:rPr>
+          <w:rFonts w:hint="eastAsia"/>
+          <w:color w:val="000000"/>
+          <w:sz w:val="24"/>
+        </w:rPr>
+        <w:t>次</w:t>
+      </w:r>
+      <w:r>
+        <w:rPr>
+          <w:rFonts w:hint="eastAsia"/>
+          <w:color w:val="000000"/>
+          <w:sz w:val="24"/>
+        </w:rPr>
+        <w:t>/</w:t>
+      </w:r>
+      <w:r>
+        <w:rPr>
+          <w:rFonts w:hint="eastAsia"/>
+          <w:color w:val="000000"/>
+          <w:sz w:val="24"/>
+        </w:rPr>
+        <w:t>千英里，凸显技术成熟度与安全需求的差距。</w:t>
       </w:r>
     </w:p>
     <w:p>
@@ -3459,417 +3813,16 @@
           <w:color w:val="000000"/>
           <w:sz w:val="24"/>
         </w:rPr>
-        <w:t>世界卫生组织《</w:t>
-      </w:r>
-      <w:r>
-        <w:rPr>
-          <w:rFonts w:hint="eastAsia"/>
-          <w:color w:val="000000"/>
-          <w:sz w:val="24"/>
-        </w:rPr>
-        <w:t>2023</w:t>
-      </w:r>
-      <w:r>
-        <w:rPr>
-          <w:rFonts w:hint="eastAsia"/>
-          <w:color w:val="000000"/>
-          <w:sz w:val="24"/>
-        </w:rPr>
-        <w:t>全球道路安全现状》显示，全球每年交通事故致死人数达</w:t>
-      </w:r>
-      <w:r>
-        <w:rPr>
-          <w:rFonts w:hint="eastAsia"/>
-          <w:color w:val="000000"/>
-          <w:sz w:val="24"/>
-        </w:rPr>
-        <w:t>135</w:t>
-      </w:r>
-      <w:r>
-        <w:rPr>
-          <w:rFonts w:hint="eastAsia"/>
-          <w:color w:val="000000"/>
-          <w:sz w:val="24"/>
-        </w:rPr>
-        <w:t>万，</w:t>
-      </w:r>
-      <w:r>
-        <w:rPr>
-          <w:rFonts w:hint="eastAsia"/>
-          <w:color w:val="000000"/>
-          <w:sz w:val="24"/>
-        </w:rPr>
-        <w:t>94%</w:t>
-      </w:r>
-      <w:r>
-        <w:rPr>
-          <w:rFonts w:hint="eastAsia"/>
-          <w:color w:val="000000"/>
-          <w:sz w:val="24"/>
-        </w:rPr>
-        <w:t>的事故与人为因素相关。传统驾驶存在三重安全隐患：</w:t>
-      </w:r>
-      <w:r>
-        <w:rPr>
-          <w:color w:val="000000"/>
-          <w:sz w:val="24"/>
-        </w:rPr>
-        <w:t xml:space="preserve"> </w:t>
-      </w:r>
-      <w:r>
-        <w:rPr>
-          <w:rFonts w:hint="eastAsia"/>
-          <w:b/>
-          <w:bCs/>
-          <w:color w:val="000000"/>
-          <w:sz w:val="24"/>
-        </w:rPr>
-        <w:t>感知局限</w:t>
-      </w:r>
-      <w:r>
-        <w:rPr>
-          <w:rFonts w:hint="eastAsia"/>
-          <w:color w:val="000000"/>
-          <w:sz w:val="24"/>
-        </w:rPr>
-        <w:t>：夜间</w:t>
-      </w:r>
-      <w:r>
-        <w:rPr>
-          <w:rFonts w:hint="eastAsia"/>
-          <w:color w:val="000000"/>
-          <w:sz w:val="24"/>
-        </w:rPr>
-        <w:t>60km/h</w:t>
-      </w:r>
-      <w:r>
-        <w:rPr>
-          <w:rFonts w:hint="eastAsia"/>
-          <w:color w:val="000000"/>
-          <w:sz w:val="24"/>
-        </w:rPr>
-        <w:t>时速下驾驶员有效视距降低</w:t>
-      </w:r>
-      <w:r>
-        <w:rPr>
-          <w:rFonts w:hint="eastAsia"/>
-          <w:color w:val="000000"/>
-          <w:sz w:val="24"/>
-        </w:rPr>
-        <w:t>40%</w:t>
-      </w:r>
-      <w:r>
-        <w:rPr>
-          <w:rFonts w:hint="eastAsia"/>
-          <w:color w:val="000000"/>
-          <w:sz w:val="24"/>
-        </w:rPr>
-        <w:t>（</w:t>
-      </w:r>
-      <w:r>
-        <w:rPr>
-          <w:rFonts w:hint="eastAsia"/>
-          <w:color w:val="000000"/>
-          <w:sz w:val="24"/>
-        </w:rPr>
-        <w:t>NHTSA</w:t>
-      </w:r>
-      <w:r>
-        <w:rPr>
-          <w:rFonts w:hint="eastAsia"/>
-          <w:color w:val="000000"/>
-          <w:sz w:val="24"/>
-        </w:rPr>
-        <w:t>数据）。</w:t>
-      </w:r>
-      <w:r>
-        <w:rPr>
-          <w:color w:val="000000"/>
-          <w:sz w:val="24"/>
-        </w:rPr>
-        <w:t xml:space="preserve"> </w:t>
-      </w:r>
-      <w:r>
-        <w:rPr>
-          <w:rFonts w:hint="eastAsia"/>
-          <w:b/>
-          <w:bCs/>
-          <w:color w:val="000000"/>
-          <w:sz w:val="24"/>
-        </w:rPr>
-        <w:t>反应迟滞</w:t>
-      </w:r>
-      <w:r>
-        <w:rPr>
-          <w:rFonts w:hint="eastAsia"/>
-          <w:color w:val="000000"/>
-          <w:sz w:val="24"/>
-        </w:rPr>
-        <w:t>：平均制动反应时间</w:t>
-      </w:r>
-      <w:r>
-        <w:rPr>
-          <w:rFonts w:hint="eastAsia"/>
-          <w:color w:val="000000"/>
-          <w:sz w:val="24"/>
-        </w:rPr>
-        <w:t>1.5</w:t>
-      </w:r>
-      <w:r>
-        <w:rPr>
-          <w:rFonts w:hint="eastAsia"/>
-          <w:color w:val="000000"/>
-          <w:sz w:val="24"/>
-        </w:rPr>
-        <w:t>秒，导致</w:t>
-      </w:r>
-      <w:r>
-        <w:rPr>
-          <w:rFonts w:hint="eastAsia"/>
-          <w:color w:val="000000"/>
-          <w:sz w:val="24"/>
-        </w:rPr>
-        <w:t>40km/h</w:t>
-      </w:r>
-      <w:r>
-        <w:rPr>
-          <w:rFonts w:hint="eastAsia"/>
-          <w:color w:val="000000"/>
-          <w:sz w:val="24"/>
-        </w:rPr>
-        <w:t>时速下</w:t>
-      </w:r>
-      <w:r>
-        <w:rPr>
-          <w:rFonts w:hint="eastAsia"/>
-          <w:color w:val="000000"/>
-          <w:sz w:val="24"/>
-        </w:rPr>
-        <w:t>16.7</w:t>
-      </w:r>
-      <w:r>
-        <w:rPr>
-          <w:rFonts w:hint="eastAsia"/>
-          <w:color w:val="000000"/>
-          <w:sz w:val="24"/>
-        </w:rPr>
-        <w:t>米盲驶距离（</w:t>
-      </w:r>
-      <w:r>
-        <w:rPr>
-          <w:rFonts w:hint="eastAsia"/>
-          <w:color w:val="000000"/>
-          <w:sz w:val="24"/>
-        </w:rPr>
-        <w:t>SAE</w:t>
-      </w:r>
-      <w:r>
-        <w:rPr>
-          <w:rFonts w:hint="eastAsia"/>
-          <w:color w:val="000000"/>
-          <w:sz w:val="24"/>
-        </w:rPr>
-        <w:t>研究）。</w:t>
-      </w:r>
-      <w:r>
-        <w:rPr>
-          <w:color w:val="000000"/>
-          <w:sz w:val="24"/>
-        </w:rPr>
-        <w:t xml:space="preserve"> </w:t>
-      </w:r>
-      <w:r>
-        <w:rPr>
-          <w:rFonts w:hint="eastAsia"/>
-          <w:b/>
-          <w:bCs/>
-          <w:color w:val="000000"/>
-          <w:sz w:val="24"/>
-        </w:rPr>
-        <w:t>行为不可控</w:t>
-      </w:r>
-      <w:r>
-        <w:rPr>
-          <w:rFonts w:hint="eastAsia"/>
-          <w:color w:val="000000"/>
-          <w:sz w:val="24"/>
-        </w:rPr>
-        <w:t>：</w:t>
-      </w:r>
-      <w:r>
-        <w:rPr>
-          <w:rFonts w:hint="eastAsia"/>
-          <w:color w:val="000000"/>
-          <w:sz w:val="24"/>
-        </w:rPr>
-        <w:t>23%</w:t>
-      </w:r>
-      <w:r>
-        <w:rPr>
-          <w:rFonts w:hint="eastAsia"/>
-          <w:color w:val="000000"/>
-          <w:sz w:val="24"/>
-        </w:rPr>
-        <w:t>的交通事故源于分心驾驶，其中</w:t>
-      </w:r>
-      <w:r>
-        <w:rPr>
-          <w:rFonts w:hint="eastAsia"/>
-          <w:color w:val="000000"/>
-          <w:sz w:val="24"/>
-        </w:rPr>
-        <w:t>68%</w:t>
-      </w:r>
-      <w:r>
-        <w:rPr>
-          <w:rFonts w:hint="eastAsia"/>
-          <w:color w:val="000000"/>
-          <w:sz w:val="24"/>
-        </w:rPr>
-        <w:t>涉及智能手机使用（</w:t>
-      </w:r>
-      <w:r>
-        <w:rPr>
-          <w:rFonts w:hint="eastAsia"/>
-          <w:color w:val="000000"/>
-          <w:sz w:val="24"/>
-        </w:rPr>
-        <w:t>AAA</w:t>
-      </w:r>
-      <w:r>
-        <w:rPr>
-          <w:rFonts w:hint="eastAsia"/>
-          <w:color w:val="000000"/>
-          <w:sz w:val="24"/>
-        </w:rPr>
-        <w:t>调查）。</w:t>
-      </w:r>
-      <w:r>
-        <w:rPr>
-          <w:color w:val="000000"/>
-          <w:sz w:val="24"/>
-        </w:rPr>
-        <w:t xml:space="preserve"> </w:t>
-      </w:r>
-      <w:r>
-        <w:rPr>
-          <w:rFonts w:hint="eastAsia"/>
-          <w:color w:val="000000"/>
-          <w:sz w:val="24"/>
-        </w:rPr>
-        <w:t>智能驾驶技术展现安全改善潜力：特斯拉</w:t>
-      </w:r>
-      <w:r>
-        <w:rPr>
-          <w:rFonts w:hint="eastAsia"/>
-          <w:color w:val="000000"/>
-          <w:sz w:val="24"/>
-        </w:rPr>
-        <w:t>Autopilot</w:t>
-      </w:r>
-      <w:r>
-        <w:rPr>
-          <w:rFonts w:hint="eastAsia"/>
-          <w:color w:val="000000"/>
-          <w:sz w:val="24"/>
-        </w:rPr>
-        <w:t>系统使追尾事故率降低</w:t>
-      </w:r>
-      <w:r>
-        <w:rPr>
-          <w:rFonts w:hint="eastAsia"/>
-          <w:color w:val="000000"/>
-          <w:sz w:val="24"/>
-        </w:rPr>
-        <w:t>38%</w:t>
-      </w:r>
-      <w:r>
-        <w:rPr>
-          <w:rFonts w:hint="eastAsia"/>
-          <w:color w:val="000000"/>
-          <w:sz w:val="24"/>
-        </w:rPr>
-        <w:t>。但</w:t>
-      </w:r>
-      <w:r>
-        <w:rPr>
-          <w:rFonts w:hint="eastAsia"/>
-          <w:color w:val="000000"/>
-          <w:sz w:val="24"/>
-        </w:rPr>
-        <w:t>L2</w:t>
-      </w:r>
-      <w:r>
-        <w:rPr>
-          <w:rFonts w:hint="eastAsia"/>
-          <w:color w:val="000000"/>
-          <w:sz w:val="24"/>
-        </w:rPr>
-        <w:t>级车型全球渗透率仅</w:t>
-      </w:r>
-      <w:r>
-        <w:rPr>
-          <w:rFonts w:hint="eastAsia"/>
-          <w:color w:val="000000"/>
-          <w:sz w:val="24"/>
-        </w:rPr>
-        <w:t>12%</w:t>
-      </w:r>
-      <w:r>
-        <w:rPr>
-          <w:rFonts w:hint="eastAsia"/>
-          <w:color w:val="000000"/>
-          <w:sz w:val="24"/>
-        </w:rPr>
-        <w:t>，且加州</w:t>
-      </w:r>
-      <w:r>
-        <w:rPr>
-          <w:rFonts w:hint="eastAsia"/>
-          <w:color w:val="000000"/>
-          <w:sz w:val="24"/>
-        </w:rPr>
-        <w:t>DMV</w:t>
-      </w:r>
-      <w:r>
-        <w:rPr>
-          <w:rFonts w:hint="eastAsia"/>
-          <w:color w:val="000000"/>
-          <w:sz w:val="24"/>
-        </w:rPr>
-        <w:t>数据显示系统接管频率达</w:t>
-      </w:r>
-      <w:r>
-        <w:rPr>
-          <w:rFonts w:hint="eastAsia"/>
-          <w:color w:val="000000"/>
-          <w:sz w:val="24"/>
-        </w:rPr>
-        <w:t>0.09</w:t>
-      </w:r>
-      <w:r>
-        <w:rPr>
-          <w:rFonts w:hint="eastAsia"/>
-          <w:color w:val="000000"/>
-          <w:sz w:val="24"/>
-        </w:rPr>
-        <w:t>次</w:t>
-      </w:r>
-      <w:r>
-        <w:rPr>
-          <w:rFonts w:hint="eastAsia"/>
-          <w:color w:val="000000"/>
-          <w:sz w:val="24"/>
-        </w:rPr>
-        <w:t>/</w:t>
-      </w:r>
-      <w:r>
-        <w:rPr>
-          <w:rFonts w:hint="eastAsia"/>
-          <w:color w:val="000000"/>
-          <w:sz w:val="24"/>
-        </w:rPr>
-        <w:t>千英里，凸显技术成熟度与安全需求的差距。</w:t>
+        <w:t>车道障碍物主要由人为因素和自然因素构成，首先，人为因素主要是道路上的行人、车辆组成，是造成碰撞事故的主要成分，此类障碍的出现通常是不可预测的，且具有较强的移动随机性，易于造成人员、财产损失；其次是自然原因，如泥石流、暴雪等自然灾害产生的障碍物。近来机器视觉技术和深度学习技术迅猛发展，基于视频流的智能识别也越来越成熟。利用机器视觉和视频分析的方法，可以对道路交通监控视频序列，进行自动分析。这种方式可以对复杂场景中的多种障碍目标进行定位和识别。此外还可以侦测分析障碍目标的行为，理解视频图像内容并进行客观解释。通过此种方式，可以指导车辆或驾驶者安全地行驶及规</w:t>
+      </w:r>
+      <w:r>
+        <w:rPr>
+          <w:rFonts w:hint="eastAsia"/>
+          <w:color w:val="000000"/>
+          <w:sz w:val="24"/>
+        </w:rPr>
+        <w:lastRenderedPageBreak/>
+        <w:t>划行动。</w:t>
       </w:r>
     </w:p>
     <w:p>
@@ -3887,7 +3840,7 @@
           <w:color w:val="000000"/>
           <w:sz w:val="24"/>
         </w:rPr>
-        <w:t>车道障碍物主要由人为因素和自然因素构成，首先，人为因素主要是道路上的行人、车辆组成，是造成碰撞事故的主要成分，此类障碍的出现通常是不可预测的，且具有较强的移动随机性，易于造成人员、财产损失；其次是自然原因，如泥石流、暴雪等自然灾害产生的障碍物。近来机器视觉技术和深度学习技术迅猛发展，基于视频流的智能识别也越来越成熟。利用机器视觉和视频分析的方法，可以对道路交通监控视频序列，进行自动分析。这种方式可以对复杂场景中的多种障碍目标进行定位和识别。此外还可以侦测分析障碍目标的行为，理解视频图像内容并进行客观解释。通过此种方式，可以指导车辆或驾驶者安全地行驶及规划行动。</w:t>
+        <w:t>道路交通系统的首要目标是保证参与交通者的安全、高效、有序，而由碰撞引发的交通事故是造成人员伤亡和财产损失的主要原因之一。因此，各国都十分重视该问题，各个智能驾驶厂家纷纷投入研究，寻求智能驾驶对于周围障碍的检测与预警方案和设备。</w:t>
       </w:r>
     </w:p>
     <w:p>
@@ -3895,138 +3848,103 @@
         <w:spacing w:line="400" w:lineRule="exact"/>
         <w:ind w:firstLineChars="200" w:firstLine="480"/>
         <w:rPr>
-          <w:color w:val="000000"/>
-          <w:sz w:val="24"/>
-        </w:rPr>
-      </w:pPr>
-      <w:r>
-        <w:rPr>
-          <w:rFonts w:hint="eastAsia"/>
-          <w:color w:val="000000"/>
-          <w:sz w:val="24"/>
-        </w:rPr>
-        <w:t>道路交通系统的首要目标是保证参与交通者的安全、高效、有序，而由碰撞引发的交通事故是造成人员伤亡和财产损失的主要原因之一。因此，各国都十分</w:t>
-      </w:r>
-      <w:r>
-        <w:rPr>
-          <w:rFonts w:hint="eastAsia"/>
-          <w:color w:val="000000"/>
-          <w:sz w:val="24"/>
-        </w:rPr>
-        <w:lastRenderedPageBreak/>
-        <w:t>重视该问题，各个智能驾驶厂家纷纷投入研究，寻求智能驾驶对于周围障碍的检测与预警方案和设备。</w:t>
-      </w:r>
+          <w:color w:val="000000" w:themeColor="text1"/>
+          <w:sz w:val="24"/>
+        </w:rPr>
+      </w:pPr>
     </w:p>
     <w:p>
       <w:pPr>
         <w:spacing w:line="400" w:lineRule="exact"/>
         <w:ind w:firstLineChars="200" w:firstLine="480"/>
         <w:rPr>
-          <w:color w:val="000000" w:themeColor="text1"/>
-          <w:sz w:val="24"/>
-        </w:rPr>
-      </w:pPr>
+          <w:color w:val="FF0000"/>
+          <w:sz w:val="24"/>
+        </w:rPr>
+      </w:pPr>
+    </w:p>
+    <w:p>
+      <w:pPr>
+        <w:pStyle w:val="2"/>
+      </w:pPr>
+      <w:bookmarkStart w:id="9" w:name="_Toc196854661"/>
+      <w:r>
+        <w:rPr>
+          <w:rFonts w:hint="eastAsia"/>
+        </w:rPr>
+        <w:t xml:space="preserve">1.2 </w:t>
+      </w:r>
+      <w:r>
+        <w:rPr>
+          <w:rFonts w:hint="eastAsia"/>
+        </w:rPr>
+        <w:t>国内外研究进展</w:t>
+      </w:r>
+      <w:bookmarkEnd w:id="9"/>
     </w:p>
     <w:p>
       <w:pPr>
         <w:spacing w:line="400" w:lineRule="exact"/>
         <w:ind w:firstLineChars="200" w:firstLine="480"/>
         <w:rPr>
-          <w:color w:val="FF0000"/>
-          <w:sz w:val="24"/>
-        </w:rPr>
-      </w:pPr>
-    </w:p>
-    <w:p>
-      <w:pPr>
-        <w:pStyle w:val="Heading2"/>
-        <w:spacing w:beforeLines="50" w:before="156" w:afterLines="50" w:after="156" w:line="240" w:lineRule="auto"/>
-        <w:rPr>
-          <w:rFonts w:ascii="SimHei" w:hAnsi="SimHei"/>
-          <w:b w:val="0"/>
-          <w:sz w:val="24"/>
-          <w:szCs w:val="24"/>
-        </w:rPr>
-      </w:pPr>
-      <w:bookmarkStart w:id="9" w:name="_Toc196234399"/>
-      <w:r>
-        <w:rPr>
-          <w:rFonts w:ascii="SimHei" w:hAnsi="SimHei" w:hint="eastAsia"/>
-          <w:b w:val="0"/>
-          <w:sz w:val="24"/>
-          <w:szCs w:val="24"/>
-        </w:rPr>
-        <w:t xml:space="preserve">1.2 </w:t>
-      </w:r>
-      <w:r>
-        <w:rPr>
-          <w:rFonts w:ascii="SimHei" w:hAnsi="SimHei" w:hint="eastAsia"/>
-          <w:b w:val="0"/>
-          <w:sz w:val="24"/>
-          <w:szCs w:val="24"/>
-        </w:rPr>
-        <w:t>国内外研究进展</w:t>
-      </w:r>
-      <w:bookmarkEnd w:id="9"/>
+          <w:color w:val="000000" w:themeColor="text1"/>
+          <w:sz w:val="24"/>
+        </w:rPr>
+      </w:pPr>
+      <w:r>
+        <w:rPr>
+          <w:color w:val="000000" w:themeColor="text1"/>
+          <w:sz w:val="24"/>
+        </w:rPr>
+        <w:t>利</w:t>
+      </w:r>
     </w:p>
     <w:p>
       <w:pPr>
         <w:spacing w:line="400" w:lineRule="exact"/>
         <w:ind w:firstLineChars="200" w:firstLine="480"/>
         <w:rPr>
-          <w:color w:val="000000" w:themeColor="text1"/>
-          <w:sz w:val="24"/>
-        </w:rPr>
-      </w:pPr>
-      <w:r>
-        <w:rPr>
-          <w:color w:val="000000" w:themeColor="text1"/>
-          <w:sz w:val="24"/>
-        </w:rPr>
-        <w:t>利</w:t>
-      </w:r>
+          <w:color w:val="FF0000"/>
+          <w:sz w:val="24"/>
+        </w:rPr>
+      </w:pPr>
+    </w:p>
+    <w:p>
+      <w:pPr>
+        <w:pStyle w:val="2"/>
+      </w:pPr>
+      <w:bookmarkStart w:id="10" w:name="_Toc196854662"/>
+      <w:r>
+        <w:rPr>
+          <w:rFonts w:hint="eastAsia"/>
+        </w:rPr>
+        <w:t xml:space="preserve">1.3 </w:t>
+      </w:r>
+      <w:r>
+        <w:rPr>
+          <w:rFonts w:hint="eastAsia"/>
+        </w:rPr>
+        <w:t>本文结构组织</w:t>
+      </w:r>
+      <w:bookmarkEnd w:id="10"/>
     </w:p>
     <w:p>
       <w:pPr>
         <w:spacing w:line="400" w:lineRule="exact"/>
         <w:ind w:firstLineChars="200" w:firstLine="480"/>
         <w:rPr>
-          <w:color w:val="FF0000"/>
-          <w:sz w:val="24"/>
-        </w:rPr>
-      </w:pPr>
-    </w:p>
-    <w:p>
-      <w:pPr>
-        <w:pStyle w:val="Heading2"/>
-        <w:spacing w:beforeLines="50" w:before="156" w:afterLines="50" w:after="156" w:line="240" w:lineRule="auto"/>
-        <w:rPr>
-          <w:rFonts w:ascii="SimHei" w:hAnsi="SimHei"/>
-          <w:b w:val="0"/>
-          <w:sz w:val="24"/>
-          <w:szCs w:val="24"/>
-        </w:rPr>
-      </w:pPr>
-      <w:bookmarkStart w:id="10" w:name="_Toc196234400"/>
-      <w:r>
-        <w:rPr>
-          <w:rFonts w:ascii="SimHei" w:hAnsi="SimHei" w:hint="eastAsia"/>
-          <w:b w:val="0"/>
-          <w:sz w:val="24"/>
-          <w:szCs w:val="24"/>
-        </w:rPr>
-        <w:t xml:space="preserve">1.3 </w:t>
-      </w:r>
-      <w:r>
-        <w:rPr>
-          <w:rFonts w:ascii="SimHei" w:hAnsi="SimHei" w:hint="eastAsia"/>
-          <w:b w:val="0"/>
-          <w:sz w:val="24"/>
-          <w:szCs w:val="24"/>
-        </w:rPr>
-        <w:t>本文结构组织</w:t>
-      </w:r>
-      <w:bookmarkEnd w:id="10"/>
+          <w:color w:val="000000" w:themeColor="text1"/>
+          <w:sz w:val="24"/>
+        </w:rPr>
+      </w:pPr>
+      <w:r>
+        <w:rPr>
+          <w:rFonts w:hint="eastAsia"/>
+          <w:color w:val="000000" w:themeColor="text1"/>
+          <w:sz w:val="24"/>
+        </w:rPr>
+        <w:t>本文围绕智能驾驶环境感知系统的核心需求，通过多技术融合与算法创新，构建了从环境感知到碰撞预警的完整技术体系。研究采用理论构建、方法改进和系统验证的递进式框架，着力解决复杂场景下的实时性与鲁棒性问题。</w:t>
+      </w:r>
     </w:p>
     <w:p>
       <w:pPr>
@@ -4043,7 +3961,7 @@
           <w:color w:val="000000" w:themeColor="text1"/>
           <w:sz w:val="24"/>
         </w:rPr>
-        <w:t>本文围绕智能驾驶环境感知系统的核心需求，通过多技术融合与算法创新，构建了从环境感知到碰撞预警的完整技术体系。研究采用理论构建、方法改进和系统验证的递进式框架，着力解决复杂场景下的实时性与鲁棒性问题。</w:t>
+        <w:t>第一章从智能驾驶技术发展的产业背景切入，系统分析当前环境感知系统面临的感知盲区、检测误差等关键挑战。通过对比国内外研究现状，揭示传统图像处理方法与深度学习模型在实时性和泛化性上的固有矛盾，提出融合两类技术优势的混合架构作为研究突破口，并确立全文技术路线。</w:t>
       </w:r>
     </w:p>
     <w:p>
@@ -4061,7 +3979,43 @@
           <w:color w:val="000000" w:themeColor="text1"/>
           <w:sz w:val="24"/>
         </w:rPr>
-        <w:t>第一章从智能驾驶技术发展的产业背景切入，系统分析当前环境感知系统面临的感知盲区、检测误差等关键挑战。通过对比国内外研究现状，揭示传统图像处理方法与深度学习模型在实时性和泛化性上的固有矛盾，提出融合两类技术优势的混合架构作为研究突破口，并确立全文技术路线。</w:t>
+        <w:t>第二章为理论研究部分，系统阐述支撑全文的技术体系。首先解析传统图像增强与形态学运算的数学基础，继而探讨卷积神经网络从浅层特征提取到深度语义理解的演进规律。在语义分割领域，重点分析</w:t>
+      </w:r>
+      <w:proofErr w:type="spellStart"/>
+      <w:r>
+        <w:rPr>
+          <w:rFonts w:hint="eastAsia"/>
+          <w:color w:val="000000" w:themeColor="text1"/>
+          <w:sz w:val="24"/>
+        </w:rPr>
+        <w:t>FastSCNN</w:t>
+      </w:r>
+      <w:proofErr w:type="spellEnd"/>
+      <w:r>
+        <w:rPr>
+          <w:rFonts w:hint="eastAsia"/>
+          <w:color w:val="000000" w:themeColor="text1"/>
+          <w:sz w:val="24"/>
+        </w:rPr>
+        <w:t>网络的双分支架构及其轻量化特性，同时推导</w:t>
+      </w:r>
+      <w:proofErr w:type="spellStart"/>
+      <w:r>
+        <w:rPr>
+          <w:rFonts w:hint="eastAsia"/>
+          <w:color w:val="000000" w:themeColor="text1"/>
+          <w:sz w:val="24"/>
+        </w:rPr>
+        <w:t>DeepSORT</w:t>
+      </w:r>
+      <w:proofErr w:type="spellEnd"/>
+      <w:r>
+        <w:rPr>
+          <w:rFonts w:hint="eastAsia"/>
+          <w:color w:val="000000" w:themeColor="text1"/>
+          <w:sz w:val="24"/>
+        </w:rPr>
+        <w:t>算法中运动状态与外观特征的动态关联模型。最后建立基于时空约束的碰撞预测理论框架，为后续技术创新提供理论支撑。</w:t>
       </w:r>
     </w:p>
     <w:p>
@@ -4079,7 +4033,7 @@
           <w:color w:val="000000" w:themeColor="text1"/>
           <w:sz w:val="24"/>
         </w:rPr>
-        <w:t>第二章为理论研究部分，系统阐述支撑全文的技术体系。首先解析传统图像增强与形态学运算的数学基础，继而探讨卷积神经网络从浅层特征提取到深度语义理解的演进规律。在语义分割领域，重点分析</w:t>
+        <w:t>第三章致力于解决复杂光照下的车道识别难题。通过融合</w:t>
       </w:r>
       <w:proofErr w:type="spellStart"/>
       <w:r>
@@ -4088,6 +4042,40 @@
           <w:color w:val="000000" w:themeColor="text1"/>
           <w:sz w:val="24"/>
         </w:rPr>
+        <w:t>Retinex</w:t>
+      </w:r>
+      <w:proofErr w:type="spellEnd"/>
+      <w:r>
+        <w:rPr>
+          <w:rFonts w:hint="eastAsia"/>
+          <w:color w:val="000000" w:themeColor="text1"/>
+          <w:sz w:val="24"/>
+        </w:rPr>
+        <w:t>理论与自适应</w:t>
+      </w:r>
+      <w:r>
+        <w:rPr>
+          <w:rFonts w:hint="eastAsia"/>
+          <w:color w:val="000000" w:themeColor="text1"/>
+          <w:sz w:val="24"/>
+        </w:rPr>
+        <w:t>Gamma</w:t>
+      </w:r>
+      <w:r>
+        <w:rPr>
+          <w:rFonts w:hint="eastAsia"/>
+          <w:color w:val="000000" w:themeColor="text1"/>
+          <w:sz w:val="24"/>
+        </w:rPr>
+        <w:t>校正的增强算法，有效改善低照度环境下的图像质量。采用改进的</w:t>
+      </w:r>
+      <w:proofErr w:type="spellStart"/>
+      <w:r>
+        <w:rPr>
+          <w:rFonts w:hint="eastAsia"/>
+          <w:color w:val="000000" w:themeColor="text1"/>
+          <w:sz w:val="24"/>
+        </w:rPr>
         <w:t>FastSCNN</w:t>
       </w:r>
       <w:proofErr w:type="spellEnd"/>
@@ -4097,25 +4085,7 @@
           <w:color w:val="000000" w:themeColor="text1"/>
           <w:sz w:val="24"/>
         </w:rPr>
-        <w:t>网络的双分支架构及其轻量化特性，同时推导</w:t>
-      </w:r>
-      <w:proofErr w:type="spellStart"/>
-      <w:r>
-        <w:rPr>
-          <w:rFonts w:hint="eastAsia"/>
-          <w:color w:val="000000" w:themeColor="text1"/>
-          <w:sz w:val="24"/>
-        </w:rPr>
-        <w:t>DeepSORT</w:t>
-      </w:r>
-      <w:proofErr w:type="spellEnd"/>
-      <w:r>
-        <w:rPr>
-          <w:rFonts w:hint="eastAsia"/>
-          <w:color w:val="000000" w:themeColor="text1"/>
-          <w:sz w:val="24"/>
-        </w:rPr>
-        <w:t>算法中运动状态与外观特征的动态关联模型。最后建立基于时空约束的碰撞预测理论框架，为后续技术创新提供理论支撑。</w:t>
+        <w:t>网络实现像素级语义分割（仅区分车道与背景两类），结合动态权重加载策略增强对模糊车道线的识别能力。最终基于道路几何特征建立三级预行区域划分标准，为碰撞预警提供空间约束依据。</w:t>
       </w:r>
     </w:p>
     <w:p>
@@ -4133,7 +4103,7 @@
           <w:color w:val="000000" w:themeColor="text1"/>
           <w:sz w:val="24"/>
         </w:rPr>
-        <w:t>第三章致力于解决复杂光照下的车道识别难题。通过融合</w:t>
+        <w:t>第四章聚焦障碍物检测与跟踪的实时性优化。构建涵盖多种天气条件的增强数据集，采用通道剪枝与量化技术实现检测模型的轻量化改造。通过改进</w:t>
       </w:r>
       <w:proofErr w:type="spellStart"/>
       <w:r>
@@ -4142,7 +4112,7 @@
           <w:color w:val="000000" w:themeColor="text1"/>
           <w:sz w:val="24"/>
         </w:rPr>
-        <w:t>Retinex</w:t>
+        <w:t>DeepSORT</w:t>
       </w:r>
       <w:proofErr w:type="spellEnd"/>
       <w:r>
@@ -4151,41 +4121,16 @@
           <w:color w:val="000000" w:themeColor="text1"/>
           <w:sz w:val="24"/>
         </w:rPr>
-        <w:t>理论与自适应</w:t>
-      </w:r>
-      <w:r>
-        <w:rPr>
-          <w:rFonts w:hint="eastAsia"/>
-          <w:color w:val="000000" w:themeColor="text1"/>
-          <w:sz w:val="24"/>
-        </w:rPr>
-        <w:t>Gamma</w:t>
-      </w:r>
-      <w:r>
-        <w:rPr>
-          <w:rFonts w:hint="eastAsia"/>
-          <w:color w:val="000000" w:themeColor="text1"/>
-          <w:sz w:val="24"/>
-        </w:rPr>
-        <w:t>校正的增强算法，有效改善低照度环境下的图像质量。采用改进的</w:t>
-      </w:r>
-      <w:proofErr w:type="spellStart"/>
-      <w:r>
-        <w:rPr>
-          <w:rFonts w:hint="eastAsia"/>
-          <w:color w:val="000000" w:themeColor="text1"/>
-          <w:sz w:val="24"/>
-        </w:rPr>
-        <w:t>FastSCNN</w:t>
-      </w:r>
-      <w:proofErr w:type="spellEnd"/>
-      <w:r>
-        <w:rPr>
-          <w:rFonts w:hint="eastAsia"/>
-          <w:color w:val="000000" w:themeColor="text1"/>
-          <w:sz w:val="24"/>
-        </w:rPr>
-        <w:t>网络实现像素级语义分割（仅区分车道与背景两类），结合动态权重加载策略增强对模糊车道线的识别能力。最终基于道路几何特征建立三级预行区域划分标准，为碰撞预警提供空间约束依据。</w:t>
+        <w:t>的特征匹配机制，设计面向边缘设备的部署方案，显著提升多目标跟</w:t>
+      </w:r>
+      <w:r>
+        <w:rPr>
+          <w:rFonts w:hint="eastAsia"/>
+          <w:color w:val="000000" w:themeColor="text1"/>
+          <w:sz w:val="24"/>
+        </w:rPr>
+        <w:lastRenderedPageBreak/>
+        <w:t>踪的连续性。相关改进在保证检测精度的同时有效降低系统时延。</w:t>
       </w:r>
     </w:p>
     <w:p>
@@ -4203,25 +4148,7 @@
           <w:color w:val="000000" w:themeColor="text1"/>
           <w:sz w:val="24"/>
         </w:rPr>
-        <w:t>第四章聚焦障碍物检测与跟踪的实时性优化。构建涵盖多种天气条件的增强数据集，采用通道剪枝与量化技术实现检测模型的轻量化改造。通过改进</w:t>
-      </w:r>
-      <w:proofErr w:type="spellStart"/>
-      <w:r>
-        <w:rPr>
-          <w:rFonts w:hint="eastAsia"/>
-          <w:color w:val="000000" w:themeColor="text1"/>
-          <w:sz w:val="24"/>
-        </w:rPr>
-        <w:t>DeepSORT</w:t>
-      </w:r>
-      <w:proofErr w:type="spellEnd"/>
-      <w:r>
-        <w:rPr>
-          <w:rFonts w:hint="eastAsia"/>
-          <w:color w:val="000000" w:themeColor="text1"/>
-          <w:sz w:val="24"/>
-        </w:rPr>
-        <w:t>的特征匹配机制，设计面向边缘设备的部署方案，显著提升多目标跟踪的连续性。相关改进在保证检测精度的同时有效降低系统时延。</w:t>
+        <w:t>第五章构建多层次碰撞预警系统。通过融合运动学模型与序列预测算法，实现目标轨迹的精准预测。创新性地提出多维时空风险评估方法，建立考虑相对运动状态的威胁评估模型。最终设计分级预警决策机制，通过硬件加速确保系统响应速度满足实时性要求。</w:t>
       </w:r>
     </w:p>
     <w:p>
@@ -4236,30 +4163,11 @@
       <w:r>
         <w:rPr>
           <w:rFonts w:hint="eastAsia"/>
-          <w:color w:val="000000" w:themeColor="text1"/>
-          <w:sz w:val="24"/>
-        </w:rPr>
-        <w:t>第五章构建多层次碰撞预警系统。通过融合运动学模型与序列预测算法，实现目标轨迹的精准预测。创新性地提出多维时空风险评估方法，建立考虑相对运动状态的威胁评估模型。最终设计分级预警决策机制，通过硬件加速确保系统响应速度满足实时性要求。</w:t>
-      </w:r>
-    </w:p>
-    <w:p>
-      <w:pPr>
-        <w:spacing w:line="400" w:lineRule="exact"/>
-        <w:ind w:firstLineChars="200" w:firstLine="480"/>
-        <w:rPr>
-          <w:color w:val="000000" w:themeColor="text1"/>
-          <w:sz w:val="24"/>
-        </w:rPr>
-      </w:pPr>
-      <w:r>
-        <w:rPr>
-          <w:rFonts w:hint="eastAsia"/>
           <w:noProof/>
           <w:color w:val="000000" w:themeColor="text1"/>
           <w:sz w:val="24"/>
           <w:lang w:val="zh-CN"/>
         </w:rPr>
-        <w:lastRenderedPageBreak/>
         <w:drawing>
           <wp:anchor distT="0" distB="0" distL="114300" distR="114300" simplePos="0" relativeHeight="251658240" behindDoc="0" locked="0" layoutInCell="1" allowOverlap="1" wp14:anchorId="7706193D" wp14:editId="61D797C5">
             <wp:simplePos x="0" y="0"/>
@@ -4362,7 +4270,6 @@
         <w:ind w:firstLineChars="200" w:firstLine="360"/>
         <w:jc w:val="center"/>
         <w:rPr>
-          <w:rFonts w:hint="eastAsia"/>
           <w:color w:val="000000" w:themeColor="text1"/>
           <w:sz w:val="18"/>
           <w:szCs w:val="18"/>
@@ -4420,42 +4327,25 @@
     </w:p>
     <w:p>
       <w:pPr>
-        <w:pStyle w:val="Heading1"/>
-        <w:pageBreakBefore/>
-        <w:spacing w:beforeLines="100" w:before="312" w:afterLines="100" w:after="312" w:line="240" w:lineRule="auto"/>
-        <w:rPr>
-          <w:rFonts w:ascii="SimHei" w:eastAsia="SimHei" w:hAnsi="SimHei"/>
-          <w:b w:val="0"/>
-          <w:sz w:val="30"/>
-          <w:szCs w:val="30"/>
-        </w:rPr>
-      </w:pPr>
-      <w:bookmarkStart w:id="11" w:name="_Toc196234401"/>
-      <w:r>
-        <w:rPr>
-          <w:rFonts w:ascii="SimHei" w:eastAsia="SimHei" w:hAnsi="SimHei" w:hint="eastAsia"/>
-          <w:b w:val="0"/>
-          <w:sz w:val="30"/>
-          <w:szCs w:val="30"/>
+        <w:pStyle w:val="1"/>
+      </w:pPr>
+      <w:bookmarkStart w:id="11" w:name="_Toc196854663"/>
+      <w:r>
+        <w:rPr>
+          <w:rFonts w:hint="eastAsia"/>
         </w:rPr>
         <w:lastRenderedPageBreak/>
         <w:t>2</w:t>
       </w:r>
       <w:r>
         <w:rPr>
-          <w:rFonts w:ascii="SimHei" w:eastAsia="SimHei" w:hAnsi="SimHei" w:hint="eastAsia"/>
-          <w:b w:val="0"/>
-          <w:sz w:val="30"/>
-          <w:szCs w:val="30"/>
+          <w:rFonts w:hint="eastAsia"/>
         </w:rPr>
         <w:t xml:space="preserve"> </w:t>
       </w:r>
       <w:r>
         <w:rPr>
-          <w:rFonts w:ascii="SimHei" w:eastAsia="SimHei" w:hAnsi="SimHei" w:hint="eastAsia"/>
-          <w:b w:val="0"/>
-          <w:sz w:val="30"/>
-          <w:szCs w:val="30"/>
+          <w:rFonts w:hint="eastAsia"/>
         </w:rPr>
         <w:t>相关理论基础</w:t>
       </w:r>
@@ -4463,40 +4353,24 @@
     </w:p>
     <w:p>
       <w:pPr>
-        <w:pStyle w:val="Heading2"/>
-        <w:spacing w:beforeLines="50" w:before="156" w:afterLines="50" w:after="156" w:line="240" w:lineRule="auto"/>
-        <w:rPr>
-          <w:rFonts w:ascii="SimHei" w:hAnsi="SimHei"/>
-          <w:b w:val="0"/>
-          <w:sz w:val="24"/>
-          <w:szCs w:val="24"/>
-        </w:rPr>
-      </w:pPr>
-      <w:bookmarkStart w:id="12" w:name="_Toc196234402"/>
-      <w:r>
-        <w:rPr>
-          <w:rFonts w:ascii="SimHei" w:hAnsi="SimHei" w:hint="eastAsia"/>
-          <w:b w:val="0"/>
-          <w:sz w:val="24"/>
-          <w:szCs w:val="24"/>
+        <w:pStyle w:val="2"/>
+      </w:pPr>
+      <w:bookmarkStart w:id="12" w:name="_Toc196854664"/>
+      <w:r>
+        <w:rPr>
+          <w:rFonts w:hint="eastAsia"/>
         </w:rPr>
         <w:t>2.1</w:t>
       </w:r>
       <w:r>
         <w:rPr>
-          <w:rFonts w:ascii="SimHei" w:hAnsi="SimHei" w:hint="eastAsia"/>
-          <w:b w:val="0"/>
-          <w:sz w:val="24"/>
-          <w:szCs w:val="24"/>
+          <w:rFonts w:hint="eastAsia"/>
         </w:rPr>
         <w:t xml:space="preserve"> </w:t>
       </w:r>
       <w:r>
         <w:rPr>
-          <w:rFonts w:ascii="SimHei" w:hAnsi="SimHei" w:hint="eastAsia"/>
-          <w:b w:val="0"/>
-          <w:sz w:val="24"/>
-          <w:szCs w:val="24"/>
+          <w:rFonts w:hint="eastAsia"/>
         </w:rPr>
         <w:t>图像处理基础</w:t>
       </w:r>
@@ -4522,31 +4396,18 @@
     </w:p>
     <w:p>
       <w:pPr>
-        <w:pStyle w:val="Heading2"/>
-        <w:spacing w:beforeLines="50" w:before="156" w:afterLines="50" w:after="156" w:line="240" w:lineRule="auto"/>
-        <w:rPr>
-          <w:rFonts w:ascii="SimHei" w:hAnsi="SimHei"/>
-          <w:b w:val="0"/>
-          <w:sz w:val="24"/>
-          <w:szCs w:val="24"/>
-        </w:rPr>
-      </w:pPr>
-      <w:bookmarkStart w:id="13" w:name="_Toc196234403"/>
-      <w:r>
-        <w:rPr>
-          <w:rFonts w:ascii="SimHei" w:hAnsi="SimHei" w:hint="eastAsia"/>
-          <w:b w:val="0"/>
-          <w:sz w:val="24"/>
-          <w:szCs w:val="24"/>
+        <w:pStyle w:val="3"/>
+      </w:pPr>
+      <w:bookmarkStart w:id="13" w:name="_Toc196854665"/>
+      <w:r>
+        <w:rPr>
+          <w:rFonts w:hint="eastAsia"/>
         </w:rPr>
         <w:t>2.1.1</w:t>
       </w:r>
       <w:r>
         <w:rPr>
-          <w:rFonts w:ascii="SimHei" w:hAnsi="SimHei" w:hint="eastAsia"/>
-          <w:b w:val="0"/>
-          <w:sz w:val="24"/>
-          <w:szCs w:val="24"/>
+          <w:rFonts w:hint="eastAsia"/>
         </w:rPr>
         <w:t>传统图像增强技术</w:t>
       </w:r>
@@ -5335,31 +5196,15 @@
     </w:p>
     <w:p>
       <w:pPr>
-        <w:pStyle w:val="Heading2"/>
-        <w:spacing w:beforeLines="50" w:before="156" w:afterLines="50" w:after="156" w:line="240" w:lineRule="auto"/>
-        <w:rPr>
-          <w:rFonts w:ascii="SimHei" w:hAnsi="SimHei"/>
-          <w:b w:val="0"/>
-          <w:sz w:val="24"/>
-          <w:szCs w:val="24"/>
-        </w:rPr>
-      </w:pPr>
-      <w:bookmarkStart w:id="14" w:name="_Toc196234404"/>
-      <w:r>
-        <w:rPr>
-          <w:rFonts w:ascii="SimHei" w:hAnsi="SimHei"/>
-          <w:b w:val="0"/>
-          <w:sz w:val="24"/>
-          <w:szCs w:val="24"/>
-        </w:rPr>
+        <w:pStyle w:val="3"/>
+      </w:pPr>
+      <w:bookmarkStart w:id="14" w:name="_Toc196854666"/>
+      <w:r>
         <w:t xml:space="preserve">2.1.2 </w:t>
       </w:r>
       <w:r>
         <w:rPr>
-          <w:rFonts w:ascii="SimHei" w:hAnsi="SimHei" w:hint="eastAsia"/>
-          <w:b w:val="0"/>
-          <w:sz w:val="24"/>
-          <w:szCs w:val="24"/>
+          <w:rFonts w:hint="eastAsia"/>
         </w:rPr>
         <w:t>形态学运算与边缘检测</w:t>
       </w:r>
@@ -5485,6 +5330,7 @@
               <w:color w:val="000000" w:themeColor="text1"/>
               <w:sz w:val="24"/>
             </w:rPr>
+            <w:lastRenderedPageBreak/>
             <m:t>(</m:t>
           </m:r>
           <m:r>
@@ -5916,7 +5762,6 @@
               <w:color w:val="000000" w:themeColor="text1"/>
               <w:sz w:val="24"/>
             </w:rPr>
-            <w:lastRenderedPageBreak/>
             <m:t>(</m:t>
           </m:r>
           <m:r>
@@ -7127,31 +6972,18 @@
     </w:p>
     <w:p>
       <w:pPr>
-        <w:pStyle w:val="Heading2"/>
-        <w:spacing w:beforeLines="50" w:before="156" w:afterLines="50" w:after="156" w:line="240" w:lineRule="auto"/>
-        <w:rPr>
-          <w:rFonts w:ascii="SimHei" w:hAnsi="SimHei"/>
-          <w:b w:val="0"/>
-          <w:sz w:val="24"/>
-          <w:szCs w:val="24"/>
-        </w:rPr>
-      </w:pPr>
-      <w:bookmarkStart w:id="15" w:name="_Toc196234405"/>
-      <w:r>
-        <w:rPr>
-          <w:rFonts w:ascii="SimHei" w:hAnsi="SimHei" w:hint="eastAsia"/>
-          <w:b w:val="0"/>
-          <w:sz w:val="24"/>
-          <w:szCs w:val="24"/>
+        <w:pStyle w:val="2"/>
+      </w:pPr>
+      <w:bookmarkStart w:id="15" w:name="_Toc196854667"/>
+      <w:r>
+        <w:rPr>
+          <w:rFonts w:hint="eastAsia"/>
         </w:rPr>
         <w:t>2.2</w:t>
       </w:r>
       <w:r>
         <w:rPr>
-          <w:rFonts w:ascii="SimHei" w:hAnsi="SimHei" w:hint="eastAsia"/>
-          <w:b w:val="0"/>
-          <w:sz w:val="24"/>
-          <w:szCs w:val="24"/>
+          <w:rFonts w:hint="eastAsia"/>
         </w:rPr>
         <w:t>深度学习视觉模型</w:t>
       </w:r>
@@ -7286,24 +7118,20 @@
     </w:p>
     <w:p>
       <w:pPr>
-        <w:pStyle w:val="Heading2"/>
-        <w:spacing w:beforeLines="50" w:before="156" w:afterLines="50" w:after="156" w:line="240" w:lineRule="auto"/>
-        <w:rPr>
-          <w:rFonts w:ascii="SimHei" w:hAnsi="SimHei"/>
-          <w:b w:val="0"/>
-          <w:sz w:val="24"/>
-          <w:szCs w:val="24"/>
-        </w:rPr>
-      </w:pPr>
-      <w:bookmarkStart w:id="16" w:name="_Toc196234406"/>
-      <w:r>
-        <w:rPr>
-          <w:rFonts w:ascii="SimHei" w:hAnsi="SimHei" w:hint="eastAsia"/>
-          <w:b w:val="0"/>
-          <w:sz w:val="24"/>
-          <w:szCs w:val="24"/>
-        </w:rPr>
-        <w:t>2.2.1卷积神经网络架构演进</w:t>
+        <w:pStyle w:val="3"/>
+      </w:pPr>
+      <w:bookmarkStart w:id="16" w:name="_Toc196854668"/>
+      <w:r>
+        <w:rPr>
+          <w:rFonts w:hint="eastAsia"/>
+        </w:rPr>
+        <w:t>2.2.1</w:t>
+      </w:r>
+      <w:r>
+        <w:rPr>
+          <w:rFonts w:hint="eastAsia"/>
+        </w:rPr>
+        <w:t>卷积神经网络架构演进</w:t>
       </w:r>
       <w:bookmarkEnd w:id="16"/>
     </w:p>
@@ -8056,7 +7884,6 @@
           <w:color w:val="000000" w:themeColor="text1"/>
           <w:sz w:val="24"/>
         </w:rPr>
-        <w:lastRenderedPageBreak/>
         <w:t>在时序建模框架设计中，传统</w:t>
       </w:r>
       <w:r>
@@ -8408,31 +8235,15 @@
     </w:p>
     <w:p>
       <w:pPr>
-        <w:pStyle w:val="Heading2"/>
-        <w:spacing w:beforeLines="50" w:before="156" w:afterLines="50" w:after="156" w:line="240" w:lineRule="auto"/>
-        <w:rPr>
-          <w:rFonts w:ascii="SimHei" w:hAnsi="SimHei"/>
-          <w:b w:val="0"/>
-          <w:sz w:val="24"/>
-          <w:szCs w:val="24"/>
-        </w:rPr>
-      </w:pPr>
-      <w:bookmarkStart w:id="17" w:name="_Toc196234407"/>
-      <w:r>
-        <w:rPr>
-          <w:rFonts w:ascii="SimHei" w:hAnsi="SimHei"/>
-          <w:b w:val="0"/>
-          <w:sz w:val="24"/>
-          <w:szCs w:val="24"/>
-        </w:rPr>
+        <w:pStyle w:val="3"/>
+      </w:pPr>
+      <w:bookmarkStart w:id="17" w:name="_Toc196854669"/>
+      <w:r>
         <w:t xml:space="preserve">2.2.2 </w:t>
       </w:r>
       <w:r>
         <w:rPr>
-          <w:rFonts w:ascii="SimHei" w:hAnsi="SimHei" w:hint="eastAsia"/>
-          <w:b w:val="0"/>
-          <w:sz w:val="24"/>
-          <w:szCs w:val="24"/>
+          <w:rFonts w:hint="eastAsia"/>
         </w:rPr>
         <w:t>轻量化模型设计原理</w:t>
       </w:r>
@@ -9256,9 +9067,9 @@
     </w:p>
     <w:p>
       <w:pPr>
-        <w:pStyle w:val="1"/>
-      </w:pPr>
-      <w:bookmarkStart w:id="18" w:name="_Toc196234408"/>
+        <w:pStyle w:val="2"/>
+      </w:pPr>
+      <w:bookmarkStart w:id="18" w:name="_Toc196854670"/>
       <w:r>
         <w:t xml:space="preserve">2.3 </w:t>
       </w:r>
@@ -9281,7 +9092,7 @@
       </w:pPr>
       <w:r>
         <w:rPr>
-          <w:rFonts w:ascii="SimHei" w:eastAsia="SimHei" w:hAnsi="SimHei" w:hint="eastAsia"/>
+          <w:rFonts w:ascii="黑体" w:eastAsia="黑体" w:hAnsi="黑体" w:hint="eastAsia"/>
         </w:rPr>
         <w:t>作</w:t>
       </w:r>
@@ -9398,43 +9209,25 @@
     </w:p>
     <w:p>
       <w:pPr>
-        <w:pStyle w:val="Heading2"/>
-        <w:spacing w:beforeLines="50" w:before="156" w:afterLines="50" w:after="156" w:line="240" w:lineRule="auto"/>
-        <w:rPr>
-          <w:rFonts w:ascii="SimHei" w:hAnsi="SimHei"/>
-          <w:b w:val="0"/>
-          <w:sz w:val="24"/>
-          <w:szCs w:val="24"/>
-        </w:rPr>
-      </w:pPr>
-      <w:bookmarkStart w:id="19" w:name="_Toc196234409"/>
+        <w:pStyle w:val="3"/>
+      </w:pPr>
+      <w:bookmarkStart w:id="19" w:name="_Toc196854671"/>
       <w:bookmarkStart w:id="20" w:name="Xd14ace583976b0be2fe600ec0662b2c22a39ee4"/>
       <w:r>
-        <w:rPr>
-          <w:rFonts w:ascii="SimHei" w:hAnsi="SimHei"/>
-          <w:b w:val="0"/>
-          <w:sz w:val="24"/>
-          <w:szCs w:val="24"/>
-        </w:rPr>
+        <w:lastRenderedPageBreak/>
         <w:t xml:space="preserve">2.3.1 </w:t>
       </w:r>
       <w:proofErr w:type="spellStart"/>
       <w:r>
         <w:rPr>
-          <w:rFonts w:ascii="SimHei" w:hAnsi="SimHei" w:hint="eastAsia"/>
-          <w:b w:val="0"/>
-          <w:sz w:val="24"/>
-          <w:szCs w:val="24"/>
+          <w:rFonts w:hint="eastAsia"/>
         </w:rPr>
         <w:t>FastSCNN</w:t>
       </w:r>
       <w:proofErr w:type="spellEnd"/>
       <w:r>
         <w:rPr>
-          <w:rFonts w:ascii="SimHei" w:hAnsi="SimHei" w:hint="eastAsia"/>
-          <w:b w:val="0"/>
-          <w:sz w:val="24"/>
-          <w:szCs w:val="24"/>
+          <w:rFonts w:hint="eastAsia"/>
         </w:rPr>
         <w:t>网络结构解析</w:t>
       </w:r>
@@ -10076,33 +9869,17 @@
     </w:p>
     <w:p>
       <w:pPr>
-        <w:pStyle w:val="Heading2"/>
-        <w:spacing w:beforeLines="50" w:before="156" w:afterLines="50" w:after="156" w:line="240" w:lineRule="auto"/>
-        <w:rPr>
-          <w:rFonts w:ascii="SimHei" w:hAnsi="SimHei"/>
-          <w:b w:val="0"/>
-          <w:sz w:val="24"/>
-          <w:szCs w:val="24"/>
-        </w:rPr>
-      </w:pPr>
-      <w:bookmarkStart w:id="21" w:name="_Toc196234410"/>
+        <w:pStyle w:val="3"/>
+      </w:pPr>
+      <w:bookmarkStart w:id="21" w:name="_Toc196854672"/>
       <w:bookmarkStart w:id="22" w:name="X40aab2e119441f2f7fdc5f013064720d45b17fb"/>
       <w:bookmarkEnd w:id="20"/>
       <w:r>
-        <w:rPr>
-          <w:rFonts w:ascii="SimHei" w:hAnsi="SimHei"/>
-          <w:b w:val="0"/>
-          <w:sz w:val="24"/>
-          <w:szCs w:val="24"/>
-        </w:rPr>
         <w:t xml:space="preserve">2.3.2 </w:t>
       </w:r>
       <w:r>
         <w:rPr>
-          <w:rFonts w:ascii="SimHei" w:hAnsi="SimHei" w:hint="eastAsia"/>
-          <w:b w:val="0"/>
-          <w:sz w:val="24"/>
-          <w:szCs w:val="24"/>
+          <w:rFonts w:hint="eastAsia"/>
         </w:rPr>
         <w:t>多尺度特征融合策略</w:t>
       </w:r>
@@ -12619,6 +12396,7 @@
           <w:color w:val="000000" w:themeColor="text1"/>
           <w:sz w:val="24"/>
         </w:rPr>
+        <w:lastRenderedPageBreak/>
         <w:t>这种</w:t>
       </w:r>
       <w:r>
@@ -12750,9 +12528,9 @@
     </w:p>
     <w:p>
       <w:pPr>
-        <w:pStyle w:val="1"/>
-      </w:pPr>
-      <w:bookmarkStart w:id="24" w:name="_Toc196234411"/>
+        <w:pStyle w:val="2"/>
+      </w:pPr>
+      <w:bookmarkStart w:id="24" w:name="_Toc196854673"/>
       <w:bookmarkStart w:id="25" w:name="Xd323ccf2dd9dbd21dc6b3f2c7768fd775a326de"/>
       <w:r>
         <w:t xml:space="preserve">2.4 </w:t>
@@ -12767,43 +12545,24 @@
     </w:p>
     <w:p>
       <w:pPr>
-        <w:pStyle w:val="Heading2"/>
-        <w:spacing w:beforeLines="50" w:before="156" w:afterLines="50" w:after="156" w:line="240" w:lineRule="auto"/>
-        <w:rPr>
-          <w:rFonts w:ascii="SimHei" w:hAnsi="SimHei"/>
-          <w:b w:val="0"/>
-          <w:sz w:val="24"/>
-          <w:szCs w:val="24"/>
-        </w:rPr>
-      </w:pPr>
-      <w:bookmarkStart w:id="26" w:name="_Toc196234412"/>
+        <w:pStyle w:val="3"/>
+      </w:pPr>
+      <w:bookmarkStart w:id="26" w:name="_Toc196854674"/>
       <w:bookmarkStart w:id="27" w:name="Xdad056b03b89332692ea18ba38f795392574efe"/>
       <w:r>
-        <w:rPr>
-          <w:rFonts w:ascii="SimHei" w:hAnsi="SimHei"/>
-          <w:b w:val="0"/>
-          <w:sz w:val="24"/>
-          <w:szCs w:val="24"/>
-        </w:rPr>
         <w:t xml:space="preserve">2.4.1 </w:t>
       </w:r>
       <w:proofErr w:type="spellStart"/>
       <w:r>
         <w:rPr>
-          <w:rFonts w:ascii="SimHei" w:hAnsi="SimHei" w:hint="eastAsia"/>
-          <w:b w:val="0"/>
-          <w:sz w:val="24"/>
-          <w:szCs w:val="24"/>
+          <w:rFonts w:hint="eastAsia"/>
         </w:rPr>
         <w:t>DeepSORT</w:t>
       </w:r>
       <w:proofErr w:type="spellEnd"/>
       <w:r>
         <w:rPr>
-          <w:rFonts w:ascii="SimHei" w:hAnsi="SimHei" w:hint="eastAsia"/>
-          <w:b w:val="0"/>
-          <w:sz w:val="24"/>
-          <w:szCs w:val="24"/>
+          <w:rFonts w:hint="eastAsia"/>
         </w:rPr>
         <w:t>算法框架</w:t>
       </w:r>
@@ -12813,40 +12572,24 @@
       <w:pPr>
         <w:pStyle w:val="FirstParagraph"/>
         <w:rPr>
-          <w:rFonts w:ascii="SimHei" w:eastAsia="SimHei" w:hAnsi="SimHei"/>
+          <w:rFonts w:ascii="黑体" w:eastAsia="黑体" w:hAnsi="黑体"/>
           <w:lang w:eastAsia="zh-CN"/>
         </w:rPr>
       </w:pPr>
     </w:p>
     <w:p>
       <w:pPr>
-        <w:pStyle w:val="Heading2"/>
-        <w:spacing w:beforeLines="50" w:before="156" w:afterLines="50" w:after="156" w:line="240" w:lineRule="auto"/>
-        <w:rPr>
-          <w:rFonts w:ascii="SimHei" w:hAnsi="SimHei"/>
-          <w:b w:val="0"/>
-          <w:sz w:val="24"/>
-          <w:szCs w:val="24"/>
-        </w:rPr>
-      </w:pPr>
-      <w:bookmarkStart w:id="28" w:name="_Toc196234413"/>
+        <w:pStyle w:val="3"/>
+      </w:pPr>
+      <w:bookmarkStart w:id="28" w:name="_Toc196854675"/>
       <w:bookmarkStart w:id="29" w:name="Xea9ca605854c85b8f4b515e61accdcb67eae4f7"/>
       <w:bookmarkEnd w:id="27"/>
       <w:r>
-        <w:rPr>
-          <w:rFonts w:ascii="SimHei" w:hAnsi="SimHei"/>
-          <w:b w:val="0"/>
-          <w:sz w:val="24"/>
-          <w:szCs w:val="24"/>
-        </w:rPr>
         <w:t xml:space="preserve">2.4.2 </w:t>
       </w:r>
       <w:r>
         <w:rPr>
-          <w:rFonts w:ascii="SimHei" w:hAnsi="SimHei" w:hint="eastAsia"/>
-          <w:b w:val="0"/>
-          <w:sz w:val="24"/>
-          <w:szCs w:val="24"/>
+          <w:rFonts w:hint="eastAsia"/>
         </w:rPr>
         <w:t>运动状态关联度量方法</w:t>
       </w:r>
@@ -12856,21 +12599,20 @@
       <w:pPr>
         <w:pStyle w:val="FirstParagraph"/>
         <w:rPr>
-          <w:rFonts w:ascii="SimHei" w:eastAsia="SimHei" w:hAnsi="SimHei"/>
+          <w:rFonts w:ascii="黑体" w:eastAsia="黑体" w:hAnsi="黑体"/>
           <w:lang w:eastAsia="zh-CN"/>
         </w:rPr>
       </w:pPr>
     </w:p>
     <w:p>
       <w:pPr>
-        <w:pStyle w:val="1"/>
-      </w:pPr>
-      <w:bookmarkStart w:id="30" w:name="_Toc196234414"/>
+        <w:pStyle w:val="2"/>
+      </w:pPr>
+      <w:bookmarkStart w:id="30" w:name="_Toc196854676"/>
       <w:bookmarkStart w:id="31" w:name="Xddb84cb4788f2779c423963f176b856417b651b"/>
       <w:bookmarkEnd w:id="25"/>
       <w:bookmarkEnd w:id="29"/>
       <w:r>
-        <w:lastRenderedPageBreak/>
         <w:t xml:space="preserve">2.5 </w:t>
       </w:r>
       <w:r>
@@ -12885,39 +12627,23 @@
       <w:pPr>
         <w:pStyle w:val="FirstParagraph"/>
         <w:rPr>
-          <w:rFonts w:ascii="SimHei" w:eastAsia="SimHei" w:hAnsi="SimHei"/>
+          <w:rFonts w:ascii="黑体" w:eastAsia="黑体" w:hAnsi="黑体"/>
           <w:lang w:eastAsia="zh-CN"/>
         </w:rPr>
       </w:pPr>
     </w:p>
     <w:p>
       <w:pPr>
-        <w:pStyle w:val="Heading2"/>
-        <w:spacing w:beforeLines="50" w:before="156" w:afterLines="50" w:after="156" w:line="240" w:lineRule="auto"/>
-        <w:rPr>
-          <w:rFonts w:ascii="SimHei" w:hAnsi="SimHei"/>
-          <w:b w:val="0"/>
-          <w:sz w:val="24"/>
-          <w:szCs w:val="24"/>
-        </w:rPr>
-      </w:pPr>
-      <w:bookmarkStart w:id="32" w:name="_Toc196234415"/>
+        <w:pStyle w:val="3"/>
+      </w:pPr>
+      <w:bookmarkStart w:id="32" w:name="_Toc196854677"/>
       <w:bookmarkStart w:id="33" w:name="X068a8993c67066fe4ed91d1eb71830a5cf74bfd"/>
       <w:r>
-        <w:rPr>
-          <w:rFonts w:ascii="SimHei" w:hAnsi="SimHei"/>
-          <w:b w:val="0"/>
-          <w:sz w:val="24"/>
-          <w:szCs w:val="24"/>
-        </w:rPr>
         <w:t xml:space="preserve">2.5.1 </w:t>
       </w:r>
       <w:r>
         <w:rPr>
-          <w:rFonts w:ascii="SimHei" w:hAnsi="SimHei" w:hint="eastAsia"/>
-          <w:b w:val="0"/>
-          <w:sz w:val="24"/>
-          <w:szCs w:val="24"/>
+          <w:rFonts w:hint="eastAsia"/>
         </w:rPr>
         <w:t>运动轨迹预测算法</w:t>
       </w:r>
@@ -12927,42 +12653,38 @@
       <w:pPr>
         <w:pStyle w:val="FirstParagraph"/>
         <w:rPr>
-          <w:rFonts w:ascii="SimHei" w:eastAsia="SimHei" w:hAnsi="SimHei"/>
+          <w:rFonts w:ascii="黑体" w:eastAsia="黑体" w:hAnsi="黑体"/>
           <w:lang w:eastAsia="zh-CN"/>
         </w:rPr>
       </w:pPr>
     </w:p>
     <w:p>
       <w:pPr>
-        <w:pStyle w:val="Heading2"/>
-        <w:spacing w:beforeLines="50" w:before="156" w:afterLines="50" w:after="156" w:line="240" w:lineRule="auto"/>
-        <w:rPr>
-          <w:rFonts w:ascii="SimHei" w:hAnsi="SimHei"/>
-          <w:b w:val="0"/>
-          <w:sz w:val="24"/>
-          <w:szCs w:val="24"/>
-        </w:rPr>
+        <w:pStyle w:val="3"/>
       </w:pPr>
       <w:bookmarkStart w:id="34" w:name="Xa2d8619b392fa16f2ca0d5c3219342cf27d5f13"/>
-      <w:bookmarkStart w:id="35" w:name="_Toc196234416"/>
+      <w:bookmarkStart w:id="35" w:name="_Toc196854678"/>
       <w:bookmarkEnd w:id="33"/>
       <w:r>
-        <w:rPr>
-          <w:rFonts w:ascii="SimHei" w:hAnsi="SimHei"/>
-          <w:b w:val="0"/>
-          <w:sz w:val="24"/>
-          <w:szCs w:val="24"/>
-        </w:rPr>
         <w:t xml:space="preserve">2.5.2 </w:t>
       </w:r>
       <w:r>
         <w:rPr>
-          <w:rFonts w:ascii="SimHei" w:hAnsi="SimHei" w:hint="eastAsia"/>
-          <w:b w:val="0"/>
-          <w:sz w:val="24"/>
-          <w:szCs w:val="24"/>
-        </w:rPr>
-        <w:t>碰撞时间(TTC)计算模型</w:t>
+          <w:rFonts w:hint="eastAsia"/>
+        </w:rPr>
+        <w:t>碰撞时间</w:t>
+      </w:r>
+      <w:r>
+        <w:rPr>
+          <w:rFonts w:hint="eastAsia"/>
+        </w:rPr>
+        <w:t>(TTC)</w:t>
+      </w:r>
+      <w:r>
+        <w:rPr>
+          <w:rFonts w:hint="eastAsia"/>
+        </w:rPr>
+        <w:t>计算模型</w:t>
       </w:r>
       <w:bookmarkEnd w:id="31"/>
       <w:bookmarkEnd w:id="34"/>
@@ -12978,6 +12700,149 @@
           <w:sz w:val="24"/>
         </w:rPr>
       </w:pPr>
+      <w:r>
+        <w:rPr>
+          <w:color w:val="000000" w:themeColor="text1"/>
+          <w:sz w:val="24"/>
+        </w:rPr>
+        <w:t>P</w:t>
+      </w:r>
+      <w:r>
+        <w:rPr>
+          <w:rFonts w:hint="eastAsia"/>
+          <w:color w:val="000000" w:themeColor="text1"/>
+          <w:sz w:val="24"/>
+        </w:rPr>
+        <w:t>ass</w:t>
+      </w:r>
+    </w:p>
+    <w:p>
+      <w:pPr>
+        <w:wordWrap w:val="0"/>
+        <w:ind w:firstLine="420"/>
+        <w:rPr>
+          <w:color w:val="000000" w:themeColor="text1"/>
+          <w:sz w:val="24"/>
+        </w:rPr>
+      </w:pPr>
+    </w:p>
+    <w:p>
+      <w:pPr>
+        <w:wordWrap w:val="0"/>
+        <w:ind w:firstLine="420"/>
+        <w:rPr>
+          <w:color w:val="000000" w:themeColor="text1"/>
+          <w:sz w:val="24"/>
+        </w:rPr>
+      </w:pPr>
+    </w:p>
+    <w:p>
+      <w:pPr>
+        <w:wordWrap w:val="0"/>
+        <w:ind w:firstLine="420"/>
+        <w:rPr>
+          <w:color w:val="000000" w:themeColor="text1"/>
+          <w:sz w:val="24"/>
+        </w:rPr>
+      </w:pPr>
+    </w:p>
+    <w:p>
+      <w:pPr>
+        <w:widowControl/>
+        <w:jc w:val="left"/>
+        <w:rPr>
+          <w:color w:val="000000" w:themeColor="text1"/>
+          <w:sz w:val="24"/>
+        </w:rPr>
+      </w:pPr>
+      <w:r>
+        <w:rPr>
+          <w:color w:val="000000" w:themeColor="text1"/>
+          <w:sz w:val="24"/>
+        </w:rPr>
+        <w:br w:type="page"/>
+      </w:r>
+    </w:p>
+    <w:p>
+      <w:pPr>
+        <w:pStyle w:val="aff2"/>
+      </w:pPr>
+      <w:bookmarkStart w:id="36" w:name="_Toc196854679"/>
+      <w:r>
+        <w:rPr>
+          <w:rFonts w:hint="eastAsia"/>
+        </w:rPr>
+        <w:lastRenderedPageBreak/>
+        <w:t>参考文献</w:t>
+      </w:r>
+      <w:bookmarkEnd w:id="36"/>
+    </w:p>
+    <w:p>
+      <w:pPr>
+        <w:pStyle w:val="12"/>
+        <w:rPr>
+          <w:rStyle w:val="aff5"/>
+          <w:vertAlign w:val="baseline"/>
+        </w:rPr>
+      </w:pPr>
+      <w:r>
+        <w:rPr>
+          <w:rStyle w:val="aff5"/>
+          <w:vertAlign w:val="baseline"/>
+        </w:rPr>
+        <w:t>[1]</w:t>
+      </w:r>
+      <w:r>
+        <w:rPr>
+          <w:rStyle w:val="aff5"/>
+          <w:rFonts w:hint="eastAsia"/>
+          <w:vertAlign w:val="baseline"/>
+        </w:rPr>
+        <w:t>中国汽车工业协会</w:t>
+      </w:r>
+      <w:r>
+        <w:rPr>
+          <w:rStyle w:val="aff5"/>
+          <w:vertAlign w:val="baseline"/>
+        </w:rPr>
+        <w:t>.</w:t>
+      </w:r>
+      <w:r>
+        <w:rPr>
+          <w:rStyle w:val="aff5"/>
+          <w:vertAlign w:val="baseline"/>
+        </w:rPr>
+        <w:t xml:space="preserve"> </w:t>
+      </w:r>
+      <w:r>
+        <w:rPr>
+          <w:rStyle w:val="aff5"/>
+          <w:vertAlign w:val="baseline"/>
+        </w:rPr>
+        <w:t>2023</w:t>
+      </w:r>
+      <w:r>
+        <w:rPr>
+          <w:rStyle w:val="aff5"/>
+          <w:rFonts w:hint="eastAsia"/>
+          <w:vertAlign w:val="baseline"/>
+        </w:rPr>
+        <w:t>年汽车工业经济运行报告</w:t>
+      </w:r>
+      <w:r>
+        <w:rPr>
+          <w:rStyle w:val="aff5"/>
+          <w:vertAlign w:val="baseline"/>
+        </w:rPr>
+        <w:t>[EB/OL]. http://lwzb.stats.gov.cn/pub/lwzb/bztt/20240527575781</w:t>
+      </w:r>
+      <w:r>
+        <w:rPr>
+          <w:rStyle w:val="aff5"/>
+          <w:vertAlign w:val="baseline"/>
+        </w:rPr>
+        <w:t>79613545.pdf.</w:t>
+      </w:r>
     </w:p>
     <w:sectPr>
       <w:footerReference w:type="first" r:id="rId18"/>
@@ -13015,10 +12880,10 @@
 <w:ftr xmlns:wpc="http://schemas.microsoft.com/office/word/2010/wordprocessingCanvas" xmlns:cx="http://schemas.microsoft.com/office/drawing/2014/chartex" xmlns:cx1="http://schemas.microsoft.com/office/drawing/2015/9/8/chartex" xmlns:cx2="http://schemas.microsoft.com/office/drawing/2015/10/21/chartex" xmlns:cx3="http://schemas.microsoft.com/office/drawing/2016/5/9/chartex" xmlns:cx4="http://schemas.microsoft.com/office/drawing/2016/5/10/chartex" xmlns:cx5="http://schemas.microsoft.com/office/drawing/2016/5/11/chartex" xmlns:cx6="http://schemas.microsoft.com/office/drawing/2016/5/12/chartex" xmlns:cx7="http://schemas.microsoft.com/office/drawing/2016/5/13/chartex" xmlns:cx8="http://schemas.microsoft.com/office/drawing/2016/5/14/chartex" xmlns:mc="http://schemas.openxmlformats.org/markup-compatibility/2006" xmlns:aink="http://schemas.microsoft.com/office/drawing/2016/ink" xmlns:am3d="http://schemas.microsoft.com/office/drawing/2017/model3d" xmlns:o="urn:schemas-microsoft-com:office:office" xmlns:oel="http://schemas.microsoft.com/office/2019/extlst" xmlns:r="http://schemas.openxmlformats.org/officeDocument/2006/relationships" xmlns:m="http://schemas.openxmlformats.org/officeDocument/2006/math" xmlns:v="urn:schemas-microsoft-com:vml" xmlns:wp14="http://schemas.microsoft.com/office/word/2010/wordprocessingDrawing" xmlns:wp="http://schemas.openxmlformats.org/drawingml/2006/wordprocessingDrawing" xmlns:w10="urn:schemas-microsoft-com:office:word" xmlns:w="http://schemas.openxmlformats.org/wordprocessingml/2006/main" xmlns:w14="http://schemas.microsoft.com/office/word/2010/wordml" xmlns:w15="http://schemas.microsoft.com/office/word/2012/wordml" xmlns:w16cex="http://schemas.microsoft.com/office/word/2018/wordml/cex" xmlns:w16cid="http://schemas.microsoft.com/office/word/2016/wordml/cid" xmlns:w16="http://schemas.microsoft.com/office/word/2018/wordml" xmlns:w16du="http://schemas.microsoft.com/office/word/2023/wordml/word16du" xmlns:w16sdtdh="http://schemas.microsoft.com/office/word/2020/wordml/sdtdatahash" xmlns:w16sdtfl="http://schemas.microsoft.com/office/word/2024/wordml/sdtformatlock" xmlns:w16se="http://schemas.microsoft.com/office/word/2015/wordml/symex" xmlns:wpg="http://schemas.microsoft.com/office/word/2010/wordprocessingGroup" xmlns:wpi="http://schemas.microsoft.com/office/word/2010/wordprocessingInk" xmlns:wne="http://schemas.microsoft.com/office/word/2006/wordml" xmlns:wps="http://schemas.microsoft.com/office/word/2010/wordprocessingShape" mc:Ignorable="w14 w15 w16se w16cid w16 w16cex w16sdtdh w16sdtfl w16du wp14">
   <w:p>
     <w:pPr>
-      <w:pStyle w:val="Footer"/>
+      <w:pStyle w:val="ab"/>
       <w:framePr w:wrap="around" w:vAnchor="text" w:hAnchor="margin" w:xAlign="center" w:y="1"/>
       <w:rPr>
-        <w:rStyle w:val="PageNumber"/>
+        <w:rStyle w:val="a3"/>
       </w:rPr>
     </w:pPr>
     <w:r>
@@ -13026,7 +12891,7 @@
     </w:r>
     <w:r>
       <w:rPr>
-        <w:rStyle w:val="PageNumber"/>
+        <w:rStyle w:val="a3"/>
       </w:rPr>
       <w:instrText xml:space="preserve">PAGE  </w:instrText>
     </w:r>
@@ -13036,7 +12901,7 @@
   </w:p>
   <w:p>
     <w:pPr>
-      <w:pStyle w:val="Footer"/>
+      <w:pStyle w:val="ab"/>
       <w:ind w:right="360"/>
     </w:pPr>
   </w:p>
@@ -13047,7 +12912,7 @@
 <w:ftr xmlns:wpc="http://schemas.microsoft.com/office/word/2010/wordprocessingCanvas" xmlns:cx="http://schemas.microsoft.com/office/drawing/2014/chartex" xmlns:cx1="http://schemas.microsoft.com/office/drawing/2015/9/8/chartex" xmlns:cx2="http://schemas.microsoft.com/office/drawing/2015/10/21/chartex" xmlns:cx3="http://schemas.microsoft.com/office/drawing/2016/5/9/chartex" xmlns:cx4="http://schemas.microsoft.com/office/drawing/2016/5/10/chartex" xmlns:cx5="http://schemas.microsoft.com/office/drawing/2016/5/11/chartex" xmlns:cx6="http://schemas.microsoft.com/office/drawing/2016/5/12/chartex" xmlns:cx7="http://schemas.microsoft.com/office/drawing/2016/5/13/chartex" xmlns:cx8="http://schemas.microsoft.com/office/drawing/2016/5/14/chartex" xmlns:mc="http://schemas.openxmlformats.org/markup-compatibility/2006" xmlns:aink="http://schemas.microsoft.com/office/drawing/2016/ink" xmlns:am3d="http://schemas.microsoft.com/office/drawing/2017/model3d" xmlns:o="urn:schemas-microsoft-com:office:office" xmlns:oel="http://schemas.microsoft.com/office/2019/extlst" xmlns:r="http://schemas.openxmlformats.org/officeDocument/2006/relationships" xmlns:m="http://schemas.openxmlformats.org/officeDocument/2006/math" xmlns:v="urn:schemas-microsoft-com:vml" xmlns:wp14="http://schemas.microsoft.com/office/word/2010/wordprocessingDrawing" xmlns:wp="http://schemas.openxmlformats.org/drawingml/2006/wordprocessingDrawing" xmlns:w10="urn:schemas-microsoft-com:office:word" xmlns:w="http://schemas.openxmlformats.org/wordprocessingml/2006/main" xmlns:w14="http://schemas.microsoft.com/office/word/2010/wordml" xmlns:w15="http://schemas.microsoft.com/office/word/2012/wordml" xmlns:w16cex="http://schemas.microsoft.com/office/word/2018/wordml/cex" xmlns:w16cid="http://schemas.microsoft.com/office/word/2016/wordml/cid" xmlns:w16="http://schemas.microsoft.com/office/word/2018/wordml" xmlns:w16du="http://schemas.microsoft.com/office/word/2023/wordml/word16du" xmlns:w16sdtdh="http://schemas.microsoft.com/office/word/2020/wordml/sdtdatahash" xmlns:w16sdtfl="http://schemas.microsoft.com/office/word/2024/wordml/sdtformatlock" xmlns:w16se="http://schemas.microsoft.com/office/word/2015/wordml/symex" xmlns:wpg="http://schemas.microsoft.com/office/word/2010/wordprocessingGroup" xmlns:wpi="http://schemas.microsoft.com/office/word/2010/wordprocessingInk" xmlns:wne="http://schemas.microsoft.com/office/word/2006/wordml" xmlns:wps="http://schemas.microsoft.com/office/word/2010/wordprocessingShape" mc:Ignorable="w14 w15 w16se w16cid w16 w16cex w16sdtdh w16sdtfl w16du wp14">
   <w:p>
     <w:pPr>
-      <w:pStyle w:val="Footer"/>
+      <w:pStyle w:val="ab"/>
       <w:ind w:right="360"/>
     </w:pPr>
   </w:p>
@@ -13058,7 +12923,7 @@
 <w:ftr xmlns:wpc="http://schemas.microsoft.com/office/word/2010/wordprocessingCanvas" xmlns:cx="http://schemas.microsoft.com/office/drawing/2014/chartex" xmlns:cx1="http://schemas.microsoft.com/office/drawing/2015/9/8/chartex" xmlns:cx2="http://schemas.microsoft.com/office/drawing/2015/10/21/chartex" xmlns:cx3="http://schemas.microsoft.com/office/drawing/2016/5/9/chartex" xmlns:cx4="http://schemas.microsoft.com/office/drawing/2016/5/10/chartex" xmlns:cx5="http://schemas.microsoft.com/office/drawing/2016/5/11/chartex" xmlns:cx6="http://schemas.microsoft.com/office/drawing/2016/5/12/chartex" xmlns:cx7="http://schemas.microsoft.com/office/drawing/2016/5/13/chartex" xmlns:cx8="http://schemas.microsoft.com/office/drawing/2016/5/14/chartex" xmlns:mc="http://schemas.openxmlformats.org/markup-compatibility/2006" xmlns:aink="http://schemas.microsoft.com/office/drawing/2016/ink" xmlns:am3d="http://schemas.microsoft.com/office/drawing/2017/model3d" xmlns:o="urn:schemas-microsoft-com:office:office" xmlns:oel="http://schemas.microsoft.com/office/2019/extlst" xmlns:r="http://schemas.openxmlformats.org/officeDocument/2006/relationships" xmlns:m="http://schemas.openxmlformats.org/officeDocument/2006/math" xmlns:v="urn:schemas-microsoft-com:vml" xmlns:wp14="http://schemas.microsoft.com/office/word/2010/wordprocessingDrawing" xmlns:wp="http://schemas.openxmlformats.org/drawingml/2006/wordprocessingDrawing" xmlns:w10="urn:schemas-microsoft-com:office:word" xmlns:w="http://schemas.openxmlformats.org/wordprocessingml/2006/main" xmlns:w14="http://schemas.microsoft.com/office/word/2010/wordml" xmlns:w15="http://schemas.microsoft.com/office/word/2012/wordml" xmlns:w16cex="http://schemas.microsoft.com/office/word/2018/wordml/cex" xmlns:w16cid="http://schemas.microsoft.com/office/word/2016/wordml/cid" xmlns:w16="http://schemas.microsoft.com/office/word/2018/wordml" xmlns:w16du="http://schemas.microsoft.com/office/word/2023/wordml/word16du" xmlns:w16sdtdh="http://schemas.microsoft.com/office/word/2020/wordml/sdtdatahash" xmlns:w16sdtfl="http://schemas.microsoft.com/office/word/2024/wordml/sdtformatlock" xmlns:w16se="http://schemas.microsoft.com/office/word/2015/wordml/symex" xmlns:wpg="http://schemas.microsoft.com/office/word/2010/wordprocessingGroup" xmlns:wpi="http://schemas.microsoft.com/office/word/2010/wordprocessingInk" xmlns:wne="http://schemas.microsoft.com/office/word/2006/wordml" xmlns:wps="http://schemas.microsoft.com/office/word/2010/wordprocessingShape" mc:Ignorable="w14 w15 w16se w16cid w16 w16cex w16sdtdh w16sdtfl w16du wp14">
   <w:p>
     <w:pPr>
-      <w:pStyle w:val="Footer"/>
+      <w:pStyle w:val="ab"/>
       <w:jc w:val="center"/>
     </w:pPr>
     <w:r>
@@ -13083,7 +12948,7 @@
   </w:p>
   <w:p>
     <w:pPr>
-      <w:pStyle w:val="Footer"/>
+      <w:pStyle w:val="ab"/>
       <w:ind w:right="360"/>
     </w:pPr>
   </w:p>
@@ -13094,7 +12959,7 @@
 <w:ftr xmlns:wpc="http://schemas.microsoft.com/office/word/2010/wordprocessingCanvas" xmlns:cx="http://schemas.microsoft.com/office/drawing/2014/chartex" xmlns:cx1="http://schemas.microsoft.com/office/drawing/2015/9/8/chartex" xmlns:cx2="http://schemas.microsoft.com/office/drawing/2015/10/21/chartex" xmlns:cx3="http://schemas.microsoft.com/office/drawing/2016/5/9/chartex" xmlns:cx4="http://schemas.microsoft.com/office/drawing/2016/5/10/chartex" xmlns:cx5="http://schemas.microsoft.com/office/drawing/2016/5/11/chartex" xmlns:cx6="http://schemas.microsoft.com/office/drawing/2016/5/12/chartex" xmlns:cx7="http://schemas.microsoft.com/office/drawing/2016/5/13/chartex" xmlns:cx8="http://schemas.microsoft.com/office/drawing/2016/5/14/chartex" xmlns:mc="http://schemas.openxmlformats.org/markup-compatibility/2006" xmlns:aink="http://schemas.microsoft.com/office/drawing/2016/ink" xmlns:am3d="http://schemas.microsoft.com/office/drawing/2017/model3d" xmlns:o="urn:schemas-microsoft-com:office:office" xmlns:oel="http://schemas.microsoft.com/office/2019/extlst" xmlns:r="http://schemas.openxmlformats.org/officeDocument/2006/relationships" xmlns:m="http://schemas.openxmlformats.org/officeDocument/2006/math" xmlns:v="urn:schemas-microsoft-com:vml" xmlns:wp14="http://schemas.microsoft.com/office/word/2010/wordprocessingDrawing" xmlns:wp="http://schemas.openxmlformats.org/drawingml/2006/wordprocessingDrawing" xmlns:w10="urn:schemas-microsoft-com:office:word" xmlns:w="http://schemas.openxmlformats.org/wordprocessingml/2006/main" xmlns:w14="http://schemas.microsoft.com/office/word/2010/wordml" xmlns:w15="http://schemas.microsoft.com/office/word/2012/wordml" xmlns:w16cex="http://schemas.microsoft.com/office/word/2018/wordml/cex" xmlns:w16cid="http://schemas.microsoft.com/office/word/2016/wordml/cid" xmlns:w16="http://schemas.microsoft.com/office/word/2018/wordml" xmlns:w16du="http://schemas.microsoft.com/office/word/2023/wordml/word16du" xmlns:w16sdtdh="http://schemas.microsoft.com/office/word/2020/wordml/sdtdatahash" xmlns:w16sdtfl="http://schemas.microsoft.com/office/word/2024/wordml/sdtformatlock" xmlns:w16se="http://schemas.microsoft.com/office/word/2015/wordml/symex" xmlns:wpg="http://schemas.microsoft.com/office/word/2010/wordprocessingGroup" xmlns:wpi="http://schemas.microsoft.com/office/word/2010/wordprocessingInk" xmlns:wne="http://schemas.microsoft.com/office/word/2006/wordml" xmlns:wps="http://schemas.microsoft.com/office/word/2010/wordprocessingShape" mc:Ignorable="w14 w15 w16se w16cid w16 w16cex w16sdtdh w16sdtfl w16du wp14">
   <w:p>
     <w:pPr>
-      <w:pStyle w:val="Footer"/>
+      <w:pStyle w:val="ab"/>
     </w:pPr>
   </w:p>
 </w:ftr>
@@ -13104,7 +12969,7 @@
 <w:ftr xmlns:wpc="http://schemas.microsoft.com/office/word/2010/wordprocessingCanvas" xmlns:cx="http://schemas.microsoft.com/office/drawing/2014/chartex" xmlns:cx1="http://schemas.microsoft.com/office/drawing/2015/9/8/chartex" xmlns:cx2="http://schemas.microsoft.com/office/drawing/2015/10/21/chartex" xmlns:cx3="http://schemas.microsoft.com/office/drawing/2016/5/9/chartex" xmlns:cx4="http://schemas.microsoft.com/office/drawing/2016/5/10/chartex" xmlns:cx5="http://schemas.microsoft.com/office/drawing/2016/5/11/chartex" xmlns:cx6="http://schemas.microsoft.com/office/drawing/2016/5/12/chartex" xmlns:cx7="http://schemas.microsoft.com/office/drawing/2016/5/13/chartex" xmlns:cx8="http://schemas.microsoft.com/office/drawing/2016/5/14/chartex" xmlns:mc="http://schemas.openxmlformats.org/markup-compatibility/2006" xmlns:aink="http://schemas.microsoft.com/office/drawing/2016/ink" xmlns:am3d="http://schemas.microsoft.com/office/drawing/2017/model3d" xmlns:o="urn:schemas-microsoft-com:office:office" xmlns:oel="http://schemas.microsoft.com/office/2019/extlst" xmlns:r="http://schemas.openxmlformats.org/officeDocument/2006/relationships" xmlns:m="http://schemas.openxmlformats.org/officeDocument/2006/math" xmlns:v="urn:schemas-microsoft-com:vml" xmlns:wp14="http://schemas.microsoft.com/office/word/2010/wordprocessingDrawing" xmlns:wp="http://schemas.openxmlformats.org/drawingml/2006/wordprocessingDrawing" xmlns:w10="urn:schemas-microsoft-com:office:word" xmlns:w="http://schemas.openxmlformats.org/wordprocessingml/2006/main" xmlns:w14="http://schemas.microsoft.com/office/word/2010/wordml" xmlns:w15="http://schemas.microsoft.com/office/word/2012/wordml" xmlns:w16cex="http://schemas.microsoft.com/office/word/2018/wordml/cex" xmlns:w16cid="http://schemas.microsoft.com/office/word/2016/wordml/cid" xmlns:w16="http://schemas.microsoft.com/office/word/2018/wordml" xmlns:w16du="http://schemas.microsoft.com/office/word/2023/wordml/word16du" xmlns:w16sdtdh="http://schemas.microsoft.com/office/word/2020/wordml/sdtdatahash" xmlns:w16sdtfl="http://schemas.microsoft.com/office/word/2024/wordml/sdtformatlock" xmlns:w16se="http://schemas.microsoft.com/office/word/2015/wordml/symex" xmlns:wpg="http://schemas.microsoft.com/office/word/2010/wordprocessingGroup" xmlns:wpi="http://schemas.microsoft.com/office/word/2010/wordprocessingInk" xmlns:wne="http://schemas.microsoft.com/office/word/2006/wordml" xmlns:wps="http://schemas.microsoft.com/office/word/2010/wordprocessingShape" mc:Ignorable="w14 w15 w16se w16cid w16 w16cex w16sdtdh w16sdtfl w16du wp14">
   <w:p>
     <w:pPr>
-      <w:pStyle w:val="Footer"/>
+      <w:pStyle w:val="ab"/>
       <w:jc w:val="center"/>
     </w:pPr>
     <w:r>
@@ -13129,7 +12994,7 @@
   </w:p>
   <w:p>
     <w:pPr>
-      <w:pStyle w:val="Footer"/>
+      <w:pStyle w:val="ab"/>
     </w:pPr>
   </w:p>
 </w:ftr>
@@ -13158,7 +13023,7 @@
 <w:hdr xmlns:wpc="http://schemas.microsoft.com/office/word/2010/wordprocessingCanvas" xmlns:cx="http://schemas.microsoft.com/office/drawing/2014/chartex" xmlns:cx1="http://schemas.microsoft.com/office/drawing/2015/9/8/chartex" xmlns:cx2="http://schemas.microsoft.com/office/drawing/2015/10/21/chartex" xmlns:cx3="http://schemas.microsoft.com/office/drawing/2016/5/9/chartex" xmlns:cx4="http://schemas.microsoft.com/office/drawing/2016/5/10/chartex" xmlns:cx5="http://schemas.microsoft.com/office/drawing/2016/5/11/chartex" xmlns:cx6="http://schemas.microsoft.com/office/drawing/2016/5/12/chartex" xmlns:cx7="http://schemas.microsoft.com/office/drawing/2016/5/13/chartex" xmlns:cx8="http://schemas.microsoft.com/office/drawing/2016/5/14/chartex" xmlns:mc="http://schemas.openxmlformats.org/markup-compatibility/2006" xmlns:aink="http://schemas.microsoft.com/office/drawing/2016/ink" xmlns:am3d="http://schemas.microsoft.com/office/drawing/2017/model3d" xmlns:o="urn:schemas-microsoft-com:office:office" xmlns:oel="http://schemas.microsoft.com/office/2019/extlst" xmlns:r="http://schemas.openxmlformats.org/officeDocument/2006/relationships" xmlns:m="http://schemas.openxmlformats.org/officeDocument/2006/math" xmlns:v="urn:schemas-microsoft-com:vml" xmlns:wp14="http://schemas.microsoft.com/office/word/2010/wordprocessingDrawing" xmlns:wp="http://schemas.openxmlformats.org/drawingml/2006/wordprocessingDrawing" xmlns:w10="urn:schemas-microsoft-com:office:word" xmlns:w="http://schemas.openxmlformats.org/wordprocessingml/2006/main" xmlns:w14="http://schemas.microsoft.com/office/word/2010/wordml" xmlns:w15="http://schemas.microsoft.com/office/word/2012/wordml" xmlns:w16cex="http://schemas.microsoft.com/office/word/2018/wordml/cex" xmlns:w16cid="http://schemas.microsoft.com/office/word/2016/wordml/cid" xmlns:w16="http://schemas.microsoft.com/office/word/2018/wordml" xmlns:w16du="http://schemas.microsoft.com/office/word/2023/wordml/word16du" xmlns:w16sdtdh="http://schemas.microsoft.com/office/word/2020/wordml/sdtdatahash" xmlns:w16sdtfl="http://schemas.microsoft.com/office/word/2024/wordml/sdtformatlock" xmlns:w16se="http://schemas.microsoft.com/office/word/2015/wordml/symex" xmlns:wpg="http://schemas.microsoft.com/office/word/2010/wordprocessingGroup" xmlns:wpi="http://schemas.microsoft.com/office/word/2010/wordprocessingInk" xmlns:wne="http://schemas.microsoft.com/office/word/2006/wordml" xmlns:wps="http://schemas.microsoft.com/office/word/2010/wordprocessingShape" mc:Ignorable="w14 w15 w16se w16cid w16 w16cex w16sdtdh w16sdtfl w16du wp14">
   <w:p>
     <w:pPr>
-      <w:pStyle w:val="Header"/>
+      <w:pStyle w:val="a8"/>
     </w:pPr>
     <w:r>
       <w:rPr>
@@ -13174,7 +13039,7 @@
 <w:hdr xmlns:wpc="http://schemas.microsoft.com/office/word/2010/wordprocessingCanvas" xmlns:cx="http://schemas.microsoft.com/office/drawing/2014/chartex" xmlns:cx1="http://schemas.microsoft.com/office/drawing/2015/9/8/chartex" xmlns:cx2="http://schemas.microsoft.com/office/drawing/2015/10/21/chartex" xmlns:cx3="http://schemas.microsoft.com/office/drawing/2016/5/9/chartex" xmlns:cx4="http://schemas.microsoft.com/office/drawing/2016/5/10/chartex" xmlns:cx5="http://schemas.microsoft.com/office/drawing/2016/5/11/chartex" xmlns:cx6="http://schemas.microsoft.com/office/drawing/2016/5/12/chartex" xmlns:cx7="http://schemas.microsoft.com/office/drawing/2016/5/13/chartex" xmlns:cx8="http://schemas.microsoft.com/office/drawing/2016/5/14/chartex" xmlns:mc="http://schemas.openxmlformats.org/markup-compatibility/2006" xmlns:aink="http://schemas.microsoft.com/office/drawing/2016/ink" xmlns:am3d="http://schemas.microsoft.com/office/drawing/2017/model3d" xmlns:o="urn:schemas-microsoft-com:office:office" xmlns:oel="http://schemas.microsoft.com/office/2019/extlst" xmlns:r="http://schemas.openxmlformats.org/officeDocument/2006/relationships" xmlns:m="http://schemas.openxmlformats.org/officeDocument/2006/math" xmlns:v="urn:schemas-microsoft-com:vml" xmlns:wp14="http://schemas.microsoft.com/office/word/2010/wordprocessingDrawing" xmlns:wp="http://schemas.openxmlformats.org/drawingml/2006/wordprocessingDrawing" xmlns:w10="urn:schemas-microsoft-com:office:word" xmlns:w="http://schemas.openxmlformats.org/wordprocessingml/2006/main" xmlns:w14="http://schemas.microsoft.com/office/word/2010/wordml" xmlns:w15="http://schemas.microsoft.com/office/word/2012/wordml" xmlns:w16cex="http://schemas.microsoft.com/office/word/2018/wordml/cex" xmlns:w16cid="http://schemas.microsoft.com/office/word/2016/wordml/cid" xmlns:w16="http://schemas.microsoft.com/office/word/2018/wordml" xmlns:w16du="http://schemas.microsoft.com/office/word/2023/wordml/word16du" xmlns:w16sdtdh="http://schemas.microsoft.com/office/word/2020/wordml/sdtdatahash" xmlns:w16sdtfl="http://schemas.microsoft.com/office/word/2024/wordml/sdtformatlock" xmlns:w16se="http://schemas.microsoft.com/office/word/2015/wordml/symex" xmlns:wpg="http://schemas.microsoft.com/office/word/2010/wordprocessingGroup" xmlns:wpi="http://schemas.microsoft.com/office/word/2010/wordprocessingInk" xmlns:wne="http://schemas.microsoft.com/office/word/2006/wordml" xmlns:wps="http://schemas.microsoft.com/office/word/2010/wordprocessingShape" mc:Ignorable="w14 w15 w16se w16cid w16 w16cex w16sdtdh w16sdtfl w16du wp14">
   <w:p>
     <w:pPr>
-      <w:pStyle w:val="Header"/>
+      <w:pStyle w:val="a8"/>
       <w:rPr>
         <w:sz w:val="21"/>
         <w:szCs w:val="21"/>
@@ -13626,7 +13491,7 @@
         <w:ind w:left="420" w:hanging="420"/>
       </w:pPr>
       <w:rPr>
-        <w:rFonts w:ascii="Times New Roman" w:eastAsia="SimSun" w:hAnsi="Times New Roman" w:hint="default"/>
+        <w:rFonts w:ascii="Times New Roman" w:eastAsia="宋体" w:hAnsi="Times New Roman" w:hint="default"/>
         <w:color w:val="000000" w:themeColor="text1"/>
         <w:sz w:val="24"/>
       </w:rPr>
@@ -13640,7 +13505,7 @@
         <w:ind w:left="420" w:hanging="420"/>
       </w:pPr>
       <w:rPr>
-        <w:rFonts w:ascii="Times New Roman" w:eastAsia="SimSun" w:hAnsi="Times New Roman" w:hint="default"/>
+        <w:rFonts w:ascii="Times New Roman" w:eastAsia="宋体" w:hAnsi="Times New Roman" w:hint="default"/>
         <w:color w:val="000000" w:themeColor="text1"/>
         <w:sz w:val="24"/>
       </w:rPr>
@@ -13654,7 +13519,7 @@
         <w:ind w:left="720" w:hanging="720"/>
       </w:pPr>
       <w:rPr>
-        <w:rFonts w:ascii="Times New Roman" w:eastAsia="SimSun" w:hAnsi="Times New Roman" w:hint="default"/>
+        <w:rFonts w:ascii="Times New Roman" w:eastAsia="宋体" w:hAnsi="Times New Roman" w:hint="default"/>
         <w:color w:val="000000" w:themeColor="text1"/>
         <w:sz w:val="24"/>
       </w:rPr>
@@ -13668,7 +13533,7 @@
         <w:ind w:left="720" w:hanging="720"/>
       </w:pPr>
       <w:rPr>
-        <w:rFonts w:ascii="Times New Roman" w:eastAsia="SimSun" w:hAnsi="Times New Roman" w:hint="default"/>
+        <w:rFonts w:ascii="Times New Roman" w:eastAsia="宋体" w:hAnsi="Times New Roman" w:hint="default"/>
         <w:color w:val="000000" w:themeColor="text1"/>
         <w:sz w:val="24"/>
       </w:rPr>
@@ -13682,7 +13547,7 @@
         <w:ind w:left="1080" w:hanging="1080"/>
       </w:pPr>
       <w:rPr>
-        <w:rFonts w:ascii="Times New Roman" w:eastAsia="SimSun" w:hAnsi="Times New Roman" w:hint="default"/>
+        <w:rFonts w:ascii="Times New Roman" w:eastAsia="宋体" w:hAnsi="Times New Roman" w:hint="default"/>
         <w:color w:val="000000" w:themeColor="text1"/>
         <w:sz w:val="24"/>
       </w:rPr>
@@ -13696,7 +13561,7 @@
         <w:ind w:left="1080" w:hanging="1080"/>
       </w:pPr>
       <w:rPr>
-        <w:rFonts w:ascii="Times New Roman" w:eastAsia="SimSun" w:hAnsi="Times New Roman" w:hint="default"/>
+        <w:rFonts w:ascii="Times New Roman" w:eastAsia="宋体" w:hAnsi="Times New Roman" w:hint="default"/>
         <w:color w:val="000000" w:themeColor="text1"/>
         <w:sz w:val="24"/>
       </w:rPr>
@@ -13710,7 +13575,7 @@
         <w:ind w:left="1440" w:hanging="1440"/>
       </w:pPr>
       <w:rPr>
-        <w:rFonts w:ascii="Times New Roman" w:eastAsia="SimSun" w:hAnsi="Times New Roman" w:hint="default"/>
+        <w:rFonts w:ascii="Times New Roman" w:eastAsia="宋体" w:hAnsi="Times New Roman" w:hint="default"/>
         <w:color w:val="000000" w:themeColor="text1"/>
         <w:sz w:val="24"/>
       </w:rPr>
@@ -13724,7 +13589,7 @@
         <w:ind w:left="1440" w:hanging="1440"/>
       </w:pPr>
       <w:rPr>
-        <w:rFonts w:ascii="Times New Roman" w:eastAsia="SimSun" w:hAnsi="Times New Roman" w:hint="default"/>
+        <w:rFonts w:ascii="Times New Roman" w:eastAsia="宋体" w:hAnsi="Times New Roman" w:hint="default"/>
         <w:color w:val="000000" w:themeColor="text1"/>
         <w:sz w:val="24"/>
       </w:rPr>
@@ -13738,7 +13603,7 @@
         <w:ind w:left="1800" w:hanging="1800"/>
       </w:pPr>
       <w:rPr>
-        <w:rFonts w:ascii="Times New Roman" w:eastAsia="SimSun" w:hAnsi="Times New Roman" w:hint="default"/>
+        <w:rFonts w:ascii="Times New Roman" w:eastAsia="宋体" w:hAnsi="Times New Roman" w:hint="default"/>
         <w:color w:val="000000" w:themeColor="text1"/>
         <w:sz w:val="24"/>
       </w:rPr>
@@ -14855,7 +14720,7 @@
   <w:docDefaults>
     <w:rPrDefault>
       <w:rPr>
-        <w:rFonts w:ascii="Times New Roman" w:eastAsia="SimSun" w:hAnsi="Times New Roman" w:cs="Times New Roman"/>
+        <w:rFonts w:ascii="Times New Roman" w:eastAsia="宋体" w:hAnsi="Times New Roman" w:cs="Times New Roman"/>
         <w:lang w:val="en-US" w:eastAsia="zh-CN" w:bidi="ar-SA"/>
       </w:rPr>
     </w:rPrDefault>
@@ -14874,7 +14739,7 @@
     <w:lsdException w:name="heading 9" w:semiHidden="1" w:unhideWhenUsed="1" w:qFormat="1"/>
     <w:lsdException w:name="toc 1" w:semiHidden="1" w:uiPriority="39"/>
     <w:lsdException w:name="toc 2" w:semiHidden="1" w:uiPriority="39"/>
-    <w:lsdException w:name="toc 3" w:qFormat="1"/>
+    <w:lsdException w:name="toc 3" w:uiPriority="39" w:qFormat="1"/>
     <w:lsdException w:name="annotation text" w:semiHidden="1" w:qFormat="1"/>
     <w:lsdException w:name="footer" w:uiPriority="99"/>
     <w:lsdException w:name="caption" w:semiHidden="1" w:unhideWhenUsed="1" w:qFormat="1"/>
@@ -15155,7 +15020,7 @@
     <w:lsdException w:name="Unresolved Mention" w:semiHidden="1" w:uiPriority="99" w:unhideWhenUsed="1"/>
     <w:lsdException w:name="Smart Link" w:semiHidden="1" w:uiPriority="99" w:unhideWhenUsed="1"/>
   </w:latentStyles>
-  <w:style w:type="paragraph" w:default="1" w:styleId="Normal">
+  <w:style w:type="paragraph" w:default="1" w:styleId="a">
     <w:name w:val="Normal"/>
     <w:qFormat/>
     <w:pPr>
@@ -15168,11 +15033,11 @@
       <w:szCs w:val="24"/>
     </w:rPr>
   </w:style>
-  <w:style w:type="paragraph" w:styleId="Heading1">
+  <w:style w:type="paragraph" w:styleId="1">
     <w:name w:val="heading 1"/>
-    <w:basedOn w:val="Normal"/>
-    <w:next w:val="Normal"/>
-    <w:link w:val="Heading1Char"/>
+    <w:basedOn w:val="a"/>
+    <w:next w:val="a"/>
+    <w:link w:val="10"/>
     <w:qFormat/>
     <w:pPr>
       <w:keepNext/>
@@ -15188,11 +15053,11 @@
       <w:szCs w:val="44"/>
     </w:rPr>
   </w:style>
-  <w:style w:type="paragraph" w:styleId="Heading2">
+  <w:style w:type="paragraph" w:styleId="2">
     <w:name w:val="heading 2"/>
-    <w:basedOn w:val="Normal"/>
-    <w:next w:val="Normal"/>
-    <w:link w:val="Heading2Char"/>
+    <w:basedOn w:val="a"/>
+    <w:next w:val="a"/>
+    <w:link w:val="20"/>
     <w:qFormat/>
     <w:pPr>
       <w:keepNext/>
@@ -15201,19 +15066,18 @@
       <w:outlineLvl w:val="1"/>
     </w:pPr>
     <w:rPr>
-      <w:rFonts w:ascii="Arial" w:eastAsia="SimHei" w:hAnsi="Arial"/>
+      <w:rFonts w:ascii="Arial" w:eastAsia="黑体" w:hAnsi="Arial"/>
       <w:b/>
       <w:bCs/>
       <w:sz w:val="32"/>
       <w:szCs w:val="32"/>
     </w:rPr>
   </w:style>
-  <w:style w:type="paragraph" w:styleId="Heading3">
+  <w:style w:type="paragraph" w:styleId="3">
     <w:name w:val="heading 3"/>
-    <w:basedOn w:val="Normal"/>
-    <w:next w:val="Normal"/>
-    <w:link w:val="Heading3Char"/>
-    <w:semiHidden/>
+    <w:basedOn w:val="a"/>
+    <w:next w:val="a"/>
+    <w:link w:val="30"/>
     <w:unhideWhenUsed/>
     <w:qFormat/>
     <w:rsid w:val="00A8053E"/>
@@ -15230,11 +15094,11 @@
       <w:szCs w:val="32"/>
     </w:rPr>
   </w:style>
-  <w:style w:type="paragraph" w:styleId="Heading4">
+  <w:style w:type="paragraph" w:styleId="4">
     <w:name w:val="heading 4"/>
-    <w:basedOn w:val="Normal"/>
-    <w:next w:val="Normal"/>
-    <w:link w:val="Heading4Char"/>
+    <w:basedOn w:val="a"/>
+    <w:next w:val="a"/>
+    <w:link w:val="40"/>
     <w:semiHidden/>
     <w:unhideWhenUsed/>
     <w:qFormat/>
@@ -15253,13 +15117,13 @@
       <w:szCs w:val="28"/>
     </w:rPr>
   </w:style>
-  <w:style w:type="character" w:default="1" w:styleId="DefaultParagraphFont">
+  <w:style w:type="character" w:default="1" w:styleId="a0">
     <w:name w:val="Default Paragraph Font"/>
     <w:uiPriority w:val="1"/>
     <w:semiHidden/>
     <w:unhideWhenUsed/>
   </w:style>
-  <w:style w:type="table" w:default="1" w:styleId="TableNormal">
+  <w:style w:type="table" w:default="1" w:styleId="a1">
     <w:name w:val="Normal Table"/>
     <w:uiPriority w:val="99"/>
     <w:semiHidden/>
@@ -15274,7 +15138,7 @@
       </w:tblCellMar>
     </w:tblPr>
   </w:style>
-  <w:style w:type="numbering" w:default="1" w:styleId="NoList">
+  <w:style w:type="numbering" w:default="1" w:styleId="a2">
     <w:name w:val="No List"/>
     <w:uiPriority w:val="99"/>
     <w:semiHidden/>
@@ -15289,20 +15153,20 @@
       <w:color w:val="FF3300"/>
     </w:rPr>
   </w:style>
-  <w:style w:type="character" w:styleId="PageNumber">
+  <w:style w:type="character" w:styleId="a3">
     <w:name w:val="page number"/>
-    <w:basedOn w:val="DefaultParagraphFont"/>
+    <w:basedOn w:val="a0"/>
   </w:style>
-  <w:style w:type="character" w:customStyle="1" w:styleId="BalloonTextChar">
-    <w:name w:val="Balloon Text Char"/>
-    <w:link w:val="BalloonText"/>
+  <w:style w:type="character" w:customStyle="1" w:styleId="a4">
+    <w:name w:val="批注框文本 字符"/>
+    <w:link w:val="a5"/>
     <w:rPr>
       <w:kern w:val="2"/>
       <w:sz w:val="18"/>
       <w:szCs w:val="18"/>
     </w:rPr>
   </w:style>
-  <w:style w:type="character" w:styleId="Hyperlink">
+  <w:style w:type="character" w:styleId="a6">
     <w:name w:val="Hyperlink"/>
     <w:rPr>
       <w:color w:val="0000FF"/>
@@ -15311,43 +15175,44 @@
   </w:style>
   <w:style w:type="paragraph" w:styleId="TOC1">
     <w:name w:val="toc 1"/>
-    <w:basedOn w:val="Normal"/>
-    <w:next w:val="Normal"/>
+    <w:basedOn w:val="a"/>
+    <w:next w:val="a"/>
     <w:uiPriority w:val="39"/>
     <w:pPr>
       <w:spacing w:line="360" w:lineRule="auto"/>
     </w:pPr>
     <w:rPr>
-      <w:rFonts w:eastAsia="KaiTi_GB2312"/>
+      <w:rFonts w:eastAsia="楷体_GB2312"/>
       <w:sz w:val="24"/>
     </w:rPr>
   </w:style>
-  <w:style w:type="paragraph" w:styleId="NormalWeb">
+  <w:style w:type="paragraph" w:styleId="a7">
     <w:name w:val="Normal (Web)"/>
-    <w:basedOn w:val="Normal"/>
+    <w:basedOn w:val="a"/>
     <w:pPr>
       <w:widowControl/>
       <w:spacing w:before="100" w:beforeAutospacing="1" w:after="100" w:afterAutospacing="1"/>
       <w:jc w:val="left"/>
     </w:pPr>
     <w:rPr>
-      <w:rFonts w:ascii="SimSun" w:hAnsi="SimSun"/>
+      <w:rFonts w:ascii="宋体" w:hAnsi="宋体"/>
       <w:kern w:val="0"/>
       <w:sz w:val="24"/>
     </w:rPr>
   </w:style>
   <w:style w:type="paragraph" w:styleId="TOC3">
     <w:name w:val="toc 3"/>
-    <w:basedOn w:val="Normal"/>
-    <w:next w:val="Normal"/>
+    <w:basedOn w:val="a"/>
+    <w:next w:val="a"/>
+    <w:uiPriority w:val="39"/>
     <w:qFormat/>
     <w:pPr>
       <w:ind w:leftChars="400" w:left="400"/>
     </w:pPr>
   </w:style>
-  <w:style w:type="paragraph" w:styleId="Header">
+  <w:style w:type="paragraph" w:styleId="a8">
     <w:name w:val="header"/>
-    <w:basedOn w:val="Normal"/>
+    <w:basedOn w:val="a"/>
     <w:pPr>
       <w:pBdr>
         <w:bottom w:val="single" w:sz="6" w:space="1" w:color="auto"/>
@@ -15366,35 +15231,35 @@
   </w:style>
   <w:style w:type="paragraph" w:styleId="TOC2">
     <w:name w:val="toc 2"/>
-    <w:basedOn w:val="Normal"/>
-    <w:next w:val="Normal"/>
+    <w:basedOn w:val="a"/>
+    <w:next w:val="a"/>
     <w:uiPriority w:val="39"/>
     <w:pPr>
       <w:ind w:leftChars="200" w:left="420"/>
     </w:pPr>
   </w:style>
-  <w:style w:type="paragraph" w:styleId="CommentText">
+  <w:style w:type="paragraph" w:styleId="a9">
     <w:name w:val="annotation text"/>
-    <w:basedOn w:val="Normal"/>
-    <w:link w:val="CommentTextChar"/>
+    <w:basedOn w:val="a"/>
+    <w:link w:val="aa"/>
     <w:qFormat/>
     <w:pPr>
       <w:jc w:val="left"/>
     </w:pPr>
   </w:style>
-  <w:style w:type="paragraph" w:styleId="BalloonText">
+  <w:style w:type="paragraph" w:styleId="a5">
     <w:name w:val="Balloon Text"/>
-    <w:basedOn w:val="Normal"/>
-    <w:link w:val="BalloonTextChar"/>
+    <w:basedOn w:val="a"/>
+    <w:link w:val="a4"/>
     <w:rPr>
       <w:sz w:val="18"/>
       <w:szCs w:val="18"/>
     </w:rPr>
   </w:style>
-  <w:style w:type="paragraph" w:styleId="Footer">
+  <w:style w:type="paragraph" w:styleId="ab">
     <w:name w:val="footer"/>
-    <w:basedOn w:val="Normal"/>
-    <w:link w:val="FooterChar"/>
+    <w:basedOn w:val="a"/>
+    <w:link w:val="ac"/>
     <w:uiPriority w:val="99"/>
     <w:pPr>
       <w:tabs>
@@ -15409,9 +15274,9 @@
       <w:szCs w:val="18"/>
     </w:rPr>
   </w:style>
-  <w:style w:type="character" w:customStyle="1" w:styleId="Heading1Char">
-    <w:name w:val="Heading 1 Char"/>
-    <w:link w:val="Heading1"/>
+  <w:style w:type="character" w:customStyle="1" w:styleId="10">
+    <w:name w:val="标题 1 字符"/>
+    <w:link w:val="1"/>
     <w:rsid w:val="00205C08"/>
     <w:rPr>
       <w:b/>
@@ -15421,12 +15286,12 @@
       <w:szCs w:val="44"/>
     </w:rPr>
   </w:style>
-  <w:style w:type="character" w:customStyle="1" w:styleId="Heading2Char">
-    <w:name w:val="Heading 2 Char"/>
-    <w:link w:val="Heading2"/>
+  <w:style w:type="character" w:customStyle="1" w:styleId="20">
+    <w:name w:val="标题 2 字符"/>
+    <w:link w:val="2"/>
     <w:rsid w:val="00205C08"/>
     <w:rPr>
-      <w:rFonts w:ascii="Arial" w:eastAsia="SimHei" w:hAnsi="Arial"/>
+      <w:rFonts w:ascii="Arial" w:eastAsia="黑体" w:hAnsi="Arial"/>
       <w:b/>
       <w:bCs/>
       <w:kern w:val="2"/>
@@ -15434,25 +15299,25 @@
       <w:szCs w:val="32"/>
     </w:rPr>
   </w:style>
-  <w:style w:type="paragraph" w:customStyle="1" w:styleId="a">
+  <w:style w:type="paragraph" w:customStyle="1" w:styleId="ad">
     <w:name w:val="图表标题"/>
-    <w:basedOn w:val="Normal"/>
-    <w:next w:val="Normal"/>
+    <w:basedOn w:val="a"/>
+    <w:next w:val="a"/>
     <w:rsid w:val="00205C08"/>
     <w:pPr>
       <w:widowControl/>
       <w:jc w:val="center"/>
     </w:pPr>
     <w:rPr>
-      <w:rFonts w:eastAsia="SimHei"/>
+      <w:rFonts w:eastAsia="黑体"/>
       <w:kern w:val="0"/>
       <w:szCs w:val="20"/>
     </w:rPr>
   </w:style>
-  <w:style w:type="paragraph" w:customStyle="1" w:styleId="a0">
+  <w:style w:type="paragraph" w:customStyle="1" w:styleId="ae">
     <w:name w:val="图表文字"/>
-    <w:basedOn w:val="Normal"/>
-    <w:next w:val="Normal"/>
+    <w:basedOn w:val="a"/>
+    <w:next w:val="a"/>
     <w:rsid w:val="00205C08"/>
     <w:pPr>
       <w:keepNext/>
@@ -15464,7 +15329,7 @@
       <w:szCs w:val="20"/>
     </w:rPr>
   </w:style>
-  <w:style w:type="character" w:styleId="CommentReference">
+  <w:style w:type="character" w:styleId="af">
     <w:name w:val="annotation reference"/>
     <w:rsid w:val="00205C08"/>
     <w:rPr>
@@ -15472,9 +15337,9 @@
       <w:szCs w:val="21"/>
     </w:rPr>
   </w:style>
-  <w:style w:type="character" w:customStyle="1" w:styleId="CommentTextChar">
-    <w:name w:val="Comment Text Char"/>
-    <w:link w:val="CommentText"/>
+  <w:style w:type="character" w:customStyle="1" w:styleId="aa">
+    <w:name w:val="批注文字 字符"/>
+    <w:link w:val="a9"/>
     <w:rsid w:val="00205C08"/>
     <w:rPr>
       <w:kern w:val="2"/>
@@ -15482,20 +15347,20 @@
       <w:szCs w:val="24"/>
     </w:rPr>
   </w:style>
-  <w:style w:type="paragraph" w:styleId="CommentSubject">
+  <w:style w:type="paragraph" w:styleId="af0">
     <w:name w:val="annotation subject"/>
-    <w:basedOn w:val="CommentText"/>
-    <w:next w:val="CommentText"/>
-    <w:link w:val="CommentSubjectChar"/>
+    <w:basedOn w:val="a9"/>
+    <w:next w:val="a9"/>
+    <w:link w:val="af1"/>
     <w:rsid w:val="008E479C"/>
     <w:rPr>
       <w:b/>
       <w:bCs/>
     </w:rPr>
   </w:style>
-  <w:style w:type="character" w:customStyle="1" w:styleId="CommentSubjectChar">
-    <w:name w:val="Comment Subject Char"/>
-    <w:link w:val="CommentSubject"/>
+  <w:style w:type="character" w:customStyle="1" w:styleId="af1">
+    <w:name w:val="批注主题 字符"/>
+    <w:link w:val="af0"/>
     <w:rsid w:val="008E479C"/>
     <w:rPr>
       <w:b/>
@@ -15505,9 +15370,9 @@
       <w:szCs w:val="24"/>
     </w:rPr>
   </w:style>
-  <w:style w:type="table" w:styleId="TableGrid">
+  <w:style w:type="table" w:styleId="af2">
     <w:name w:val="Table Grid"/>
-    <w:basedOn w:val="TableNormal"/>
+    <w:basedOn w:val="a1"/>
     <w:rsid w:val="00DC1EA7"/>
     <w:tblPr>
       <w:tblBorders>
@@ -15520,9 +15385,9 @@
       </w:tblBorders>
     </w:tblPr>
   </w:style>
-  <w:style w:type="character" w:customStyle="1" w:styleId="FooterChar">
-    <w:name w:val="Footer Char"/>
-    <w:link w:val="Footer"/>
+  <w:style w:type="character" w:customStyle="1" w:styleId="ac">
+    <w:name w:val="页脚 字符"/>
+    <w:link w:val="ab"/>
     <w:uiPriority w:val="99"/>
     <w:rsid w:val="00B81B21"/>
     <w:rPr>
@@ -15531,11 +15396,10 @@
       <w:szCs w:val="18"/>
     </w:rPr>
   </w:style>
-  <w:style w:type="character" w:customStyle="1" w:styleId="Heading3Char">
-    <w:name w:val="Heading 3 Char"/>
-    <w:basedOn w:val="DefaultParagraphFont"/>
-    <w:link w:val="Heading3"/>
-    <w:semiHidden/>
+  <w:style w:type="character" w:customStyle="1" w:styleId="30">
+    <w:name w:val="标题 3 字符"/>
+    <w:basedOn w:val="a0"/>
+    <w:link w:val="3"/>
     <w:rsid w:val="00A8053E"/>
     <w:rPr>
       <w:b/>
@@ -15545,9 +15409,9 @@
       <w:szCs w:val="32"/>
     </w:rPr>
   </w:style>
-  <w:style w:type="paragraph" w:styleId="ListParagraph">
+  <w:style w:type="paragraph" w:styleId="af3">
     <w:name w:val="List Paragraph"/>
-    <w:basedOn w:val="Normal"/>
+    <w:basedOn w:val="a"/>
     <w:uiPriority w:val="99"/>
     <w:qFormat/>
     <w:rsid w:val="00710FCE"/>
@@ -15555,11 +15419,11 @@
       <w:ind w:firstLineChars="200" w:firstLine="420"/>
     </w:pPr>
   </w:style>
-  <w:style w:type="paragraph" w:styleId="Subtitle">
+  <w:style w:type="paragraph" w:styleId="af4">
     <w:name w:val="Subtitle"/>
-    <w:basedOn w:val="Normal"/>
-    <w:next w:val="Normal"/>
-    <w:link w:val="SubtitleChar"/>
+    <w:basedOn w:val="a"/>
+    <w:next w:val="a"/>
+    <w:link w:val="af5"/>
     <w:qFormat/>
     <w:rsid w:val="00710FCE"/>
     <w:pPr>
@@ -15576,10 +15440,10 @@
       <w:szCs w:val="32"/>
     </w:rPr>
   </w:style>
-  <w:style w:type="character" w:customStyle="1" w:styleId="SubtitleChar">
-    <w:name w:val="Subtitle Char"/>
-    <w:basedOn w:val="DefaultParagraphFont"/>
-    <w:link w:val="Subtitle"/>
+  <w:style w:type="character" w:customStyle="1" w:styleId="af5">
+    <w:name w:val="副标题 字符"/>
+    <w:basedOn w:val="a0"/>
+    <w:link w:val="af4"/>
     <w:rsid w:val="00710FCE"/>
     <w:rPr>
       <w:rFonts w:asciiTheme="minorHAnsi" w:eastAsiaTheme="minorEastAsia" w:hAnsiTheme="minorHAnsi" w:cstheme="minorBidi"/>
@@ -15590,9 +15454,9 @@
       <w:szCs w:val="32"/>
     </w:rPr>
   </w:style>
-  <w:style w:type="character" w:styleId="Strong">
+  <w:style w:type="character" w:styleId="af6">
     <w:name w:val="Strong"/>
-    <w:basedOn w:val="DefaultParagraphFont"/>
+    <w:basedOn w:val="a0"/>
     <w:qFormat/>
     <w:rsid w:val="00710FCE"/>
     <w:rPr>
@@ -15600,9 +15464,9 @@
       <w:bCs/>
     </w:rPr>
   </w:style>
-  <w:style w:type="character" w:styleId="SubtleEmphasis">
+  <w:style w:type="character" w:styleId="af7">
     <w:name w:val="Subtle Emphasis"/>
-    <w:basedOn w:val="DefaultParagraphFont"/>
+    <w:basedOn w:val="a0"/>
     <w:uiPriority w:val="19"/>
     <w:qFormat/>
     <w:rsid w:val="00710FCE"/>
@@ -15612,9 +15476,9 @@
       <w:color w:val="404040" w:themeColor="text1" w:themeTint="BF"/>
     </w:rPr>
   </w:style>
-  <w:style w:type="character" w:styleId="IntenseEmphasis">
+  <w:style w:type="character" w:styleId="af8">
     <w:name w:val="Intense Emphasis"/>
-    <w:basedOn w:val="DefaultParagraphFont"/>
+    <w:basedOn w:val="a0"/>
     <w:uiPriority w:val="21"/>
     <w:qFormat/>
     <w:rsid w:val="00710FCE"/>
@@ -15624,9 +15488,9 @@
       <w:color w:val="4472C4" w:themeColor="accent1"/>
     </w:rPr>
   </w:style>
-  <w:style w:type="character" w:styleId="IntenseReference">
+  <w:style w:type="character" w:styleId="af9">
     <w:name w:val="Intense Reference"/>
-    <w:basedOn w:val="DefaultParagraphFont"/>
+    <w:basedOn w:val="a0"/>
     <w:uiPriority w:val="32"/>
     <w:qFormat/>
     <w:rsid w:val="00710FCE"/>
@@ -15638,9 +15502,9 @@
       <w:spacing w:val="5"/>
     </w:rPr>
   </w:style>
-  <w:style w:type="character" w:styleId="BookTitle">
+  <w:style w:type="character" w:styleId="afa">
     <w:name w:val="Book Title"/>
-    <w:basedOn w:val="DefaultParagraphFont"/>
+    <w:basedOn w:val="a0"/>
     <w:uiPriority w:val="33"/>
     <w:qFormat/>
     <w:rsid w:val="00710FCE"/>
@@ -15652,24 +15516,24 @@
       <w:spacing w:val="5"/>
     </w:rPr>
   </w:style>
-  <w:style w:type="paragraph" w:customStyle="1" w:styleId="1">
+  <w:style w:type="paragraph" w:customStyle="1" w:styleId="11">
     <w:name w:val="样式1"/>
-    <w:basedOn w:val="Heading2"/>
+    <w:basedOn w:val="2"/>
     <w:qFormat/>
     <w:rsid w:val="00710FCE"/>
     <w:pPr>
       <w:spacing w:beforeLines="50" w:before="156" w:afterLines="50" w:after="156" w:line="240" w:lineRule="auto"/>
     </w:pPr>
     <w:rPr>
-      <w:rFonts w:ascii="SimHei" w:hAnsi="SimHei"/>
+      <w:rFonts w:ascii="黑体" w:hAnsi="黑体"/>
       <w:b w:val="0"/>
       <w:sz w:val="24"/>
       <w:szCs w:val="24"/>
     </w:rPr>
   </w:style>
-  <w:style w:type="character" w:styleId="UnresolvedMention">
+  <w:style w:type="character" w:styleId="afb">
     <w:name w:val="Unresolved Mention"/>
-    <w:basedOn w:val="DefaultParagraphFont"/>
+    <w:basedOn w:val="a0"/>
     <w:uiPriority w:val="99"/>
     <w:semiHidden/>
     <w:unhideWhenUsed/>
@@ -15679,10 +15543,10 @@
       <w:shd w:val="clear" w:color="auto" w:fill="E1DFDD"/>
     </w:rPr>
   </w:style>
-  <w:style w:type="character" w:customStyle="1" w:styleId="Heading4Char">
-    <w:name w:val="Heading 4 Char"/>
-    <w:basedOn w:val="DefaultParagraphFont"/>
-    <w:link w:val="Heading4"/>
+  <w:style w:type="character" w:customStyle="1" w:styleId="40">
+    <w:name w:val="标题 4 字符"/>
+    <w:basedOn w:val="a0"/>
+    <w:link w:val="4"/>
     <w:semiHidden/>
     <w:rsid w:val="000E2BDC"/>
     <w:rPr>
@@ -15694,10 +15558,10 @@
       <w:szCs w:val="28"/>
     </w:rPr>
   </w:style>
-  <w:style w:type="paragraph" w:styleId="BodyText">
+  <w:style w:type="paragraph" w:styleId="afc">
     <w:name w:val="Body Text"/>
-    <w:basedOn w:val="Normal"/>
-    <w:link w:val="BodyTextChar"/>
+    <w:basedOn w:val="a"/>
+    <w:link w:val="afd"/>
     <w:qFormat/>
     <w:rsid w:val="007427B4"/>
     <w:pPr>
@@ -15712,10 +15576,10 @@
       <w:lang w:eastAsia="en-US"/>
     </w:rPr>
   </w:style>
-  <w:style w:type="character" w:customStyle="1" w:styleId="BodyTextChar">
-    <w:name w:val="Body Text Char"/>
-    <w:basedOn w:val="DefaultParagraphFont"/>
-    <w:link w:val="BodyText"/>
+  <w:style w:type="character" w:customStyle="1" w:styleId="afd">
+    <w:name w:val="正文文本 字符"/>
+    <w:basedOn w:val="a0"/>
+    <w:link w:val="afc"/>
     <w:rsid w:val="007427B4"/>
     <w:rPr>
       <w:rFonts w:asciiTheme="minorHAnsi" w:hAnsiTheme="minorHAnsi" w:cstheme="minorBidi"/>
@@ -15726,19 +15590,217 @@
   </w:style>
   <w:style w:type="paragraph" w:customStyle="1" w:styleId="FirstParagraph">
     <w:name w:val="First Paragraph"/>
-    <w:basedOn w:val="BodyText"/>
-    <w:next w:val="BodyText"/>
+    <w:basedOn w:val="afc"/>
+    <w:next w:val="afc"/>
     <w:qFormat/>
     <w:rsid w:val="007427B4"/>
   </w:style>
   <w:style w:type="paragraph" w:customStyle="1" w:styleId="Compact">
     <w:name w:val="Compact"/>
-    <w:basedOn w:val="BodyText"/>
+    <w:basedOn w:val="afc"/>
     <w:qFormat/>
     <w:rsid w:val="007427B4"/>
     <w:pPr>
       <w:spacing w:before="36" w:after="36"/>
     </w:pPr>
+  </w:style>
+  <w:style w:type="paragraph" w:styleId="afe">
+    <w:name w:val="Quote"/>
+    <w:basedOn w:val="a"/>
+    <w:next w:val="a"/>
+    <w:link w:val="aff"/>
+    <w:uiPriority w:val="99"/>
+    <w:qFormat/>
+    <w:rsid w:val="00E6173D"/>
+    <w:pPr>
+      <w:spacing w:before="200" w:after="160"/>
+      <w:ind w:left="864" w:right="864"/>
+      <w:jc w:val="center"/>
+    </w:pPr>
+    <w:rPr>
+      <w:i/>
+      <w:iCs/>
+      <w:color w:val="404040" w:themeColor="text1" w:themeTint="BF"/>
+    </w:rPr>
+  </w:style>
+  <w:style w:type="character" w:customStyle="1" w:styleId="aff">
+    <w:name w:val="引用 字符"/>
+    <w:basedOn w:val="a0"/>
+    <w:link w:val="afe"/>
+    <w:uiPriority w:val="99"/>
+    <w:rsid w:val="00E6173D"/>
+    <w:rPr>
+      <w:i/>
+      <w:iCs/>
+      <w:color w:val="404040" w:themeColor="text1" w:themeTint="BF"/>
+      <w:kern w:val="2"/>
+      <w:sz w:val="21"/>
+      <w:szCs w:val="24"/>
+    </w:rPr>
+  </w:style>
+  <w:style w:type="paragraph" w:styleId="aff0">
+    <w:name w:val="Intense Quote"/>
+    <w:basedOn w:val="a"/>
+    <w:next w:val="a"/>
+    <w:link w:val="aff1"/>
+    <w:uiPriority w:val="99"/>
+    <w:qFormat/>
+    <w:rsid w:val="00F25662"/>
+    <w:pPr>
+      <w:pBdr>
+        <w:top w:val="single" w:sz="4" w:space="10" w:color="4472C4" w:themeColor="accent1"/>
+        <w:bottom w:val="single" w:sz="4" w:space="10" w:color="4472C4" w:themeColor="accent1"/>
+      </w:pBdr>
+      <w:spacing w:before="360" w:after="360"/>
+      <w:ind w:left="864" w:right="864"/>
+      <w:jc w:val="center"/>
+    </w:pPr>
+    <w:rPr>
+      <w:i/>
+      <w:iCs/>
+      <w:color w:val="4472C4" w:themeColor="accent1"/>
+    </w:rPr>
+  </w:style>
+  <w:style w:type="character" w:customStyle="1" w:styleId="aff1">
+    <w:name w:val="明显引用 字符"/>
+    <w:basedOn w:val="a0"/>
+    <w:link w:val="aff0"/>
+    <w:uiPriority w:val="99"/>
+    <w:rsid w:val="00F25662"/>
+    <w:rPr>
+      <w:i/>
+      <w:iCs/>
+      <w:color w:val="4472C4" w:themeColor="accent1"/>
+      <w:kern w:val="2"/>
+      <w:sz w:val="21"/>
+      <w:szCs w:val="24"/>
+    </w:rPr>
+  </w:style>
+  <w:style w:type="paragraph" w:styleId="aff2">
+    <w:name w:val="Title"/>
+    <w:basedOn w:val="a"/>
+    <w:next w:val="a"/>
+    <w:link w:val="aff3"/>
+    <w:qFormat/>
+    <w:rsid w:val="00F25662"/>
+    <w:pPr>
+      <w:spacing w:before="240" w:after="60"/>
+      <w:jc w:val="center"/>
+      <w:outlineLvl w:val="0"/>
+    </w:pPr>
+    <w:rPr>
+      <w:rFonts w:asciiTheme="majorHAnsi" w:eastAsiaTheme="majorEastAsia" w:hAnsiTheme="majorHAnsi" w:cstheme="majorBidi"/>
+      <w:b/>
+      <w:bCs/>
+      <w:sz w:val="32"/>
+      <w:szCs w:val="32"/>
+    </w:rPr>
+  </w:style>
+  <w:style w:type="character" w:customStyle="1" w:styleId="aff3">
+    <w:name w:val="标题 字符"/>
+    <w:basedOn w:val="a0"/>
+    <w:link w:val="aff2"/>
+    <w:rsid w:val="00F25662"/>
+    <w:rPr>
+      <w:rFonts w:asciiTheme="majorHAnsi" w:eastAsiaTheme="majorEastAsia" w:hAnsiTheme="majorHAnsi" w:cstheme="majorBidi"/>
+      <w:b/>
+      <w:bCs/>
+      <w:kern w:val="2"/>
+      <w:sz w:val="32"/>
+      <w:szCs w:val="32"/>
+    </w:rPr>
+  </w:style>
+  <w:style w:type="character" w:styleId="aff4">
+    <w:name w:val="Smart Link"/>
+    <w:basedOn w:val="a0"/>
+    <w:uiPriority w:val="99"/>
+    <w:unhideWhenUsed/>
+    <w:rsid w:val="00926549"/>
+    <w:rPr>
+      <w:color w:val="0000FF"/>
+      <w:u w:val="single"/>
+      <w:shd w:val="clear" w:color="auto" w:fill="F3F2F1"/>
+    </w:rPr>
+  </w:style>
+  <w:style w:type="character" w:styleId="aff5">
+    <w:name w:val="endnote reference"/>
+    <w:basedOn w:val="a0"/>
+    <w:rsid w:val="00431739"/>
+    <w:rPr>
+      <w:vertAlign w:val="superscript"/>
+    </w:rPr>
+  </w:style>
+  <w:style w:type="paragraph" w:styleId="aff6">
+    <w:name w:val="endnote text"/>
+    <w:basedOn w:val="a"/>
+    <w:link w:val="aff7"/>
+    <w:rsid w:val="00431739"/>
+    <w:pPr>
+      <w:snapToGrid w:val="0"/>
+      <w:jc w:val="left"/>
+    </w:pPr>
+  </w:style>
+  <w:style w:type="character" w:customStyle="1" w:styleId="aff7">
+    <w:name w:val="尾注文本 字符"/>
+    <w:basedOn w:val="a0"/>
+    <w:link w:val="aff6"/>
+    <w:rsid w:val="00431739"/>
+    <w:rPr>
+      <w:kern w:val="2"/>
+      <w:sz w:val="21"/>
+      <w:szCs w:val="24"/>
+    </w:rPr>
+  </w:style>
+  <w:style w:type="paragraph" w:styleId="12">
+    <w:name w:val="index 1"/>
+    <w:basedOn w:val="a"/>
+    <w:next w:val="a"/>
+    <w:autoRedefine/>
+    <w:rsid w:val="00431739"/>
+  </w:style>
+  <w:style w:type="paragraph" w:styleId="aff8">
+    <w:name w:val="index heading"/>
+    <w:basedOn w:val="a"/>
+    <w:next w:val="12"/>
+    <w:rsid w:val="00431739"/>
+    <w:rPr>
+      <w:rFonts w:asciiTheme="majorHAnsi" w:eastAsiaTheme="majorEastAsia" w:hAnsiTheme="majorHAnsi" w:cstheme="majorBidi"/>
+      <w:b/>
+      <w:bCs/>
+    </w:rPr>
+  </w:style>
+  <w:style w:type="paragraph" w:styleId="aff9">
+    <w:name w:val="footnote text"/>
+    <w:basedOn w:val="a"/>
+    <w:link w:val="affa"/>
+    <w:rsid w:val="00431739"/>
+    <w:pPr>
+      <w:snapToGrid w:val="0"/>
+      <w:jc w:val="left"/>
+    </w:pPr>
+    <w:rPr>
+      <w:sz w:val="18"/>
+      <w:szCs w:val="18"/>
+    </w:rPr>
+  </w:style>
+  <w:style w:type="character" w:customStyle="1" w:styleId="affa">
+    <w:name w:val="脚注文本 字符"/>
+    <w:basedOn w:val="a0"/>
+    <w:link w:val="aff9"/>
+    <w:rsid w:val="00431739"/>
+    <w:rPr>
+      <w:kern w:val="2"/>
+      <w:sz w:val="18"/>
+      <w:szCs w:val="18"/>
+    </w:rPr>
+  </w:style>
+  <w:style w:type="character" w:styleId="affb">
+    <w:name w:val="footnote reference"/>
+    <w:basedOn w:val="a0"/>
+    <w:rsid w:val="00431739"/>
+    <w:rPr>
+      <w:vertAlign w:val="superscript"/>
+    </w:rPr>
   </w:style>
 </w:styles>
 </file>
@@ -16039,11 +16101,11 @@
 </file>
 
 <file path=customXml/item1.xml><?xml version="1.0" encoding="utf-8"?>
-<b:Sources xmlns:b="http://schemas.openxmlformats.org/officeDocument/2006/bibliography" xmlns="http://schemas.openxmlformats.org/officeDocument/2006/bibliography" SelectedStyle="\APASixthEditionOfficeOnline.xsl" StyleName="APA" Version="6"/>
+<b:Sources xmlns:b="http://schemas.openxmlformats.org/officeDocument/2006/bibliography" xmlns="http://schemas.openxmlformats.org/officeDocument/2006/bibliography" SelectedStyle="/APASixthEditionOfficeOnline.xsl" StyleName="APA" Version="6"/>
 </file>
 
 <file path=customXml/itemProps1.xml><?xml version="1.0" encoding="utf-8"?>
-<ds:datastoreItem xmlns:ds="http://schemas.openxmlformats.org/officeDocument/2006/customXml" ds:itemID="{86087619-CD9B-41FF-AE4F-C2778DE939AA}">
+<ds:datastoreItem xmlns:ds="http://schemas.openxmlformats.org/officeDocument/2006/customXml" ds:itemID="{CAF21172-20E5-5A4B-A1BF-368E8EC1D6EF}">
   <ds:schemaRefs>
     <ds:schemaRef ds:uri="http://schemas.openxmlformats.org/officeDocument/2006/bibliography"/>
   </ds:schemaRefs>
